--- a/26秋7年级讲义/【26秋】7年级讲义（第1-3讲）.docx
+++ b/26秋7年级讲义/【26秋】7年级讲义（第1-3讲）.docx
@@ -1746,7 +1746,7 @@
           <w:color w:val="222222"/>
           <w:sz w:val="21"/>
         </w:rPr>
-        <w:t>本讲核心词围绕</w:t>
+        <w:t>核心词选自本讲</w:t>
       </w:r>
       <w:r>
         <w:rPr>
@@ -1766,13 +1766,53 @@
           <w:color w:val="222222"/>
           <w:sz w:val="21"/>
         </w:rPr>
-        <w:t>话题展开，配合阅读篇章记忆，效果翻倍。先看词、再做拼读拆记，最后回到例句。</w:t>
+        <w:t xml:space="preserve">阅读篇章，优先 </w:t>
+      </w:r>
+      <w:r>
+        <w:rPr>
+          <w:rFonts w:ascii="Calibri" w:hAnsi="Calibri" w:eastAsia="微软雅黑"/>
+          <w:b/>
+          <w:i w:val="0"/>
+          <w:color w:val="F08A24"/>
+          <w:sz w:val="21"/>
+        </w:rPr>
+        <w:t>7 年级下学期常考高频词</w:t>
+      </w:r>
+      <w:r>
+        <w:rPr>
+          <w:rFonts w:ascii="Calibri" w:hAnsi="Calibri" w:eastAsia="微软雅黑"/>
+          <w:b w:val="0"/>
+          <w:i w:val="0"/>
+          <w:color w:val="222222"/>
+          <w:sz w:val="21"/>
+        </w:rPr>
+        <w:t xml:space="preserve">（已避开练习册同课词），按 </w:t>
+      </w:r>
+      <w:r>
+        <w:rPr>
+          <w:rFonts w:ascii="Calibri" w:hAnsi="Calibri" w:eastAsia="微软雅黑"/>
+          <w:b/>
+          <w:i w:val="0"/>
+          <w:color w:val="F08A24"/>
+          <w:sz w:val="21"/>
+        </w:rPr>
+        <w:t>音 · 形 · 意 · 用 · 拓</w:t>
+      </w:r>
+      <w:r>
+        <w:rPr>
+          <w:rFonts w:ascii="Calibri" w:hAnsi="Calibri" w:eastAsia="微软雅黑"/>
+          <w:b w:val="0"/>
+          <w:i w:val="0"/>
+          <w:color w:val="222222"/>
+          <w:sz w:val="21"/>
+        </w:rPr>
+        <w:t xml:space="preserve"> 五维记忆。</w:t>
       </w:r>
     </w:p>
     <w:p>
       <w:pPr>
         <w:keepNext/>
-        <w:spacing w:before="100" w:after="20" w:line="312" w:lineRule="auto"/>
+        <w:spacing w:before="120" w:after="40" w:line="312" w:lineRule="auto"/>
       </w:pPr>
       <w:r>
         <w:rPr>
@@ -1780,7 +1820,7 @@
           <w:b/>
           <w:i w:val="0"/>
           <w:color w:val="222222"/>
-          <w:sz w:val="22"/>
+          <w:sz w:val="23"/>
         </w:rPr>
         <w:t xml:space="preserve">1. </w:t>
       </w:r>
@@ -1790,35 +1830,25 @@
           <w:b/>
           <w:i w:val="0"/>
           <w:color w:val="F08A24"/>
-          <w:sz w:val="23"/>
-        </w:rPr>
-        <w:t xml:space="preserve">patient  </w:t>
+          <w:sz w:val="24"/>
+        </w:rPr>
+        <w:t xml:space="preserve">friendship  </w:t>
       </w:r>
       <w:r>
         <w:rPr>
           <w:rFonts w:ascii="Calibri" w:hAnsi="Calibri" w:eastAsia="微软雅黑"/>
           <w:b w:val="0"/>
           <w:i w:val="0"/>
-          <w:color w:val="0E8C84"/>
-          <w:sz w:val="20"/>
-        </w:rPr>
-        <w:t xml:space="preserve">/ˈpeɪʃnt/  </w:t>
-      </w:r>
-      <w:r>
-        <w:rPr>
-          <w:rFonts w:ascii="Calibri" w:hAnsi="Calibri" w:eastAsia="微软雅黑"/>
-          <w:b w:val="0"/>
-          <w:i w:val="0"/>
-          <w:color w:val="222222"/>
-          <w:sz w:val="20"/>
-        </w:rPr>
-        <w:t>adj. 有耐心的；n. 病人</w:t>
+          <w:color w:val="8A8A8A"/>
+          <w:sz w:val="18"/>
+        </w:rPr>
+        <w:t>（7下高频 · 篇章词）</w:t>
       </w:r>
     </w:p>
     <w:p>
       <w:pPr>
-        <w:spacing w:before="0" w:after="20" w:line="312" w:lineRule="auto"/>
-        <w:ind w:left="283"/>
+        <w:spacing w:before="0" w:after="40" w:line="300" w:lineRule="auto"/>
+        <w:ind w:left="227"/>
       </w:pPr>
       <w:r>
         <w:rPr>
@@ -1826,35 +1856,35 @@
           <w:b/>
           <w:i w:val="0"/>
           <w:color w:val="F08A24"/>
-          <w:sz w:val="20"/>
-        </w:rPr>
-        <w:t>【短语】</w:t>
+          <w:sz w:val="21"/>
+        </w:rPr>
+        <w:t>★</w:t>
+      </w:r>
+      <w:r>
+        <w:rPr>
+          <w:rFonts w:ascii="Calibri" w:hAnsi="Calibri" w:eastAsia="微软雅黑"/>
+          <w:b/>
+          <w:i w:val="0"/>
+          <w:color w:val="0E8C84"/>
+          <w:sz w:val="21"/>
+        </w:rPr>
+        <w:t>音：</w:t>
       </w:r>
       <w:r>
         <w:rPr>
           <w:rFonts w:ascii="Calibri" w:hAnsi="Calibri" w:eastAsia="微软雅黑"/>
           <w:b w:val="0"/>
           <w:i w:val="0"/>
-          <w:color w:val="222222"/>
-          <w:sz w:val="20"/>
-        </w:rPr>
-        <w:t xml:space="preserve">be patient with sb. </w:t>
-      </w:r>
-      <w:r>
-        <w:rPr>
-          <w:rFonts w:ascii="Calibri" w:hAnsi="Calibri" w:eastAsia="微软雅黑"/>
-          <w:b w:val="0"/>
-          <w:i w:val="0"/>
-          <w:color w:val="222222"/>
-          <w:sz w:val="20"/>
-        </w:rPr>
-        <w:t>对某人有耐心</w:t>
+          <w:color w:val="0E8C84"/>
+          <w:sz w:val="21"/>
+        </w:rPr>
+        <w:t>/ˈfrendʃɪp/</w:t>
       </w:r>
     </w:p>
     <w:p>
       <w:pPr>
-        <w:spacing w:before="0" w:after="20" w:line="312" w:lineRule="auto"/>
-        <w:ind w:left="283"/>
+        <w:spacing w:before="0" w:after="40" w:line="300" w:lineRule="auto"/>
+        <w:ind w:left="227"/>
       </w:pPr>
       <w:r>
         <w:rPr>
@@ -1862,9 +1892,29 @@
           <w:b/>
           <w:i w:val="0"/>
           <w:color w:val="F08A24"/>
-          <w:sz w:val="20"/>
-        </w:rPr>
-        <w:t>【拓展】</w:t>
+          <w:sz w:val="21"/>
+        </w:rPr>
+        <w:t>★</w:t>
+      </w:r>
+      <w:r>
+        <w:rPr>
+          <w:rFonts w:ascii="Calibri" w:hAnsi="Calibri" w:eastAsia="微软雅黑"/>
+          <w:b/>
+          <w:i w:val="0"/>
+          <w:color w:val="0E8C84"/>
+          <w:sz w:val="21"/>
+        </w:rPr>
+        <w:t>形：</w:t>
+      </w:r>
+      <w:r>
+        <w:rPr>
+          <w:rFonts w:ascii="Calibri" w:hAnsi="Calibri" w:eastAsia="微软雅黑"/>
+          <w:b/>
+          <w:i w:val="0"/>
+          <w:color w:val="222222"/>
+          <w:sz w:val="21"/>
+        </w:rPr>
+        <w:t>friend</w:t>
       </w:r>
       <w:r>
         <w:rPr>
@@ -1872,9 +1922,19 @@
           <w:b w:val="0"/>
           <w:i w:val="0"/>
           <w:color w:val="222222"/>
-          <w:sz w:val="20"/>
-        </w:rPr>
-        <w:t xml:space="preserve">patience </w:t>
+          <w:sz w:val="21"/>
+        </w:rPr>
+        <w:t xml:space="preserve">（n. 朋友）+ </w:t>
+      </w:r>
+      <w:r>
+        <w:rPr>
+          <w:rFonts w:ascii="Calibri" w:hAnsi="Calibri" w:eastAsia="微软雅黑"/>
+          <w:b/>
+          <w:i w:val="0"/>
+          <w:color w:val="222222"/>
+          <w:sz w:val="21"/>
+        </w:rPr>
+        <w:t>-ship</w:t>
       </w:r>
       <w:r>
         <w:rPr>
@@ -1882,35 +1942,15 @@
           <w:b w:val="0"/>
           <w:i w:val="0"/>
           <w:color w:val="222222"/>
-          <w:sz w:val="20"/>
-        </w:rPr>
-        <w:t xml:space="preserve">n. 耐心  →  </w:t>
-      </w:r>
-      <w:r>
-        <w:rPr>
-          <w:rFonts w:ascii="Calibri" w:hAnsi="Calibri" w:eastAsia="微软雅黑"/>
-          <w:b w:val="0"/>
-          <w:i w:val="0"/>
-          <w:color w:val="222222"/>
-          <w:sz w:val="20"/>
-        </w:rPr>
-        <w:t xml:space="preserve">impatient </w:t>
-      </w:r>
-      <w:r>
-        <w:rPr>
-          <w:rFonts w:ascii="Calibri" w:hAnsi="Calibri" w:eastAsia="微软雅黑"/>
-          <w:b w:val="0"/>
-          <w:i w:val="0"/>
-          <w:color w:val="222222"/>
-          <w:sz w:val="20"/>
-        </w:rPr>
-        <w:t>adj. 没耐心的</w:t>
+          <w:sz w:val="21"/>
+        </w:rPr>
+        <w:t>（名词后缀，表 “状态、关系”）</w:t>
       </w:r>
     </w:p>
     <w:p>
       <w:pPr>
-        <w:spacing w:before="0" w:after="20" w:line="312" w:lineRule="auto"/>
-        <w:ind w:left="283"/>
+        <w:spacing w:before="0" w:after="40" w:line="300" w:lineRule="auto"/>
+        <w:ind w:left="227"/>
       </w:pPr>
       <w:r>
         <w:rPr>
@@ -1918,35 +1958,95 @@
           <w:b/>
           <w:i w:val="0"/>
           <w:color w:val="F08A24"/>
-          <w:sz w:val="20"/>
-        </w:rPr>
-        <w:t>【例句】</w:t>
-      </w:r>
-      <w:r>
-        <w:rPr>
-          <w:rFonts w:ascii="Times New Roman" w:hAnsi="Times New Roman" w:eastAsia="微软雅黑"/>
+          <w:sz w:val="21"/>
+        </w:rPr>
+        <w:t>★</w:t>
+      </w:r>
+      <w:r>
+        <w:rPr>
+          <w:rFonts w:ascii="Calibri" w:hAnsi="Calibri" w:eastAsia="微软雅黑"/>
+          <w:b/>
+          <w:i w:val="0"/>
+          <w:color w:val="0E8C84"/>
+          <w:sz w:val="21"/>
+        </w:rPr>
+        <w:t>意：</w:t>
+      </w:r>
+      <w:r>
+        <w:rPr>
+          <w:rFonts w:ascii="Calibri" w:hAnsi="Calibri" w:eastAsia="微软雅黑"/>
           <w:b w:val="0"/>
           <w:i w:val="0"/>
           <w:color w:val="222222"/>
-          <w:sz w:val="20"/>
-        </w:rPr>
-        <w:t>The doctor is very patient with his patients.</w:t>
+          <w:sz w:val="21"/>
+        </w:rPr>
+        <w:t>n. 友谊；友情</w:t>
       </w:r>
     </w:p>
     <w:p>
       <w:pPr>
-        <w:spacing w:before="0" w:after="20" w:line="312" w:lineRule="auto"/>
-        <w:ind w:left="283"/>
-      </w:pPr>
+        <w:spacing w:before="0" w:after="40" w:line="300" w:lineRule="auto"/>
+        <w:ind w:left="227"/>
+      </w:pPr>
+      <w:r>
+        <w:rPr>
+          <w:rFonts w:ascii="Calibri" w:hAnsi="Calibri" w:eastAsia="微软雅黑"/>
+          <w:b/>
+          <w:i w:val="0"/>
+          <w:color w:val="F08A24"/>
+          <w:sz w:val="21"/>
+        </w:rPr>
+        <w:t>★</w:t>
+      </w:r>
+      <w:r>
+        <w:rPr>
+          <w:rFonts w:ascii="Calibri" w:hAnsi="Calibri" w:eastAsia="微软雅黑"/>
+          <w:b/>
+          <w:i w:val="0"/>
+          <w:color w:val="0E8C84"/>
+          <w:sz w:val="21"/>
+        </w:rPr>
+        <w:t>用：</w:t>
+      </w:r>
       <w:r>
         <w:rPr>
           <w:rFonts w:ascii="Calibri" w:hAnsi="Calibri" w:eastAsia="微软雅黑"/>
           <w:b w:val="0"/>
           <w:i w:val="0"/>
           <w:color w:val="222222"/>
-          <w:sz w:val="20"/>
-        </w:rPr>
-        <w:t xml:space="preserve">      医生对他的病人很有耐心。</w:t>
+          <w:sz w:val="21"/>
+        </w:rPr>
+        <w:t xml:space="preserve">build / keep a friendship </w:t>
+      </w:r>
+      <w:r>
+        <w:rPr>
+          <w:rFonts w:ascii="Calibri" w:hAnsi="Calibri" w:eastAsia="微软雅黑"/>
+          <w:b w:val="0"/>
+          <w:i w:val="0"/>
+          <w:color w:val="222222"/>
+          <w:sz w:val="21"/>
+        </w:rPr>
+        <w:t>建立 / 维持友谊；</w:t>
+      </w:r>
+      <w:r>
+        <w:rPr>
+          <w:rFonts w:ascii="Calibri" w:hAnsi="Calibri" w:eastAsia="微软雅黑"/>
+          <w:b w:val="0"/>
+          <w:i w:val="0"/>
+          <w:color w:val="222222"/>
+          <w:sz w:val="21"/>
+        </w:rPr>
+        <w:t xml:space="preserve">friendship between A and B </w:t>
+      </w:r>
+      <w:r>
+        <w:rPr>
+          <w:rFonts w:ascii="Calibri" w:hAnsi="Calibri" w:eastAsia="微软雅黑"/>
+          <w:b w:val="0"/>
+          <w:i w:val="0"/>
+          <w:color w:val="222222"/>
+          <w:sz w:val="21"/>
+        </w:rPr>
+        <w:t>A 与 B 之间的友谊</w:t>
       </w:r>
     </w:p>
     <w:tbl>
@@ -1965,13 +2065,15 @@
         <w:tblLook w:firstColumn="1" w:firstRow="1" w:lastColumn="0" w:lastRow="0" w:noHBand="0" w:noVBand="1" w:val="04A0"/>
       </w:tblPr>
       <w:tblGrid>
-        <w:gridCol w:w="4706"/>
-        <w:gridCol w:w="4706"/>
+        <w:gridCol w:w="2353"/>
+        <w:gridCol w:w="2353"/>
+        <w:gridCol w:w="2353"/>
+        <w:gridCol w:w="2353"/>
       </w:tblGrid>
       <w:tr>
         <w:tc>
           <w:tcPr>
-            <w:tcW w:type="dxa" w:w="4649"/>
+            <w:tcW w:type="dxa" w:w="2041"/>
             <w:shd w:val="clear" w:color="auto" w:fill="16A39A"/>
             <w:vAlign w:val="center"/>
           </w:tcPr>
@@ -1988,13 +2090,13 @@
                 <w:color w:val="FFFFFF"/>
                 <w:sz w:val="20"/>
               </w:rPr>
-              <w:t>/peɪ/</w:t>
+              <w:t>单词</w:t>
             </w:r>
           </w:p>
         </w:tc>
         <w:tc>
           <w:tcPr>
-            <w:tcW w:type="dxa" w:w="4649"/>
+            <w:tcW w:type="dxa" w:w="2608"/>
             <w:shd w:val="clear" w:color="auto" w:fill="16A39A"/>
             <w:vAlign w:val="center"/>
           </w:tcPr>
@@ -2011,7 +2113,53 @@
                 <w:color w:val="FFFFFF"/>
                 <w:sz w:val="20"/>
               </w:rPr>
-              <w:t>/ʃnt/</w:t>
+              <w:t>构成</w:t>
+            </w:r>
+          </w:p>
+        </w:tc>
+        <w:tc>
+          <w:tcPr>
+            <w:tcW w:type="dxa" w:w="1474"/>
+            <w:shd w:val="clear" w:color="auto" w:fill="16A39A"/>
+            <w:vAlign w:val="center"/>
+          </w:tcPr>
+          <w:p>
+            <w:pPr>
+              <w:spacing w:after="20" w:before="20"/>
+              <w:jc w:val="center"/>
+            </w:pPr>
+            <w:r>
+              <w:rPr>
+                <w:rFonts w:ascii="Calibri" w:hAnsi="Calibri" w:eastAsia="微软雅黑"/>
+                <w:b/>
+                <w:i w:val="0"/>
+                <w:color w:val="FFFFFF"/>
+                <w:sz w:val="20"/>
+              </w:rPr>
+              <w:t>词性</w:t>
+            </w:r>
+          </w:p>
+        </w:tc>
+        <w:tc>
+          <w:tcPr>
+            <w:tcW w:type="dxa" w:w="3175"/>
+            <w:shd w:val="clear" w:color="auto" w:fill="16A39A"/>
+            <w:vAlign w:val="center"/>
+          </w:tcPr>
+          <w:p>
+            <w:pPr>
+              <w:spacing w:after="20" w:before="20"/>
+              <w:jc w:val="center"/>
+            </w:pPr>
+            <w:r>
+              <w:rPr>
+                <w:rFonts w:ascii="Calibri" w:hAnsi="Calibri" w:eastAsia="微软雅黑"/>
+                <w:b/>
+                <w:i w:val="0"/>
+                <w:color w:val="FFFFFF"/>
+                <w:sz w:val="20"/>
+              </w:rPr>
+              <w:t>含义</w:t>
             </w:r>
           </w:p>
         </w:tc>
@@ -2019,13 +2167,13 @@
       <w:tr>
         <w:tc>
           <w:tcPr>
-            <w:tcW w:type="dxa" w:w="4649"/>
+            <w:tcW w:type="dxa" w:w="2041"/>
             <w:vAlign w:val="center"/>
           </w:tcPr>
           <w:p>
             <w:pPr>
               <w:spacing w:after="20" w:before="20"/>
-              <w:jc w:val="left"/>
+              <w:jc w:val="center"/>
             </w:pPr>
             <w:r>
               <w:rPr>
@@ -2035,19 +2183,19 @@
                 <w:color w:val="222222"/>
                 <w:sz w:val="19"/>
               </w:rPr>
-              <w:t>pa</w:t>
+              <w:t>friend</w:t>
             </w:r>
           </w:p>
         </w:tc>
         <w:tc>
           <w:tcPr>
-            <w:tcW w:type="dxa" w:w="4649"/>
+            <w:tcW w:type="dxa" w:w="2608"/>
             <w:vAlign w:val="center"/>
           </w:tcPr>
           <w:p>
             <w:pPr>
               <w:spacing w:after="20" w:before="20"/>
-              <w:jc w:val="left"/>
+              <w:jc w:val="center"/>
             </w:pPr>
             <w:r>
               <w:rPr>
@@ -2057,7 +2205,235 @@
                 <w:color w:val="222222"/>
                 <w:sz w:val="19"/>
               </w:rPr>
-              <w:t>tient</w:t>
+              <w:t>—</w:t>
+            </w:r>
+          </w:p>
+        </w:tc>
+        <w:tc>
+          <w:tcPr>
+            <w:tcW w:type="dxa" w:w="1474"/>
+            <w:vAlign w:val="center"/>
+          </w:tcPr>
+          <w:p>
+            <w:pPr>
+              <w:spacing w:after="20" w:before="20"/>
+              <w:jc w:val="center"/>
+            </w:pPr>
+            <w:r>
+              <w:rPr>
+                <w:rFonts w:ascii="Calibri" w:hAnsi="Calibri" w:eastAsia="微软雅黑"/>
+                <w:b w:val="0"/>
+                <w:i w:val="0"/>
+                <w:color w:val="222222"/>
+                <w:sz w:val="19"/>
+              </w:rPr>
+              <w:t>n.</w:t>
+            </w:r>
+          </w:p>
+        </w:tc>
+        <w:tc>
+          <w:tcPr>
+            <w:tcW w:type="dxa" w:w="3175"/>
+            <w:vAlign w:val="center"/>
+          </w:tcPr>
+          <w:p>
+            <w:pPr>
+              <w:spacing w:after="20" w:before="20"/>
+              <w:jc w:val="center"/>
+            </w:pPr>
+            <w:r>
+              <w:rPr>
+                <w:rFonts w:ascii="Calibri" w:hAnsi="Calibri" w:eastAsia="微软雅黑"/>
+                <w:b w:val="0"/>
+                <w:i w:val="0"/>
+                <w:color w:val="222222"/>
+                <w:sz w:val="19"/>
+              </w:rPr>
+              <w:t>朋友</w:t>
+            </w:r>
+          </w:p>
+        </w:tc>
+      </w:tr>
+      <w:tr>
+        <w:tc>
+          <w:tcPr>
+            <w:tcW w:type="dxa" w:w="2041"/>
+            <w:shd w:val="clear" w:color="auto" w:fill="EAF7F5"/>
+            <w:vAlign w:val="center"/>
+          </w:tcPr>
+          <w:p>
+            <w:pPr>
+              <w:spacing w:after="20" w:before="20"/>
+              <w:jc w:val="center"/>
+            </w:pPr>
+            <w:r>
+              <w:rPr>
+                <w:rFonts w:ascii="Calibri" w:hAnsi="Calibri" w:eastAsia="微软雅黑"/>
+                <w:b w:val="0"/>
+                <w:i w:val="0"/>
+                <w:color w:val="222222"/>
+                <w:sz w:val="19"/>
+              </w:rPr>
+              <w:t>friendly</w:t>
+            </w:r>
+          </w:p>
+        </w:tc>
+        <w:tc>
+          <w:tcPr>
+            <w:tcW w:type="dxa" w:w="2608"/>
+            <w:shd w:val="clear" w:color="auto" w:fill="EAF7F5"/>
+            <w:vAlign w:val="center"/>
+          </w:tcPr>
+          <w:p>
+            <w:pPr>
+              <w:spacing w:after="20" w:before="20"/>
+              <w:jc w:val="center"/>
+            </w:pPr>
+            <w:r>
+              <w:rPr>
+                <w:rFonts w:ascii="Calibri" w:hAnsi="Calibri" w:eastAsia="微软雅黑"/>
+                <w:b w:val="0"/>
+                <w:i w:val="0"/>
+                <w:color w:val="222222"/>
+                <w:sz w:val="19"/>
+              </w:rPr>
+              <w:t>friend + ly</w:t>
+            </w:r>
+          </w:p>
+        </w:tc>
+        <w:tc>
+          <w:tcPr>
+            <w:tcW w:type="dxa" w:w="1474"/>
+            <w:shd w:val="clear" w:color="auto" w:fill="EAF7F5"/>
+            <w:vAlign w:val="center"/>
+          </w:tcPr>
+          <w:p>
+            <w:pPr>
+              <w:spacing w:after="20" w:before="20"/>
+              <w:jc w:val="center"/>
+            </w:pPr>
+            <w:r>
+              <w:rPr>
+                <w:rFonts w:ascii="Calibri" w:hAnsi="Calibri" w:eastAsia="微软雅黑"/>
+                <w:b w:val="0"/>
+                <w:i w:val="0"/>
+                <w:color w:val="222222"/>
+                <w:sz w:val="19"/>
+              </w:rPr>
+              <w:t>adj.</w:t>
+            </w:r>
+          </w:p>
+        </w:tc>
+        <w:tc>
+          <w:tcPr>
+            <w:tcW w:type="dxa" w:w="3175"/>
+            <w:shd w:val="clear" w:color="auto" w:fill="EAF7F5"/>
+            <w:vAlign w:val="center"/>
+          </w:tcPr>
+          <w:p>
+            <w:pPr>
+              <w:spacing w:after="20" w:before="20"/>
+              <w:jc w:val="center"/>
+            </w:pPr>
+            <w:r>
+              <w:rPr>
+                <w:rFonts w:ascii="Calibri" w:hAnsi="Calibri" w:eastAsia="微软雅黑"/>
+                <w:b w:val="0"/>
+                <w:i w:val="0"/>
+                <w:color w:val="222222"/>
+                <w:sz w:val="19"/>
+              </w:rPr>
+              <w:t>友好的</w:t>
+            </w:r>
+          </w:p>
+        </w:tc>
+      </w:tr>
+      <w:tr>
+        <w:tc>
+          <w:tcPr>
+            <w:tcW w:type="dxa" w:w="2041"/>
+            <w:vAlign w:val="center"/>
+          </w:tcPr>
+          <w:p>
+            <w:pPr>
+              <w:spacing w:after="20" w:before="20"/>
+              <w:jc w:val="center"/>
+            </w:pPr>
+            <w:r>
+              <w:rPr>
+                <w:rFonts w:ascii="Calibri" w:hAnsi="Calibri" w:eastAsia="微软雅黑"/>
+                <w:b w:val="0"/>
+                <w:i w:val="0"/>
+                <w:color w:val="222222"/>
+                <w:sz w:val="19"/>
+              </w:rPr>
+              <w:t>friendship</w:t>
+            </w:r>
+          </w:p>
+        </w:tc>
+        <w:tc>
+          <w:tcPr>
+            <w:tcW w:type="dxa" w:w="2608"/>
+            <w:vAlign w:val="center"/>
+          </w:tcPr>
+          <w:p>
+            <w:pPr>
+              <w:spacing w:after="20" w:before="20"/>
+              <w:jc w:val="center"/>
+            </w:pPr>
+            <w:r>
+              <w:rPr>
+                <w:rFonts w:ascii="Calibri" w:hAnsi="Calibri" w:eastAsia="微软雅黑"/>
+                <w:b w:val="0"/>
+                <w:i w:val="0"/>
+                <w:color w:val="222222"/>
+                <w:sz w:val="19"/>
+              </w:rPr>
+              <w:t>friend + ship</w:t>
+            </w:r>
+          </w:p>
+        </w:tc>
+        <w:tc>
+          <w:tcPr>
+            <w:tcW w:type="dxa" w:w="1474"/>
+            <w:vAlign w:val="center"/>
+          </w:tcPr>
+          <w:p>
+            <w:pPr>
+              <w:spacing w:after="20" w:before="20"/>
+              <w:jc w:val="center"/>
+            </w:pPr>
+            <w:r>
+              <w:rPr>
+                <w:rFonts w:ascii="Calibri" w:hAnsi="Calibri" w:eastAsia="微软雅黑"/>
+                <w:b w:val="0"/>
+                <w:i w:val="0"/>
+                <w:color w:val="222222"/>
+                <w:sz w:val="19"/>
+              </w:rPr>
+              <w:t>n.</w:t>
+            </w:r>
+          </w:p>
+        </w:tc>
+        <w:tc>
+          <w:tcPr>
+            <w:tcW w:type="dxa" w:w="3175"/>
+            <w:vAlign w:val="center"/>
+          </w:tcPr>
+          <w:p>
+            <w:pPr>
+              <w:spacing w:after="20" w:before="20"/>
+              <w:jc w:val="center"/>
+            </w:pPr>
+            <w:r>
+              <w:rPr>
+                <w:rFonts w:ascii="Calibri" w:hAnsi="Calibri" w:eastAsia="微软雅黑"/>
+                <w:b w:val="0"/>
+                <w:i w:val="0"/>
+                <w:color w:val="222222"/>
+                <w:sz w:val="19"/>
+              </w:rPr>
+              <w:t>友谊</w:t>
             </w:r>
           </w:p>
         </w:tc>
@@ -2071,7 +2447,7 @@
     <w:p>
       <w:pPr>
         <w:keepNext/>
-        <w:spacing w:before="100" w:after="20" w:line="312" w:lineRule="auto"/>
+        <w:spacing w:before="120" w:after="40" w:line="312" w:lineRule="auto"/>
       </w:pPr>
       <w:r>
         <w:rPr>
@@ -2079,7 +2455,7 @@
           <w:b/>
           <w:i w:val="0"/>
           <w:color w:val="222222"/>
-          <w:sz w:val="22"/>
+          <w:sz w:val="23"/>
         </w:rPr>
         <w:t xml:space="preserve">2. </w:t>
       </w:r>
@@ -2089,35 +2465,25 @@
           <w:b/>
           <w:i w:val="0"/>
           <w:color w:val="F08A24"/>
-          <w:sz w:val="23"/>
-        </w:rPr>
-        <w:t xml:space="preserve">real  </w:t>
+          <w:sz w:val="24"/>
+        </w:rPr>
+        <w:t xml:space="preserve">patient  </w:t>
       </w:r>
       <w:r>
         <w:rPr>
           <w:rFonts w:ascii="Calibri" w:hAnsi="Calibri" w:eastAsia="微软雅黑"/>
           <w:b w:val="0"/>
           <w:i w:val="0"/>
-          <w:color w:val="0E8C84"/>
-          <w:sz w:val="20"/>
-        </w:rPr>
-        <w:t xml:space="preserve">/ˈriːəl/  </w:t>
-      </w:r>
-      <w:r>
-        <w:rPr>
-          <w:rFonts w:ascii="Calibri" w:hAnsi="Calibri" w:eastAsia="微软雅黑"/>
-          <w:b w:val="0"/>
-          <w:i w:val="0"/>
-          <w:color w:val="222222"/>
-          <w:sz w:val="20"/>
-        </w:rPr>
-        <w:t>adj. 真实的；实际存在的</w:t>
+          <w:color w:val="8A8A8A"/>
+          <w:sz w:val="18"/>
+        </w:rPr>
+        <w:t>（7下高频 · 原讲义词）</w:t>
       </w:r>
     </w:p>
     <w:p>
       <w:pPr>
-        <w:spacing w:before="0" w:after="20" w:line="312" w:lineRule="auto"/>
-        <w:ind w:left="283"/>
+        <w:spacing w:before="0" w:after="40" w:line="300" w:lineRule="auto"/>
+        <w:ind w:left="227"/>
       </w:pPr>
       <w:r>
         <w:rPr>
@@ -2125,55 +2491,35 @@
           <w:b/>
           <w:i w:val="0"/>
           <w:color w:val="F08A24"/>
-          <w:sz w:val="20"/>
-        </w:rPr>
-        <w:t>【短语】</w:t>
+          <w:sz w:val="21"/>
+        </w:rPr>
+        <w:t>★</w:t>
+      </w:r>
+      <w:r>
+        <w:rPr>
+          <w:rFonts w:ascii="Calibri" w:hAnsi="Calibri" w:eastAsia="微软雅黑"/>
+          <w:b/>
+          <w:i w:val="0"/>
+          <w:color w:val="0E8C84"/>
+          <w:sz w:val="21"/>
+        </w:rPr>
+        <w:t>音：</w:t>
       </w:r>
       <w:r>
         <w:rPr>
           <w:rFonts w:ascii="Calibri" w:hAnsi="Calibri" w:eastAsia="微软雅黑"/>
           <w:b w:val="0"/>
           <w:i w:val="0"/>
-          <w:color w:val="222222"/>
-          <w:sz w:val="20"/>
-        </w:rPr>
-        <w:t xml:space="preserve">the real world </w:t>
-      </w:r>
-      <w:r>
-        <w:rPr>
-          <w:rFonts w:ascii="Calibri" w:hAnsi="Calibri" w:eastAsia="微软雅黑"/>
-          <w:b w:val="0"/>
-          <w:i w:val="0"/>
-          <w:color w:val="222222"/>
-          <w:sz w:val="20"/>
-        </w:rPr>
-        <w:t xml:space="preserve">现实世界  |  </w:t>
-      </w:r>
-      <w:r>
-        <w:rPr>
-          <w:rFonts w:ascii="Calibri" w:hAnsi="Calibri" w:eastAsia="微软雅黑"/>
-          <w:b w:val="0"/>
-          <w:i w:val="0"/>
-          <w:color w:val="222222"/>
-          <w:sz w:val="20"/>
-        </w:rPr>
-        <w:t xml:space="preserve">in real life </w:t>
-      </w:r>
-      <w:r>
-        <w:rPr>
-          <w:rFonts w:ascii="Calibri" w:hAnsi="Calibri" w:eastAsia="微软雅黑"/>
-          <w:b w:val="0"/>
-          <w:i w:val="0"/>
-          <w:color w:val="222222"/>
-          <w:sz w:val="20"/>
-        </w:rPr>
-        <w:t>在现实生活中</w:t>
+          <w:color w:val="0E8C84"/>
+          <w:sz w:val="21"/>
+        </w:rPr>
+        <w:t>/ˈpeɪʃnt/</w:t>
       </w:r>
     </w:p>
     <w:p>
       <w:pPr>
-        <w:spacing w:before="0" w:after="20" w:line="312" w:lineRule="auto"/>
-        <w:ind w:left="283"/>
+        <w:spacing w:before="0" w:after="40" w:line="300" w:lineRule="auto"/>
+        <w:ind w:left="227"/>
       </w:pPr>
       <w:r>
         <w:rPr>
@@ -2181,9 +2527,29 @@
           <w:b/>
           <w:i w:val="0"/>
           <w:color w:val="F08A24"/>
-          <w:sz w:val="20"/>
-        </w:rPr>
-        <w:t>【拓展】</w:t>
+          <w:sz w:val="21"/>
+        </w:rPr>
+        <w:t>★</w:t>
+      </w:r>
+      <w:r>
+        <w:rPr>
+          <w:rFonts w:ascii="Calibri" w:hAnsi="Calibri" w:eastAsia="微软雅黑"/>
+          <w:b/>
+          <w:i w:val="0"/>
+          <w:color w:val="0E8C84"/>
+          <w:sz w:val="21"/>
+        </w:rPr>
+        <w:t>形：</w:t>
+      </w:r>
+      <w:r>
+        <w:rPr>
+          <w:rFonts w:ascii="Calibri" w:hAnsi="Calibri" w:eastAsia="微软雅黑"/>
+          <w:b/>
+          <w:i w:val="0"/>
+          <w:color w:val="222222"/>
+          <w:sz w:val="21"/>
+        </w:rPr>
+        <w:t>pati</w:t>
       </w:r>
       <w:r>
         <w:rPr>
@@ -2191,9 +2557,19 @@
           <w:b w:val="0"/>
           <w:i w:val="0"/>
           <w:color w:val="222222"/>
-          <w:sz w:val="20"/>
-        </w:rPr>
-        <w:t xml:space="preserve">really </w:t>
+          <w:sz w:val="21"/>
+        </w:rPr>
+        <w:t xml:space="preserve">（忍耐）+ </w:t>
+      </w:r>
+      <w:r>
+        <w:rPr>
+          <w:rFonts w:ascii="Calibri" w:hAnsi="Calibri" w:eastAsia="微软雅黑"/>
+          <w:b/>
+          <w:i w:val="0"/>
+          <w:color w:val="222222"/>
+          <w:sz w:val="21"/>
+        </w:rPr>
+        <w:t>-ent</w:t>
       </w:r>
       <w:r>
         <w:rPr>
@@ -2201,35 +2577,15 @@
           <w:b w:val="0"/>
           <w:i w:val="0"/>
           <w:color w:val="222222"/>
-          <w:sz w:val="20"/>
-        </w:rPr>
-        <w:t xml:space="preserve">adv. 真地；确实  |  </w:t>
-      </w:r>
-      <w:r>
-        <w:rPr>
-          <w:rFonts w:ascii="Calibri" w:hAnsi="Calibri" w:eastAsia="微软雅黑"/>
-          <w:b w:val="0"/>
-          <w:i w:val="0"/>
-          <w:color w:val="222222"/>
-          <w:sz w:val="20"/>
-        </w:rPr>
-        <w:t xml:space="preserve">reality </w:t>
-      </w:r>
-      <w:r>
-        <w:rPr>
-          <w:rFonts w:ascii="Calibri" w:hAnsi="Calibri" w:eastAsia="微软雅黑"/>
-          <w:b w:val="0"/>
-          <w:i w:val="0"/>
-          <w:color w:val="222222"/>
-          <w:sz w:val="20"/>
-        </w:rPr>
-        <w:t>n. 现实</w:t>
+          <w:sz w:val="21"/>
+        </w:rPr>
+        <w:t>（形容词后缀）</w:t>
       </w:r>
     </w:p>
     <w:p>
       <w:pPr>
-        <w:spacing w:before="0" w:after="20" w:line="312" w:lineRule="auto"/>
-        <w:ind w:left="283"/>
+        <w:spacing w:before="0" w:after="40" w:line="300" w:lineRule="auto"/>
+        <w:ind w:left="227"/>
       </w:pPr>
       <w:r>
         <w:rPr>
@@ -2237,35 +2593,75 @@
           <w:b/>
           <w:i w:val="0"/>
           <w:color w:val="F08A24"/>
-          <w:sz w:val="20"/>
-        </w:rPr>
-        <w:t>【例句】</w:t>
-      </w:r>
-      <w:r>
-        <w:rPr>
-          <w:rFonts w:ascii="Times New Roman" w:hAnsi="Times New Roman" w:eastAsia="微软雅黑"/>
+          <w:sz w:val="21"/>
+        </w:rPr>
+        <w:t>★</w:t>
+      </w:r>
+      <w:r>
+        <w:rPr>
+          <w:rFonts w:ascii="Calibri" w:hAnsi="Calibri" w:eastAsia="微软雅黑"/>
+          <w:b/>
+          <w:i w:val="0"/>
+          <w:color w:val="0E8C84"/>
+          <w:sz w:val="21"/>
+        </w:rPr>
+        <w:t>意：</w:t>
+      </w:r>
+      <w:r>
+        <w:rPr>
+          <w:rFonts w:ascii="Calibri" w:hAnsi="Calibri" w:eastAsia="微软雅黑"/>
           <w:b w:val="0"/>
           <w:i w:val="0"/>
           <w:color w:val="222222"/>
-          <w:sz w:val="20"/>
-        </w:rPr>
-        <w:t>She was really happy to find a real diamond ring.</w:t>
+          <w:sz w:val="21"/>
+        </w:rPr>
+        <w:t>adj. 有耐心的　n. 病人</w:t>
       </w:r>
     </w:p>
     <w:p>
       <w:pPr>
-        <w:spacing w:before="0" w:after="20" w:line="312" w:lineRule="auto"/>
-        <w:ind w:left="283"/>
-      </w:pPr>
+        <w:spacing w:before="0" w:after="40" w:line="300" w:lineRule="auto"/>
+        <w:ind w:left="227"/>
+      </w:pPr>
+      <w:r>
+        <w:rPr>
+          <w:rFonts w:ascii="Calibri" w:hAnsi="Calibri" w:eastAsia="微软雅黑"/>
+          <w:b/>
+          <w:i w:val="0"/>
+          <w:color w:val="F08A24"/>
+          <w:sz w:val="21"/>
+        </w:rPr>
+        <w:t>★</w:t>
+      </w:r>
+      <w:r>
+        <w:rPr>
+          <w:rFonts w:ascii="Calibri" w:hAnsi="Calibri" w:eastAsia="微软雅黑"/>
+          <w:b/>
+          <w:i w:val="0"/>
+          <w:color w:val="0E8C84"/>
+          <w:sz w:val="21"/>
+        </w:rPr>
+        <w:t>用：</w:t>
+      </w:r>
       <w:r>
         <w:rPr>
           <w:rFonts w:ascii="Calibri" w:hAnsi="Calibri" w:eastAsia="微软雅黑"/>
           <w:b w:val="0"/>
           <w:i w:val="0"/>
           <w:color w:val="222222"/>
-          <w:sz w:val="20"/>
-        </w:rPr>
-        <w:t xml:space="preserve">      找到一枚真钻戒指，她真的很开心。</w:t>
+          <w:sz w:val="21"/>
+        </w:rPr>
+        <w:t xml:space="preserve">be patient with sb. </w:t>
+      </w:r>
+      <w:r>
+        <w:rPr>
+          <w:rFonts w:ascii="Calibri" w:hAnsi="Calibri" w:eastAsia="微软雅黑"/>
+          <w:b w:val="0"/>
+          <w:i w:val="0"/>
+          <w:color w:val="222222"/>
+          <w:sz w:val="21"/>
+        </w:rPr>
+        <w:t>对某人有耐心</w:t>
       </w:r>
     </w:p>
     <w:tbl>
@@ -2284,14 +2680,15 @@
         <w:tblLook w:firstColumn="1" w:firstRow="1" w:lastColumn="0" w:lastRow="0" w:noHBand="0" w:noVBand="1" w:val="04A0"/>
       </w:tblPr>
       <w:tblGrid>
-        <w:gridCol w:w="3137"/>
-        <w:gridCol w:w="3137"/>
-        <w:gridCol w:w="3137"/>
+        <w:gridCol w:w="2353"/>
+        <w:gridCol w:w="2353"/>
+        <w:gridCol w:w="2353"/>
+        <w:gridCol w:w="2353"/>
       </w:tblGrid>
       <w:tr>
         <w:tc>
           <w:tcPr>
-            <w:tcW w:type="dxa" w:w="3099"/>
+            <w:tcW w:type="dxa" w:w="2041"/>
             <w:shd w:val="clear" w:color="auto" w:fill="16A39A"/>
             <w:vAlign w:val="center"/>
           </w:tcPr>
@@ -2308,13 +2705,13 @@
                 <w:color w:val="FFFFFF"/>
                 <w:sz w:val="20"/>
               </w:rPr>
-              <w:t>/r/</w:t>
+              <w:t>单词</w:t>
             </w:r>
           </w:p>
         </w:tc>
         <w:tc>
           <w:tcPr>
-            <w:tcW w:type="dxa" w:w="3099"/>
+            <w:tcW w:type="dxa" w:w="2608"/>
             <w:shd w:val="clear" w:color="auto" w:fill="16A39A"/>
             <w:vAlign w:val="center"/>
           </w:tcPr>
@@ -2331,13 +2728,13 @@
                 <w:color w:val="FFFFFF"/>
                 <w:sz w:val="20"/>
               </w:rPr>
-              <w:t>/iːə/</w:t>
+              <w:t>构成</w:t>
             </w:r>
           </w:p>
         </w:tc>
         <w:tc>
           <w:tcPr>
-            <w:tcW w:type="dxa" w:w="3099"/>
+            <w:tcW w:type="dxa" w:w="1474"/>
             <w:shd w:val="clear" w:color="auto" w:fill="16A39A"/>
             <w:vAlign w:val="center"/>
           </w:tcPr>
@@ -2354,15 +2751,14 @@
                 <w:color w:val="FFFFFF"/>
                 <w:sz w:val="20"/>
               </w:rPr>
-              <w:t>/l/</w:t>
+              <w:t>词性</w:t>
             </w:r>
           </w:p>
         </w:tc>
-      </w:tr>
-      <w:tr>
         <w:tc>
           <w:tcPr>
-            <w:tcW w:type="dxa" w:w="3099"/>
+            <w:tcW w:type="dxa" w:w="3175"/>
+            <w:shd w:val="clear" w:color="auto" w:fill="16A39A"/>
             <w:vAlign w:val="center"/>
           </w:tcPr>
           <w:p>
@@ -2373,18 +2769,20 @@
             <w:r>
               <w:rPr>
                 <w:rFonts w:ascii="Calibri" w:hAnsi="Calibri" w:eastAsia="微软雅黑"/>
-                <w:b w:val="0"/>
-                <w:i w:val="0"/>
-                <w:color w:val="222222"/>
-                <w:sz w:val="19"/>
-              </w:rPr>
-              <w:t>r</w:t>
+                <w:b/>
+                <w:i w:val="0"/>
+                <w:color w:val="FFFFFF"/>
+                <w:sz w:val="20"/>
+              </w:rPr>
+              <w:t>含义</w:t>
             </w:r>
           </w:p>
         </w:tc>
+      </w:tr>
+      <w:tr>
         <w:tc>
           <w:tcPr>
-            <w:tcW w:type="dxa" w:w="3099"/>
+            <w:tcW w:type="dxa" w:w="2041"/>
             <w:vAlign w:val="center"/>
           </w:tcPr>
           <w:p>
@@ -2400,13 +2798,13 @@
                 <w:color w:val="222222"/>
                 <w:sz w:val="19"/>
               </w:rPr>
-              <w:t>ea</w:t>
+              <w:t>patient</w:t>
             </w:r>
           </w:p>
         </w:tc>
         <w:tc>
           <w:tcPr>
-            <w:tcW w:type="dxa" w:w="3099"/>
+            <w:tcW w:type="dxa" w:w="2608"/>
             <w:vAlign w:val="center"/>
           </w:tcPr>
           <w:p>
@@ -2422,7 +2820,235 @@
                 <w:color w:val="222222"/>
                 <w:sz w:val="19"/>
               </w:rPr>
-              <w:t>l</w:t>
+              <w:t>—</w:t>
+            </w:r>
+          </w:p>
+        </w:tc>
+        <w:tc>
+          <w:tcPr>
+            <w:tcW w:type="dxa" w:w="1474"/>
+            <w:vAlign w:val="center"/>
+          </w:tcPr>
+          <w:p>
+            <w:pPr>
+              <w:spacing w:after="20" w:before="20"/>
+              <w:jc w:val="center"/>
+            </w:pPr>
+            <w:r>
+              <w:rPr>
+                <w:rFonts w:ascii="Calibri" w:hAnsi="Calibri" w:eastAsia="微软雅黑"/>
+                <w:b w:val="0"/>
+                <w:i w:val="0"/>
+                <w:color w:val="222222"/>
+                <w:sz w:val="19"/>
+              </w:rPr>
+              <w:t>adj./n.</w:t>
+            </w:r>
+          </w:p>
+        </w:tc>
+        <w:tc>
+          <w:tcPr>
+            <w:tcW w:type="dxa" w:w="3175"/>
+            <w:vAlign w:val="center"/>
+          </w:tcPr>
+          <w:p>
+            <w:pPr>
+              <w:spacing w:after="20" w:before="20"/>
+              <w:jc w:val="center"/>
+            </w:pPr>
+            <w:r>
+              <w:rPr>
+                <w:rFonts w:ascii="Calibri" w:hAnsi="Calibri" w:eastAsia="微软雅黑"/>
+                <w:b w:val="0"/>
+                <w:i w:val="0"/>
+                <w:color w:val="222222"/>
+                <w:sz w:val="19"/>
+              </w:rPr>
+              <w:t>有耐心的；病人</w:t>
+            </w:r>
+          </w:p>
+        </w:tc>
+      </w:tr>
+      <w:tr>
+        <w:tc>
+          <w:tcPr>
+            <w:tcW w:type="dxa" w:w="2041"/>
+            <w:shd w:val="clear" w:color="auto" w:fill="EAF7F5"/>
+            <w:vAlign w:val="center"/>
+          </w:tcPr>
+          <w:p>
+            <w:pPr>
+              <w:spacing w:after="20" w:before="20"/>
+              <w:jc w:val="center"/>
+            </w:pPr>
+            <w:r>
+              <w:rPr>
+                <w:rFonts w:ascii="Calibri" w:hAnsi="Calibri" w:eastAsia="微软雅黑"/>
+                <w:b w:val="0"/>
+                <w:i w:val="0"/>
+                <w:color w:val="222222"/>
+                <w:sz w:val="19"/>
+              </w:rPr>
+              <w:t>patience</w:t>
+            </w:r>
+          </w:p>
+        </w:tc>
+        <w:tc>
+          <w:tcPr>
+            <w:tcW w:type="dxa" w:w="2608"/>
+            <w:shd w:val="clear" w:color="auto" w:fill="EAF7F5"/>
+            <w:vAlign w:val="center"/>
+          </w:tcPr>
+          <w:p>
+            <w:pPr>
+              <w:spacing w:after="20" w:before="20"/>
+              <w:jc w:val="center"/>
+            </w:pPr>
+            <w:r>
+              <w:rPr>
+                <w:rFonts w:ascii="Calibri" w:hAnsi="Calibri" w:eastAsia="微软雅黑"/>
+                <w:b w:val="0"/>
+                <w:i w:val="0"/>
+                <w:color w:val="222222"/>
+                <w:sz w:val="19"/>
+              </w:rPr>
+              <w:t>patient → ce</w:t>
+            </w:r>
+          </w:p>
+        </w:tc>
+        <w:tc>
+          <w:tcPr>
+            <w:tcW w:type="dxa" w:w="1474"/>
+            <w:shd w:val="clear" w:color="auto" w:fill="EAF7F5"/>
+            <w:vAlign w:val="center"/>
+          </w:tcPr>
+          <w:p>
+            <w:pPr>
+              <w:spacing w:after="20" w:before="20"/>
+              <w:jc w:val="center"/>
+            </w:pPr>
+            <w:r>
+              <w:rPr>
+                <w:rFonts w:ascii="Calibri" w:hAnsi="Calibri" w:eastAsia="微软雅黑"/>
+                <w:b w:val="0"/>
+                <w:i w:val="0"/>
+                <w:color w:val="222222"/>
+                <w:sz w:val="19"/>
+              </w:rPr>
+              <w:t>n.</w:t>
+            </w:r>
+          </w:p>
+        </w:tc>
+        <w:tc>
+          <w:tcPr>
+            <w:tcW w:type="dxa" w:w="3175"/>
+            <w:shd w:val="clear" w:color="auto" w:fill="EAF7F5"/>
+            <w:vAlign w:val="center"/>
+          </w:tcPr>
+          <w:p>
+            <w:pPr>
+              <w:spacing w:after="20" w:before="20"/>
+              <w:jc w:val="center"/>
+            </w:pPr>
+            <w:r>
+              <w:rPr>
+                <w:rFonts w:ascii="Calibri" w:hAnsi="Calibri" w:eastAsia="微软雅黑"/>
+                <w:b w:val="0"/>
+                <w:i w:val="0"/>
+                <w:color w:val="222222"/>
+                <w:sz w:val="19"/>
+              </w:rPr>
+              <w:t>耐心</w:t>
+            </w:r>
+          </w:p>
+        </w:tc>
+      </w:tr>
+      <w:tr>
+        <w:tc>
+          <w:tcPr>
+            <w:tcW w:type="dxa" w:w="2041"/>
+            <w:vAlign w:val="center"/>
+          </w:tcPr>
+          <w:p>
+            <w:pPr>
+              <w:spacing w:after="20" w:before="20"/>
+              <w:jc w:val="center"/>
+            </w:pPr>
+            <w:r>
+              <w:rPr>
+                <w:rFonts w:ascii="Calibri" w:hAnsi="Calibri" w:eastAsia="微软雅黑"/>
+                <w:b w:val="0"/>
+                <w:i w:val="0"/>
+                <w:color w:val="222222"/>
+                <w:sz w:val="19"/>
+              </w:rPr>
+              <w:t>impatient</w:t>
+            </w:r>
+          </w:p>
+        </w:tc>
+        <w:tc>
+          <w:tcPr>
+            <w:tcW w:type="dxa" w:w="2608"/>
+            <w:vAlign w:val="center"/>
+          </w:tcPr>
+          <w:p>
+            <w:pPr>
+              <w:spacing w:after="20" w:before="20"/>
+              <w:jc w:val="center"/>
+            </w:pPr>
+            <w:r>
+              <w:rPr>
+                <w:rFonts w:ascii="Calibri" w:hAnsi="Calibri" w:eastAsia="微软雅黑"/>
+                <w:b w:val="0"/>
+                <w:i w:val="0"/>
+                <w:color w:val="222222"/>
+                <w:sz w:val="19"/>
+              </w:rPr>
+              <w:t>im- + patient</w:t>
+            </w:r>
+          </w:p>
+        </w:tc>
+        <w:tc>
+          <w:tcPr>
+            <w:tcW w:type="dxa" w:w="1474"/>
+            <w:vAlign w:val="center"/>
+          </w:tcPr>
+          <w:p>
+            <w:pPr>
+              <w:spacing w:after="20" w:before="20"/>
+              <w:jc w:val="center"/>
+            </w:pPr>
+            <w:r>
+              <w:rPr>
+                <w:rFonts w:ascii="Calibri" w:hAnsi="Calibri" w:eastAsia="微软雅黑"/>
+                <w:b w:val="0"/>
+                <w:i w:val="0"/>
+                <w:color w:val="222222"/>
+                <w:sz w:val="19"/>
+              </w:rPr>
+              <w:t>adj.</w:t>
+            </w:r>
+          </w:p>
+        </w:tc>
+        <w:tc>
+          <w:tcPr>
+            <w:tcW w:type="dxa" w:w="3175"/>
+            <w:vAlign w:val="center"/>
+          </w:tcPr>
+          <w:p>
+            <w:pPr>
+              <w:spacing w:after="20" w:before="20"/>
+              <w:jc w:val="center"/>
+            </w:pPr>
+            <w:r>
+              <w:rPr>
+                <w:rFonts w:ascii="Calibri" w:hAnsi="Calibri" w:eastAsia="微软雅黑"/>
+                <w:b w:val="0"/>
+                <w:i w:val="0"/>
+                <w:color w:val="222222"/>
+                <w:sz w:val="19"/>
+              </w:rPr>
+              <w:t>无耐心的</w:t>
             </w:r>
           </w:p>
         </w:tc>
@@ -2436,7 +3062,7 @@
     <w:p>
       <w:pPr>
         <w:keepNext/>
-        <w:spacing w:before="100" w:after="20" w:line="312" w:lineRule="auto"/>
+        <w:spacing w:before="120" w:after="40" w:line="312" w:lineRule="auto"/>
       </w:pPr>
       <w:r>
         <w:rPr>
@@ -2444,7 +3070,7 @@
           <w:b/>
           <w:i w:val="0"/>
           <w:color w:val="222222"/>
-          <w:sz w:val="22"/>
+          <w:sz w:val="23"/>
         </w:rPr>
         <w:t xml:space="preserve">3. </w:t>
       </w:r>
@@ -2454,35 +3080,25 @@
           <w:b/>
           <w:i w:val="0"/>
           <w:color w:val="F08A24"/>
-          <w:sz w:val="23"/>
-        </w:rPr>
-        <w:t xml:space="preserve">honest  </w:t>
+          <w:sz w:val="24"/>
+        </w:rPr>
+        <w:t xml:space="preserve">real  </w:t>
       </w:r>
       <w:r>
         <w:rPr>
           <w:rFonts w:ascii="Calibri" w:hAnsi="Calibri" w:eastAsia="微软雅黑"/>
           <w:b w:val="0"/>
           <w:i w:val="0"/>
-          <w:color w:val="0E8C84"/>
-          <w:sz w:val="20"/>
-        </w:rPr>
-        <w:t xml:space="preserve">/ˈɒnɪst/  </w:t>
-      </w:r>
-      <w:r>
-        <w:rPr>
-          <w:rFonts w:ascii="Calibri" w:hAnsi="Calibri" w:eastAsia="微软雅黑"/>
-          <w:b w:val="0"/>
-          <w:i w:val="0"/>
-          <w:color w:val="222222"/>
-          <w:sz w:val="20"/>
-        </w:rPr>
-        <w:t>adj. 诚实的；正直的</w:t>
+          <w:color w:val="8A8A8A"/>
+          <w:sz w:val="18"/>
+        </w:rPr>
+        <w:t>（7下高频 · 原讲义词）</w:t>
       </w:r>
     </w:p>
     <w:p>
       <w:pPr>
-        <w:spacing w:before="0" w:after="20" w:line="312" w:lineRule="auto"/>
-        <w:ind w:left="283"/>
+        <w:spacing w:before="0" w:after="40" w:line="300" w:lineRule="auto"/>
+        <w:ind w:left="227"/>
       </w:pPr>
       <w:r>
         <w:rPr>
@@ -2490,45 +3106,35 @@
           <w:b/>
           <w:i w:val="0"/>
           <w:color w:val="F08A24"/>
-          <w:sz w:val="20"/>
-        </w:rPr>
-        <w:t>【短语】</w:t>
+          <w:sz w:val="21"/>
+        </w:rPr>
+        <w:t>★</w:t>
+      </w:r>
+      <w:r>
+        <w:rPr>
+          <w:rFonts w:ascii="Calibri" w:hAnsi="Calibri" w:eastAsia="微软雅黑"/>
+          <w:b/>
+          <w:i w:val="0"/>
+          <w:color w:val="0E8C84"/>
+          <w:sz w:val="21"/>
+        </w:rPr>
+        <w:t>音：</w:t>
       </w:r>
       <w:r>
         <w:rPr>
           <w:rFonts w:ascii="Calibri" w:hAnsi="Calibri" w:eastAsia="微软雅黑"/>
           <w:b w:val="0"/>
           <w:i w:val="0"/>
-          <w:color w:val="222222"/>
-          <w:sz w:val="20"/>
-        </w:rPr>
-        <w:t xml:space="preserve">an honest boy </w:t>
-      </w:r>
-      <w:r>
-        <w:rPr>
-          <w:rFonts w:ascii="Calibri" w:hAnsi="Calibri" w:eastAsia="微软雅黑"/>
-          <w:b w:val="0"/>
-          <w:i w:val="0"/>
-          <w:color w:val="222222"/>
-          <w:sz w:val="20"/>
-        </w:rPr>
-        <w:t xml:space="preserve">一个诚实的男孩  </w:t>
-      </w:r>
-      <w:r>
-        <w:rPr>
-          <w:rFonts w:ascii="Calibri" w:hAnsi="Calibri" w:eastAsia="微软雅黑"/>
-          <w:b/>
-          <w:i w:val="0"/>
-          <w:color w:val="D24726"/>
-          <w:sz w:val="20"/>
-        </w:rPr>
-        <w:t>（h 不发音，用 an！）</w:t>
+          <w:color w:val="0E8C84"/>
+          <w:sz w:val="21"/>
+        </w:rPr>
+        <w:t>/ˈriːəl/</w:t>
       </w:r>
     </w:p>
     <w:p>
       <w:pPr>
-        <w:spacing w:before="0" w:after="20" w:line="312" w:lineRule="auto"/>
-        <w:ind w:left="283"/>
+        <w:spacing w:before="0" w:after="40" w:line="300" w:lineRule="auto"/>
+        <w:ind w:left="227"/>
       </w:pPr>
       <w:r>
         <w:rPr>
@@ -2536,9 +3142,29 @@
           <w:b/>
           <w:i w:val="0"/>
           <w:color w:val="F08A24"/>
-          <w:sz w:val="20"/>
-        </w:rPr>
-        <w:t>【拓展】</w:t>
+          <w:sz w:val="21"/>
+        </w:rPr>
+        <w:t>★</w:t>
+      </w:r>
+      <w:r>
+        <w:rPr>
+          <w:rFonts w:ascii="Calibri" w:hAnsi="Calibri" w:eastAsia="微软雅黑"/>
+          <w:b/>
+          <w:i w:val="0"/>
+          <w:color w:val="0E8C84"/>
+          <w:sz w:val="21"/>
+        </w:rPr>
+        <w:t>形：</w:t>
+      </w:r>
+      <w:r>
+        <w:rPr>
+          <w:rFonts w:ascii="Calibri" w:hAnsi="Calibri" w:eastAsia="微软雅黑"/>
+          <w:b/>
+          <w:i w:val="0"/>
+          <w:color w:val="222222"/>
+          <w:sz w:val="21"/>
+        </w:rPr>
+        <w:t>real</w:t>
       </w:r>
       <w:r>
         <w:rPr>
@@ -2546,9 +3172,19 @@
           <w:b w:val="0"/>
           <w:i w:val="0"/>
           <w:color w:val="222222"/>
-          <w:sz w:val="20"/>
-        </w:rPr>
-        <w:t xml:space="preserve">honestly </w:t>
+          <w:sz w:val="21"/>
+        </w:rPr>
+        <w:t xml:space="preserve">（真实）—— 注意 </w:t>
+      </w:r>
+      <w:r>
+        <w:rPr>
+          <w:rFonts w:ascii="Calibri" w:hAnsi="Calibri" w:eastAsia="微软雅黑"/>
+          <w:b/>
+          <w:i w:val="0"/>
+          <w:color w:val="D24726"/>
+          <w:sz w:val="21"/>
+        </w:rPr>
+        <w:t>real ≠ really</w:t>
       </w:r>
       <w:r>
         <w:rPr>
@@ -2556,35 +3192,15 @@
           <w:b w:val="0"/>
           <w:i w:val="0"/>
           <w:color w:val="222222"/>
-          <w:sz w:val="20"/>
-        </w:rPr>
-        <w:t xml:space="preserve">adv. 诚实地  |  </w:t>
-      </w:r>
-      <w:r>
-        <w:rPr>
-          <w:rFonts w:ascii="Calibri" w:hAnsi="Calibri" w:eastAsia="微软雅黑"/>
-          <w:b w:val="0"/>
-          <w:i w:val="0"/>
-          <w:color w:val="222222"/>
-          <w:sz w:val="20"/>
-        </w:rPr>
-        <w:t xml:space="preserve">honesty </w:t>
-      </w:r>
-      <w:r>
-        <w:rPr>
-          <w:rFonts w:ascii="Calibri" w:hAnsi="Calibri" w:eastAsia="微软雅黑"/>
-          <w:b w:val="0"/>
-          <w:i w:val="0"/>
-          <w:color w:val="222222"/>
-          <w:sz w:val="20"/>
-        </w:rPr>
-        <w:t>n. 诚实</w:t>
+          <w:sz w:val="21"/>
+        </w:rPr>
+        <w:t>（词性不同）</w:t>
       </w:r>
     </w:p>
     <w:p>
       <w:pPr>
-        <w:spacing w:before="0" w:after="20" w:line="312" w:lineRule="auto"/>
-        <w:ind w:left="283"/>
+        <w:spacing w:before="0" w:after="40" w:line="300" w:lineRule="auto"/>
+        <w:ind w:left="227"/>
       </w:pPr>
       <w:r>
         <w:rPr>
@@ -2592,41 +3208,496 @@
           <w:b/>
           <w:i w:val="0"/>
           <w:color w:val="F08A24"/>
-          <w:sz w:val="20"/>
-        </w:rPr>
-        <w:t>【例句】</w:t>
-      </w:r>
-      <w:r>
-        <w:rPr>
-          <w:rFonts w:ascii="Times New Roman" w:hAnsi="Times New Roman" w:eastAsia="微软雅黑"/>
+          <w:sz w:val="21"/>
+        </w:rPr>
+        <w:t>★</w:t>
+      </w:r>
+      <w:r>
+        <w:rPr>
+          <w:rFonts w:ascii="Calibri" w:hAnsi="Calibri" w:eastAsia="微软雅黑"/>
+          <w:b/>
+          <w:i w:val="0"/>
+          <w:color w:val="0E8C84"/>
+          <w:sz w:val="21"/>
+        </w:rPr>
+        <w:t>意：</w:t>
+      </w:r>
+      <w:r>
+        <w:rPr>
+          <w:rFonts w:ascii="Calibri" w:hAnsi="Calibri" w:eastAsia="微软雅黑"/>
           <w:b w:val="0"/>
           <w:i w:val="0"/>
           <w:color w:val="222222"/>
-          <w:sz w:val="20"/>
-        </w:rPr>
-        <w:t>To be honest, I don't like the colour.</w:t>
+          <w:sz w:val="21"/>
+        </w:rPr>
+        <w:t>adj. 真实的；实际存在的</w:t>
       </w:r>
     </w:p>
     <w:p>
       <w:pPr>
-        <w:spacing w:before="0" w:after="20" w:line="312" w:lineRule="auto"/>
-        <w:ind w:left="283"/>
-      </w:pPr>
+        <w:spacing w:before="0" w:after="40" w:line="300" w:lineRule="auto"/>
+        <w:ind w:left="227"/>
+      </w:pPr>
+      <w:r>
+        <w:rPr>
+          <w:rFonts w:ascii="Calibri" w:hAnsi="Calibri" w:eastAsia="微软雅黑"/>
+          <w:b/>
+          <w:i w:val="0"/>
+          <w:color w:val="F08A24"/>
+          <w:sz w:val="21"/>
+        </w:rPr>
+        <w:t>★</w:t>
+      </w:r>
+      <w:r>
+        <w:rPr>
+          <w:rFonts w:ascii="Calibri" w:hAnsi="Calibri" w:eastAsia="微软雅黑"/>
+          <w:b/>
+          <w:i w:val="0"/>
+          <w:color w:val="0E8C84"/>
+          <w:sz w:val="21"/>
+        </w:rPr>
+        <w:t>用：</w:t>
+      </w:r>
       <w:r>
         <w:rPr>
           <w:rFonts w:ascii="Calibri" w:hAnsi="Calibri" w:eastAsia="微软雅黑"/>
           <w:b w:val="0"/>
           <w:i w:val="0"/>
           <w:color w:val="222222"/>
-          <w:sz w:val="20"/>
-        </w:rPr>
-        <w:t xml:space="preserve">      说实话，我不喜欢这个颜色。</w:t>
-      </w:r>
+          <w:sz w:val="21"/>
+        </w:rPr>
+        <w:t xml:space="preserve">in real life </w:t>
+      </w:r>
+      <w:r>
+        <w:rPr>
+          <w:rFonts w:ascii="Calibri" w:hAnsi="Calibri" w:eastAsia="微软雅黑"/>
+          <w:b w:val="0"/>
+          <w:i w:val="0"/>
+          <w:color w:val="222222"/>
+          <w:sz w:val="21"/>
+        </w:rPr>
+        <w:t>在现实生活中；</w:t>
+      </w:r>
+      <w:r>
+        <w:rPr>
+          <w:rFonts w:ascii="Calibri" w:hAnsi="Calibri" w:eastAsia="微软雅黑"/>
+          <w:b w:val="0"/>
+          <w:i w:val="0"/>
+          <w:color w:val="222222"/>
+          <w:sz w:val="21"/>
+        </w:rPr>
+        <w:t xml:space="preserve">the real world </w:t>
+      </w:r>
+      <w:r>
+        <w:rPr>
+          <w:rFonts w:ascii="Calibri" w:hAnsi="Calibri" w:eastAsia="微软雅黑"/>
+          <w:b w:val="0"/>
+          <w:i w:val="0"/>
+          <w:color w:val="222222"/>
+          <w:sz w:val="21"/>
+        </w:rPr>
+        <w:t>现实世界</w:t>
+      </w:r>
+    </w:p>
+    <w:tbl>
+      <w:tblPr>
+        <w:tblW w:type="auto" w:w="0"/>
+        <w:jc w:val="center"/>
+        <w:tblBorders>
+          <w:top w:val="single" w:sz="6" w:space="0" w:color="C9E5E1"/>
+          <w:left w:val="single" w:sz="6" w:space="0" w:color="C9E5E1"/>
+          <w:bottom w:val="single" w:sz="6" w:space="0" w:color="C9E5E1"/>
+          <w:right w:val="single" w:sz="6" w:space="0" w:color="C9E5E1"/>
+          <w:insideH w:val="single" w:sz="6" w:space="0" w:color="C9E5E1"/>
+          <w:insideV w:val="single" w:sz="6" w:space="0" w:color="C9E5E1"/>
+        </w:tblBorders>
+        <w:tblLayout w:type="fixed"/>
+        <w:tblLook w:firstColumn="1" w:firstRow="1" w:lastColumn="0" w:lastRow="0" w:noHBand="0" w:noVBand="1" w:val="04A0"/>
+      </w:tblPr>
+      <w:tblGrid>
+        <w:gridCol w:w="2353"/>
+        <w:gridCol w:w="2353"/>
+        <w:gridCol w:w="2353"/>
+        <w:gridCol w:w="2353"/>
+      </w:tblGrid>
+      <w:tr>
+        <w:tc>
+          <w:tcPr>
+            <w:tcW w:type="dxa" w:w="2041"/>
+            <w:shd w:val="clear" w:color="auto" w:fill="16A39A"/>
+            <w:vAlign w:val="center"/>
+          </w:tcPr>
+          <w:p>
+            <w:pPr>
+              <w:spacing w:after="20" w:before="20"/>
+              <w:jc w:val="center"/>
+            </w:pPr>
+            <w:r>
+              <w:rPr>
+                <w:rFonts w:ascii="Calibri" w:hAnsi="Calibri" w:eastAsia="微软雅黑"/>
+                <w:b/>
+                <w:i w:val="0"/>
+                <w:color w:val="FFFFFF"/>
+                <w:sz w:val="20"/>
+              </w:rPr>
+              <w:t>单词</w:t>
+            </w:r>
+          </w:p>
+        </w:tc>
+        <w:tc>
+          <w:tcPr>
+            <w:tcW w:type="dxa" w:w="2608"/>
+            <w:shd w:val="clear" w:color="auto" w:fill="16A39A"/>
+            <w:vAlign w:val="center"/>
+          </w:tcPr>
+          <w:p>
+            <w:pPr>
+              <w:spacing w:after="20" w:before="20"/>
+              <w:jc w:val="center"/>
+            </w:pPr>
+            <w:r>
+              <w:rPr>
+                <w:rFonts w:ascii="Calibri" w:hAnsi="Calibri" w:eastAsia="微软雅黑"/>
+                <w:b/>
+                <w:i w:val="0"/>
+                <w:color w:val="FFFFFF"/>
+                <w:sz w:val="20"/>
+              </w:rPr>
+              <w:t>构成</w:t>
+            </w:r>
+          </w:p>
+        </w:tc>
+        <w:tc>
+          <w:tcPr>
+            <w:tcW w:type="dxa" w:w="1474"/>
+            <w:shd w:val="clear" w:color="auto" w:fill="16A39A"/>
+            <w:vAlign w:val="center"/>
+          </w:tcPr>
+          <w:p>
+            <w:pPr>
+              <w:spacing w:after="20" w:before="20"/>
+              <w:jc w:val="center"/>
+            </w:pPr>
+            <w:r>
+              <w:rPr>
+                <w:rFonts w:ascii="Calibri" w:hAnsi="Calibri" w:eastAsia="微软雅黑"/>
+                <w:b/>
+                <w:i w:val="0"/>
+                <w:color w:val="FFFFFF"/>
+                <w:sz w:val="20"/>
+              </w:rPr>
+              <w:t>词性</w:t>
+            </w:r>
+          </w:p>
+        </w:tc>
+        <w:tc>
+          <w:tcPr>
+            <w:tcW w:type="dxa" w:w="3175"/>
+            <w:shd w:val="clear" w:color="auto" w:fill="16A39A"/>
+            <w:vAlign w:val="center"/>
+          </w:tcPr>
+          <w:p>
+            <w:pPr>
+              <w:spacing w:after="20" w:before="20"/>
+              <w:jc w:val="center"/>
+            </w:pPr>
+            <w:r>
+              <w:rPr>
+                <w:rFonts w:ascii="Calibri" w:hAnsi="Calibri" w:eastAsia="微软雅黑"/>
+                <w:b/>
+                <w:i w:val="0"/>
+                <w:color w:val="FFFFFF"/>
+                <w:sz w:val="20"/>
+              </w:rPr>
+              <w:t>含义</w:t>
+            </w:r>
+          </w:p>
+        </w:tc>
+      </w:tr>
+      <w:tr>
+        <w:tc>
+          <w:tcPr>
+            <w:tcW w:type="dxa" w:w="2041"/>
+            <w:vAlign w:val="center"/>
+          </w:tcPr>
+          <w:p>
+            <w:pPr>
+              <w:spacing w:after="20" w:before="20"/>
+              <w:jc w:val="center"/>
+            </w:pPr>
+            <w:r>
+              <w:rPr>
+                <w:rFonts w:ascii="Calibri" w:hAnsi="Calibri" w:eastAsia="微软雅黑"/>
+                <w:b w:val="0"/>
+                <w:i w:val="0"/>
+                <w:color w:val="222222"/>
+                <w:sz w:val="19"/>
+              </w:rPr>
+              <w:t>real</w:t>
+            </w:r>
+          </w:p>
+        </w:tc>
+        <w:tc>
+          <w:tcPr>
+            <w:tcW w:type="dxa" w:w="2608"/>
+            <w:vAlign w:val="center"/>
+          </w:tcPr>
+          <w:p>
+            <w:pPr>
+              <w:spacing w:after="20" w:before="20"/>
+              <w:jc w:val="center"/>
+            </w:pPr>
+            <w:r>
+              <w:rPr>
+                <w:rFonts w:ascii="Calibri" w:hAnsi="Calibri" w:eastAsia="微软雅黑"/>
+                <w:b w:val="0"/>
+                <w:i w:val="0"/>
+                <w:color w:val="222222"/>
+                <w:sz w:val="19"/>
+              </w:rPr>
+              <w:t>—</w:t>
+            </w:r>
+          </w:p>
+        </w:tc>
+        <w:tc>
+          <w:tcPr>
+            <w:tcW w:type="dxa" w:w="1474"/>
+            <w:vAlign w:val="center"/>
+          </w:tcPr>
+          <w:p>
+            <w:pPr>
+              <w:spacing w:after="20" w:before="20"/>
+              <w:jc w:val="center"/>
+            </w:pPr>
+            <w:r>
+              <w:rPr>
+                <w:rFonts w:ascii="Calibri" w:hAnsi="Calibri" w:eastAsia="微软雅黑"/>
+                <w:b w:val="0"/>
+                <w:i w:val="0"/>
+                <w:color w:val="222222"/>
+                <w:sz w:val="19"/>
+              </w:rPr>
+              <w:t>adj.</w:t>
+            </w:r>
+          </w:p>
+        </w:tc>
+        <w:tc>
+          <w:tcPr>
+            <w:tcW w:type="dxa" w:w="3175"/>
+            <w:vAlign w:val="center"/>
+          </w:tcPr>
+          <w:p>
+            <w:pPr>
+              <w:spacing w:after="20" w:before="20"/>
+              <w:jc w:val="center"/>
+            </w:pPr>
+            <w:r>
+              <w:rPr>
+                <w:rFonts w:ascii="Calibri" w:hAnsi="Calibri" w:eastAsia="微软雅黑"/>
+                <w:b w:val="0"/>
+                <w:i w:val="0"/>
+                <w:color w:val="222222"/>
+                <w:sz w:val="19"/>
+              </w:rPr>
+              <w:t>真实的</w:t>
+            </w:r>
+          </w:p>
+        </w:tc>
+      </w:tr>
+      <w:tr>
+        <w:tc>
+          <w:tcPr>
+            <w:tcW w:type="dxa" w:w="2041"/>
+            <w:shd w:val="clear" w:color="auto" w:fill="EAF7F5"/>
+            <w:vAlign w:val="center"/>
+          </w:tcPr>
+          <w:p>
+            <w:pPr>
+              <w:spacing w:after="20" w:before="20"/>
+              <w:jc w:val="center"/>
+            </w:pPr>
+            <w:r>
+              <w:rPr>
+                <w:rFonts w:ascii="Calibri" w:hAnsi="Calibri" w:eastAsia="微软雅黑"/>
+                <w:b w:val="0"/>
+                <w:i w:val="0"/>
+                <w:color w:val="222222"/>
+                <w:sz w:val="19"/>
+              </w:rPr>
+              <w:t>really</w:t>
+            </w:r>
+          </w:p>
+        </w:tc>
+        <w:tc>
+          <w:tcPr>
+            <w:tcW w:type="dxa" w:w="2608"/>
+            <w:shd w:val="clear" w:color="auto" w:fill="EAF7F5"/>
+            <w:vAlign w:val="center"/>
+          </w:tcPr>
+          <w:p>
+            <w:pPr>
+              <w:spacing w:after="20" w:before="20"/>
+              <w:jc w:val="center"/>
+            </w:pPr>
+            <w:r>
+              <w:rPr>
+                <w:rFonts w:ascii="Calibri" w:hAnsi="Calibri" w:eastAsia="微软雅黑"/>
+                <w:b w:val="0"/>
+                <w:i w:val="0"/>
+                <w:color w:val="222222"/>
+                <w:sz w:val="19"/>
+              </w:rPr>
+              <w:t>real + ly</w:t>
+            </w:r>
+          </w:p>
+        </w:tc>
+        <w:tc>
+          <w:tcPr>
+            <w:tcW w:type="dxa" w:w="1474"/>
+            <w:shd w:val="clear" w:color="auto" w:fill="EAF7F5"/>
+            <w:vAlign w:val="center"/>
+          </w:tcPr>
+          <w:p>
+            <w:pPr>
+              <w:spacing w:after="20" w:before="20"/>
+              <w:jc w:val="center"/>
+            </w:pPr>
+            <w:r>
+              <w:rPr>
+                <w:rFonts w:ascii="Calibri" w:hAnsi="Calibri" w:eastAsia="微软雅黑"/>
+                <w:b w:val="0"/>
+                <w:i w:val="0"/>
+                <w:color w:val="222222"/>
+                <w:sz w:val="19"/>
+              </w:rPr>
+              <w:t>adv.</w:t>
+            </w:r>
+          </w:p>
+        </w:tc>
+        <w:tc>
+          <w:tcPr>
+            <w:tcW w:type="dxa" w:w="3175"/>
+            <w:shd w:val="clear" w:color="auto" w:fill="EAF7F5"/>
+            <w:vAlign w:val="center"/>
+          </w:tcPr>
+          <w:p>
+            <w:pPr>
+              <w:spacing w:after="20" w:before="20"/>
+              <w:jc w:val="center"/>
+            </w:pPr>
+            <w:r>
+              <w:rPr>
+                <w:rFonts w:ascii="Calibri" w:hAnsi="Calibri" w:eastAsia="微软雅黑"/>
+                <w:b w:val="0"/>
+                <w:i w:val="0"/>
+                <w:color w:val="222222"/>
+                <w:sz w:val="19"/>
+              </w:rPr>
+              <w:t>真正地；确实</w:t>
+            </w:r>
+          </w:p>
+        </w:tc>
+      </w:tr>
+      <w:tr>
+        <w:tc>
+          <w:tcPr>
+            <w:tcW w:type="dxa" w:w="2041"/>
+            <w:vAlign w:val="center"/>
+          </w:tcPr>
+          <w:p>
+            <w:pPr>
+              <w:spacing w:after="20" w:before="20"/>
+              <w:jc w:val="center"/>
+            </w:pPr>
+            <w:r>
+              <w:rPr>
+                <w:rFonts w:ascii="Calibri" w:hAnsi="Calibri" w:eastAsia="微软雅黑"/>
+                <w:b w:val="0"/>
+                <w:i w:val="0"/>
+                <w:color w:val="222222"/>
+                <w:sz w:val="19"/>
+              </w:rPr>
+              <w:t>reality</w:t>
+            </w:r>
+          </w:p>
+        </w:tc>
+        <w:tc>
+          <w:tcPr>
+            <w:tcW w:type="dxa" w:w="2608"/>
+            <w:vAlign w:val="center"/>
+          </w:tcPr>
+          <w:p>
+            <w:pPr>
+              <w:spacing w:after="20" w:before="20"/>
+              <w:jc w:val="center"/>
+            </w:pPr>
+            <w:r>
+              <w:rPr>
+                <w:rFonts w:ascii="Calibri" w:hAnsi="Calibri" w:eastAsia="微软雅黑"/>
+                <w:b w:val="0"/>
+                <w:i w:val="0"/>
+                <w:color w:val="222222"/>
+                <w:sz w:val="19"/>
+              </w:rPr>
+              <w:t>real + ity</w:t>
+            </w:r>
+          </w:p>
+        </w:tc>
+        <w:tc>
+          <w:tcPr>
+            <w:tcW w:type="dxa" w:w="1474"/>
+            <w:vAlign w:val="center"/>
+          </w:tcPr>
+          <w:p>
+            <w:pPr>
+              <w:spacing w:after="20" w:before="20"/>
+              <w:jc w:val="center"/>
+            </w:pPr>
+            <w:r>
+              <w:rPr>
+                <w:rFonts w:ascii="Calibri" w:hAnsi="Calibri" w:eastAsia="微软雅黑"/>
+                <w:b w:val="0"/>
+                <w:i w:val="0"/>
+                <w:color w:val="222222"/>
+                <w:sz w:val="19"/>
+              </w:rPr>
+              <w:t>n.</w:t>
+            </w:r>
+          </w:p>
+        </w:tc>
+        <w:tc>
+          <w:tcPr>
+            <w:tcW w:type="dxa" w:w="3175"/>
+            <w:vAlign w:val="center"/>
+          </w:tcPr>
+          <w:p>
+            <w:pPr>
+              <w:spacing w:after="20" w:before="20"/>
+              <w:jc w:val="center"/>
+            </w:pPr>
+            <w:r>
+              <w:rPr>
+                <w:rFonts w:ascii="Calibri" w:hAnsi="Calibri" w:eastAsia="微软雅黑"/>
+                <w:b w:val="0"/>
+                <w:i w:val="0"/>
+                <w:color w:val="222222"/>
+                <w:sz w:val="19"/>
+              </w:rPr>
+              <w:t>现实</w:t>
+            </w:r>
+          </w:p>
+        </w:tc>
+      </w:tr>
+    </w:tbl>
+    <w:p>
+      <w:pPr>
+        <w:spacing w:before="0" w:after="60" w:line="312" w:lineRule="auto"/>
+      </w:pPr>
     </w:p>
     <w:p>
       <w:pPr>
         <w:keepNext/>
-        <w:spacing w:before="100" w:after="20" w:line="312" w:lineRule="auto"/>
+        <w:spacing w:before="120" w:after="40" w:line="312" w:lineRule="auto"/>
       </w:pPr>
       <w:r>
         <w:rPr>
@@ -2634,7 +3705,7 @@
           <w:b/>
           <w:i w:val="0"/>
           <w:color w:val="222222"/>
-          <w:sz w:val="22"/>
+          <w:sz w:val="23"/>
         </w:rPr>
         <w:t xml:space="preserve">4. </w:t>
       </w:r>
@@ -2644,35 +3715,25 @@
           <w:b/>
           <w:i w:val="0"/>
           <w:color w:val="F08A24"/>
-          <w:sz w:val="23"/>
-        </w:rPr>
-        <w:t xml:space="preserve">share  </w:t>
+          <w:sz w:val="24"/>
+        </w:rPr>
+        <w:t xml:space="preserve">kind  </w:t>
       </w:r>
       <w:r>
         <w:rPr>
           <w:rFonts w:ascii="Calibri" w:hAnsi="Calibri" w:eastAsia="微软雅黑"/>
           <w:b w:val="0"/>
           <w:i w:val="0"/>
-          <w:color w:val="0E8C84"/>
-          <w:sz w:val="20"/>
-        </w:rPr>
-        <w:t xml:space="preserve">/ʃeə(r)/  </w:t>
-      </w:r>
-      <w:r>
-        <w:rPr>
-          <w:rFonts w:ascii="Calibri" w:hAnsi="Calibri" w:eastAsia="微软雅黑"/>
-          <w:b w:val="0"/>
-          <w:i w:val="0"/>
-          <w:color w:val="222222"/>
-          <w:sz w:val="20"/>
-        </w:rPr>
-        <w:t>v. 分享；分担   n. 份额</w:t>
+          <w:color w:val="8A8A8A"/>
+          <w:sz w:val="18"/>
+        </w:rPr>
+        <w:t>（7下高频 · 一词多义）</w:t>
       </w:r>
     </w:p>
     <w:p>
       <w:pPr>
-        <w:spacing w:before="0" w:after="20" w:line="312" w:lineRule="auto"/>
-        <w:ind w:left="283"/>
+        <w:spacing w:before="0" w:after="40" w:line="300" w:lineRule="auto"/>
+        <w:ind w:left="227"/>
       </w:pPr>
       <w:r>
         <w:rPr>
@@ -2680,35 +3741,35 @@
           <w:b/>
           <w:i w:val="0"/>
           <w:color w:val="F08A24"/>
-          <w:sz w:val="20"/>
-        </w:rPr>
-        <w:t>【短语】</w:t>
+          <w:sz w:val="21"/>
+        </w:rPr>
+        <w:t>★</w:t>
+      </w:r>
+      <w:r>
+        <w:rPr>
+          <w:rFonts w:ascii="Calibri" w:hAnsi="Calibri" w:eastAsia="微软雅黑"/>
+          <w:b/>
+          <w:i w:val="0"/>
+          <w:color w:val="0E8C84"/>
+          <w:sz w:val="21"/>
+        </w:rPr>
+        <w:t>音：</w:t>
       </w:r>
       <w:r>
         <w:rPr>
           <w:rFonts w:ascii="Calibri" w:hAnsi="Calibri" w:eastAsia="微软雅黑"/>
           <w:b w:val="0"/>
           <w:i w:val="0"/>
-          <w:color w:val="222222"/>
-          <w:sz w:val="20"/>
-        </w:rPr>
-        <w:t xml:space="preserve">share sth. with sb. </w:t>
-      </w:r>
-      <w:r>
-        <w:rPr>
-          <w:rFonts w:ascii="Calibri" w:hAnsi="Calibri" w:eastAsia="微软雅黑"/>
-          <w:b w:val="0"/>
-          <w:i w:val="0"/>
-          <w:color w:val="222222"/>
-          <w:sz w:val="20"/>
-        </w:rPr>
-        <w:t>与某人分享某物</w:t>
+          <w:color w:val="0E8C84"/>
+          <w:sz w:val="21"/>
+        </w:rPr>
+        <w:t>/kaɪnd/</w:t>
       </w:r>
     </w:p>
     <w:p>
       <w:pPr>
-        <w:spacing w:before="0" w:after="20" w:line="312" w:lineRule="auto"/>
-        <w:ind w:left="283"/>
+        <w:spacing w:before="0" w:after="40" w:line="300" w:lineRule="auto"/>
+        <w:ind w:left="227"/>
       </w:pPr>
       <w:r>
         <w:rPr>
@@ -2716,71 +3777,141 @@
           <w:b/>
           <w:i w:val="0"/>
           <w:color w:val="F08A24"/>
-          <w:sz w:val="20"/>
-        </w:rPr>
-        <w:t>【例句】</w:t>
-      </w:r>
-      <w:r>
-        <w:rPr>
-          <w:rFonts w:ascii="Times New Roman" w:hAnsi="Times New Roman" w:eastAsia="微软雅黑"/>
+          <w:sz w:val="21"/>
+        </w:rPr>
+        <w:t>★</w:t>
+      </w:r>
+      <w:r>
+        <w:rPr>
+          <w:rFonts w:ascii="Calibri" w:hAnsi="Calibri" w:eastAsia="微软雅黑"/>
+          <w:b/>
+          <w:i w:val="0"/>
+          <w:color w:val="0E8C84"/>
+          <w:sz w:val="21"/>
+        </w:rPr>
+        <w:t>形：</w:t>
+      </w:r>
+      <w:r>
+        <w:rPr>
+          <w:rFonts w:ascii="Calibri" w:hAnsi="Calibri" w:eastAsia="微软雅黑"/>
+          <w:b/>
+          <w:i w:val="0"/>
+          <w:color w:val="222222"/>
+          <w:sz w:val="21"/>
+        </w:rPr>
+        <w:t>kind</w:t>
+      </w:r>
+      <w:r>
+        <w:rPr>
+          <w:rFonts w:ascii="Calibri" w:hAnsi="Calibri" w:eastAsia="微软雅黑"/>
           <w:b w:val="0"/>
           <w:i w:val="0"/>
           <w:color w:val="222222"/>
-          <w:sz w:val="20"/>
-        </w:rPr>
-        <w:t>Good friends share their lives with each other.</w:t>
+          <w:sz w:val="21"/>
+        </w:rPr>
+        <w:t>一词多义：</w:t>
+      </w:r>
+      <w:r>
+        <w:rPr>
+          <w:rFonts w:ascii="Calibri" w:hAnsi="Calibri" w:eastAsia="微软雅黑"/>
+          <w:b/>
+          <w:i w:val="0"/>
+          <w:color w:val="D24726"/>
+          <w:sz w:val="21"/>
+        </w:rPr>
+        <w:t>善良 / 种类</w:t>
+      </w:r>
+      <w:r>
+        <w:rPr>
+          <w:rFonts w:ascii="Calibri" w:hAnsi="Calibri" w:eastAsia="微软雅黑"/>
+          <w:b w:val="0"/>
+          <w:i w:val="0"/>
+          <w:color w:val="222222"/>
+          <w:sz w:val="21"/>
+        </w:rPr>
+        <w:t>，靠语境区分</w:t>
       </w:r>
     </w:p>
     <w:p>
       <w:pPr>
-        <w:spacing w:before="0" w:after="20" w:line="312" w:lineRule="auto"/>
-        <w:ind w:left="283"/>
-      </w:pPr>
+        <w:spacing w:before="0" w:after="40" w:line="300" w:lineRule="auto"/>
+        <w:ind w:left="227"/>
+      </w:pPr>
+      <w:r>
+        <w:rPr>
+          <w:rFonts w:ascii="Calibri" w:hAnsi="Calibri" w:eastAsia="微软雅黑"/>
+          <w:b/>
+          <w:i w:val="0"/>
+          <w:color w:val="F08A24"/>
+          <w:sz w:val="21"/>
+        </w:rPr>
+        <w:t>★</w:t>
+      </w:r>
+      <w:r>
+        <w:rPr>
+          <w:rFonts w:ascii="Calibri" w:hAnsi="Calibri" w:eastAsia="微软雅黑"/>
+          <w:b/>
+          <w:i w:val="0"/>
+          <w:color w:val="0E8C84"/>
+          <w:sz w:val="21"/>
+        </w:rPr>
+        <w:t>意：</w:t>
+      </w:r>
       <w:r>
         <w:rPr>
           <w:rFonts w:ascii="Calibri" w:hAnsi="Calibri" w:eastAsia="微软雅黑"/>
           <w:b w:val="0"/>
           <w:i w:val="0"/>
           <w:color w:val="222222"/>
-          <w:sz w:val="20"/>
-        </w:rPr>
-        <w:t xml:space="preserve">      好朋友彼此分享生活。</w:t>
+          <w:sz w:val="21"/>
+        </w:rPr>
+        <w:t>adj. 善良的；友好的　n. 种类</w:t>
       </w:r>
     </w:p>
     <w:p>
       <w:pPr>
-        <w:keepNext/>
-        <w:spacing w:before="100" w:after="20" w:line="312" w:lineRule="auto"/>
+        <w:spacing w:before="0" w:after="40" w:line="300" w:lineRule="auto"/>
+        <w:ind w:left="227"/>
       </w:pPr>
       <w:r>
         <w:rPr>
           <w:rFonts w:ascii="Calibri" w:hAnsi="Calibri" w:eastAsia="微软雅黑"/>
           <w:b/>
           <w:i w:val="0"/>
+          <w:color w:val="F08A24"/>
+          <w:sz w:val="21"/>
+        </w:rPr>
+        <w:t>★</w:t>
+      </w:r>
+      <w:r>
+        <w:rPr>
+          <w:rFonts w:ascii="Calibri" w:hAnsi="Calibri" w:eastAsia="微软雅黑"/>
+          <w:b/>
+          <w:i w:val="0"/>
+          <w:color w:val="0E8C84"/>
+          <w:sz w:val="21"/>
+        </w:rPr>
+        <w:t>用：</w:t>
+      </w:r>
+      <w:r>
+        <w:rPr>
+          <w:rFonts w:ascii="Calibri" w:hAnsi="Calibri" w:eastAsia="微软雅黑"/>
+          <w:b w:val="0"/>
+          <w:i w:val="0"/>
           <w:color w:val="222222"/>
-          <w:sz w:val="22"/>
-        </w:rPr>
-        <w:t xml:space="preserve">5. </w:t>
-      </w:r>
-      <w:r>
-        <w:rPr>
-          <w:rFonts w:ascii="Calibri" w:hAnsi="Calibri" w:eastAsia="微软雅黑"/>
-          <w:b/>
-          <w:i w:val="0"/>
-          <w:color w:val="F08A24"/>
-          <w:sz w:val="23"/>
-        </w:rPr>
-        <w:t xml:space="preserve">plant  </w:t>
+          <w:sz w:val="21"/>
+        </w:rPr>
+        <w:t xml:space="preserve">be kind to sb. </w:t>
       </w:r>
       <w:r>
         <w:rPr>
           <w:rFonts w:ascii="Calibri" w:hAnsi="Calibri" w:eastAsia="微软雅黑"/>
           <w:b w:val="0"/>
           <w:i w:val="0"/>
-          <w:color w:val="0E8C84"/>
-          <w:sz w:val="20"/>
-        </w:rPr>
-        <w:t xml:space="preserve">/plɑːnt/  </w:t>
+          <w:color w:val="222222"/>
+          <w:sz w:val="21"/>
+        </w:rPr>
+        <w:t>对某人友好；</w:t>
       </w:r>
       <w:r>
         <w:rPr>
@@ -2788,71 +3919,476 @@
           <w:b w:val="0"/>
           <w:i w:val="0"/>
           <w:color w:val="222222"/>
-          <w:sz w:val="20"/>
-        </w:rPr>
-        <w:t>v. 种植   n. 植物</w:t>
-      </w:r>
+          <w:sz w:val="21"/>
+        </w:rPr>
+        <w:t xml:space="preserve">a kind of </w:t>
+      </w:r>
+      <w:r>
+        <w:rPr>
+          <w:rFonts w:ascii="Calibri" w:hAnsi="Calibri" w:eastAsia="微软雅黑"/>
+          <w:b w:val="0"/>
+          <w:i w:val="0"/>
+          <w:color w:val="222222"/>
+          <w:sz w:val="21"/>
+        </w:rPr>
+        <w:t>一种；</w:t>
+      </w:r>
+      <w:r>
+        <w:rPr>
+          <w:rFonts w:ascii="Calibri" w:hAnsi="Calibri" w:eastAsia="微软雅黑"/>
+          <w:b w:val="0"/>
+          <w:i w:val="0"/>
+          <w:color w:val="222222"/>
+          <w:sz w:val="21"/>
+        </w:rPr>
+        <w:t xml:space="preserve">all kinds of </w:t>
+      </w:r>
+      <w:r>
+        <w:rPr>
+          <w:rFonts w:ascii="Calibri" w:hAnsi="Calibri" w:eastAsia="微软雅黑"/>
+          <w:b w:val="0"/>
+          <w:i w:val="0"/>
+          <w:color w:val="222222"/>
+          <w:sz w:val="21"/>
+        </w:rPr>
+        <w:t>各种各样的</w:t>
+      </w:r>
+    </w:p>
+    <w:tbl>
+      <w:tblPr>
+        <w:tblW w:type="auto" w:w="0"/>
+        <w:jc w:val="center"/>
+        <w:tblBorders>
+          <w:top w:val="single" w:sz="6" w:space="0" w:color="C9E5E1"/>
+          <w:left w:val="single" w:sz="6" w:space="0" w:color="C9E5E1"/>
+          <w:bottom w:val="single" w:sz="6" w:space="0" w:color="C9E5E1"/>
+          <w:right w:val="single" w:sz="6" w:space="0" w:color="C9E5E1"/>
+          <w:insideH w:val="single" w:sz="6" w:space="0" w:color="C9E5E1"/>
+          <w:insideV w:val="single" w:sz="6" w:space="0" w:color="C9E5E1"/>
+        </w:tblBorders>
+        <w:tblLayout w:type="fixed"/>
+        <w:tblLook w:firstColumn="1" w:firstRow="1" w:lastColumn="0" w:lastRow="0" w:noHBand="0" w:noVBand="1" w:val="04A0"/>
+      </w:tblPr>
+      <w:tblGrid>
+        <w:gridCol w:w="2353"/>
+        <w:gridCol w:w="2353"/>
+        <w:gridCol w:w="2353"/>
+        <w:gridCol w:w="2353"/>
+      </w:tblGrid>
+      <w:tr>
+        <w:tc>
+          <w:tcPr>
+            <w:tcW w:type="dxa" w:w="2041"/>
+            <w:shd w:val="clear" w:color="auto" w:fill="16A39A"/>
+            <w:vAlign w:val="center"/>
+          </w:tcPr>
+          <w:p>
+            <w:pPr>
+              <w:spacing w:after="20" w:before="20"/>
+              <w:jc w:val="center"/>
+            </w:pPr>
+            <w:r>
+              <w:rPr>
+                <w:rFonts w:ascii="Calibri" w:hAnsi="Calibri" w:eastAsia="微软雅黑"/>
+                <w:b/>
+                <w:i w:val="0"/>
+                <w:color w:val="FFFFFF"/>
+                <w:sz w:val="20"/>
+              </w:rPr>
+              <w:t>单词</w:t>
+            </w:r>
+          </w:p>
+        </w:tc>
+        <w:tc>
+          <w:tcPr>
+            <w:tcW w:type="dxa" w:w="2608"/>
+            <w:shd w:val="clear" w:color="auto" w:fill="16A39A"/>
+            <w:vAlign w:val="center"/>
+          </w:tcPr>
+          <w:p>
+            <w:pPr>
+              <w:spacing w:after="20" w:before="20"/>
+              <w:jc w:val="center"/>
+            </w:pPr>
+            <w:r>
+              <w:rPr>
+                <w:rFonts w:ascii="Calibri" w:hAnsi="Calibri" w:eastAsia="微软雅黑"/>
+                <w:b/>
+                <w:i w:val="0"/>
+                <w:color w:val="FFFFFF"/>
+                <w:sz w:val="20"/>
+              </w:rPr>
+              <w:t>构成</w:t>
+            </w:r>
+          </w:p>
+        </w:tc>
+        <w:tc>
+          <w:tcPr>
+            <w:tcW w:type="dxa" w:w="1474"/>
+            <w:shd w:val="clear" w:color="auto" w:fill="16A39A"/>
+            <w:vAlign w:val="center"/>
+          </w:tcPr>
+          <w:p>
+            <w:pPr>
+              <w:spacing w:after="20" w:before="20"/>
+              <w:jc w:val="center"/>
+            </w:pPr>
+            <w:r>
+              <w:rPr>
+                <w:rFonts w:ascii="Calibri" w:hAnsi="Calibri" w:eastAsia="微软雅黑"/>
+                <w:b/>
+                <w:i w:val="0"/>
+                <w:color w:val="FFFFFF"/>
+                <w:sz w:val="20"/>
+              </w:rPr>
+              <w:t>词性</w:t>
+            </w:r>
+          </w:p>
+        </w:tc>
+        <w:tc>
+          <w:tcPr>
+            <w:tcW w:type="dxa" w:w="3175"/>
+            <w:shd w:val="clear" w:color="auto" w:fill="16A39A"/>
+            <w:vAlign w:val="center"/>
+          </w:tcPr>
+          <w:p>
+            <w:pPr>
+              <w:spacing w:after="20" w:before="20"/>
+              <w:jc w:val="center"/>
+            </w:pPr>
+            <w:r>
+              <w:rPr>
+                <w:rFonts w:ascii="Calibri" w:hAnsi="Calibri" w:eastAsia="微软雅黑"/>
+                <w:b/>
+                <w:i w:val="0"/>
+                <w:color w:val="FFFFFF"/>
+                <w:sz w:val="20"/>
+              </w:rPr>
+              <w:t>含义</w:t>
+            </w:r>
+          </w:p>
+        </w:tc>
+      </w:tr>
+      <w:tr>
+        <w:tc>
+          <w:tcPr>
+            <w:tcW w:type="dxa" w:w="2041"/>
+            <w:vAlign w:val="center"/>
+          </w:tcPr>
+          <w:p>
+            <w:pPr>
+              <w:spacing w:after="20" w:before="20"/>
+              <w:jc w:val="center"/>
+            </w:pPr>
+            <w:r>
+              <w:rPr>
+                <w:rFonts w:ascii="Calibri" w:hAnsi="Calibri" w:eastAsia="微软雅黑"/>
+                <w:b w:val="0"/>
+                <w:i w:val="0"/>
+                <w:color w:val="222222"/>
+                <w:sz w:val="19"/>
+              </w:rPr>
+              <w:t>kind</w:t>
+            </w:r>
+          </w:p>
+        </w:tc>
+        <w:tc>
+          <w:tcPr>
+            <w:tcW w:type="dxa" w:w="2608"/>
+            <w:vAlign w:val="center"/>
+          </w:tcPr>
+          <w:p>
+            <w:pPr>
+              <w:spacing w:after="20" w:before="20"/>
+              <w:jc w:val="center"/>
+            </w:pPr>
+            <w:r>
+              <w:rPr>
+                <w:rFonts w:ascii="Calibri" w:hAnsi="Calibri" w:eastAsia="微软雅黑"/>
+                <w:b w:val="0"/>
+                <w:i w:val="0"/>
+                <w:color w:val="222222"/>
+                <w:sz w:val="19"/>
+              </w:rPr>
+              <w:t>—</w:t>
+            </w:r>
+          </w:p>
+        </w:tc>
+        <w:tc>
+          <w:tcPr>
+            <w:tcW w:type="dxa" w:w="1474"/>
+            <w:vAlign w:val="center"/>
+          </w:tcPr>
+          <w:p>
+            <w:pPr>
+              <w:spacing w:after="20" w:before="20"/>
+              <w:jc w:val="center"/>
+            </w:pPr>
+            <w:r>
+              <w:rPr>
+                <w:rFonts w:ascii="Calibri" w:hAnsi="Calibri" w:eastAsia="微软雅黑"/>
+                <w:b w:val="0"/>
+                <w:i w:val="0"/>
+                <w:color w:val="222222"/>
+                <w:sz w:val="19"/>
+              </w:rPr>
+              <w:t>adj./n.</w:t>
+            </w:r>
+          </w:p>
+        </w:tc>
+        <w:tc>
+          <w:tcPr>
+            <w:tcW w:type="dxa" w:w="3175"/>
+            <w:vAlign w:val="center"/>
+          </w:tcPr>
+          <w:p>
+            <w:pPr>
+              <w:spacing w:after="20" w:before="20"/>
+              <w:jc w:val="center"/>
+            </w:pPr>
+            <w:r>
+              <w:rPr>
+                <w:rFonts w:ascii="Calibri" w:hAnsi="Calibri" w:eastAsia="微软雅黑"/>
+                <w:b w:val="0"/>
+                <w:i w:val="0"/>
+                <w:color w:val="222222"/>
+                <w:sz w:val="19"/>
+              </w:rPr>
+              <w:t>善良的；种类</w:t>
+            </w:r>
+          </w:p>
+        </w:tc>
+      </w:tr>
+      <w:tr>
+        <w:tc>
+          <w:tcPr>
+            <w:tcW w:type="dxa" w:w="2041"/>
+            <w:shd w:val="clear" w:color="auto" w:fill="EAF7F5"/>
+            <w:vAlign w:val="center"/>
+          </w:tcPr>
+          <w:p>
+            <w:pPr>
+              <w:spacing w:after="20" w:before="20"/>
+              <w:jc w:val="center"/>
+            </w:pPr>
+            <w:r>
+              <w:rPr>
+                <w:rFonts w:ascii="Calibri" w:hAnsi="Calibri" w:eastAsia="微软雅黑"/>
+                <w:b w:val="0"/>
+                <w:i w:val="0"/>
+                <w:color w:val="222222"/>
+                <w:sz w:val="19"/>
+              </w:rPr>
+              <w:t>kindness</w:t>
+            </w:r>
+          </w:p>
+        </w:tc>
+        <w:tc>
+          <w:tcPr>
+            <w:tcW w:type="dxa" w:w="2608"/>
+            <w:shd w:val="clear" w:color="auto" w:fill="EAF7F5"/>
+            <w:vAlign w:val="center"/>
+          </w:tcPr>
+          <w:p>
+            <w:pPr>
+              <w:spacing w:after="20" w:before="20"/>
+              <w:jc w:val="center"/>
+            </w:pPr>
+            <w:r>
+              <w:rPr>
+                <w:rFonts w:ascii="Calibri" w:hAnsi="Calibri" w:eastAsia="微软雅黑"/>
+                <w:b w:val="0"/>
+                <w:i w:val="0"/>
+                <w:color w:val="222222"/>
+                <w:sz w:val="19"/>
+              </w:rPr>
+              <w:t>kind + ness</w:t>
+            </w:r>
+          </w:p>
+        </w:tc>
+        <w:tc>
+          <w:tcPr>
+            <w:tcW w:type="dxa" w:w="1474"/>
+            <w:shd w:val="clear" w:color="auto" w:fill="EAF7F5"/>
+            <w:vAlign w:val="center"/>
+          </w:tcPr>
+          <w:p>
+            <w:pPr>
+              <w:spacing w:after="20" w:before="20"/>
+              <w:jc w:val="center"/>
+            </w:pPr>
+            <w:r>
+              <w:rPr>
+                <w:rFonts w:ascii="Calibri" w:hAnsi="Calibri" w:eastAsia="微软雅黑"/>
+                <w:b w:val="0"/>
+                <w:i w:val="0"/>
+                <w:color w:val="222222"/>
+                <w:sz w:val="19"/>
+              </w:rPr>
+              <w:t>n.</w:t>
+            </w:r>
+          </w:p>
+        </w:tc>
+        <w:tc>
+          <w:tcPr>
+            <w:tcW w:type="dxa" w:w="3175"/>
+            <w:shd w:val="clear" w:color="auto" w:fill="EAF7F5"/>
+            <w:vAlign w:val="center"/>
+          </w:tcPr>
+          <w:p>
+            <w:pPr>
+              <w:spacing w:after="20" w:before="20"/>
+              <w:jc w:val="center"/>
+            </w:pPr>
+            <w:r>
+              <w:rPr>
+                <w:rFonts w:ascii="Calibri" w:hAnsi="Calibri" w:eastAsia="微软雅黑"/>
+                <w:b w:val="0"/>
+                <w:i w:val="0"/>
+                <w:color w:val="222222"/>
+                <w:sz w:val="19"/>
+              </w:rPr>
+              <w:t>善良；好意</w:t>
+            </w:r>
+          </w:p>
+        </w:tc>
+      </w:tr>
+      <w:tr>
+        <w:tc>
+          <w:tcPr>
+            <w:tcW w:type="dxa" w:w="2041"/>
+            <w:vAlign w:val="center"/>
+          </w:tcPr>
+          <w:p>
+            <w:pPr>
+              <w:spacing w:after="20" w:before="20"/>
+              <w:jc w:val="center"/>
+            </w:pPr>
+            <w:r>
+              <w:rPr>
+                <w:rFonts w:ascii="Calibri" w:hAnsi="Calibri" w:eastAsia="微软雅黑"/>
+                <w:b w:val="0"/>
+                <w:i w:val="0"/>
+                <w:color w:val="222222"/>
+                <w:sz w:val="19"/>
+              </w:rPr>
+              <w:t>kindly</w:t>
+            </w:r>
+          </w:p>
+        </w:tc>
+        <w:tc>
+          <w:tcPr>
+            <w:tcW w:type="dxa" w:w="2608"/>
+            <w:vAlign w:val="center"/>
+          </w:tcPr>
+          <w:p>
+            <w:pPr>
+              <w:spacing w:after="20" w:before="20"/>
+              <w:jc w:val="center"/>
+            </w:pPr>
+            <w:r>
+              <w:rPr>
+                <w:rFonts w:ascii="Calibri" w:hAnsi="Calibri" w:eastAsia="微软雅黑"/>
+                <w:b w:val="0"/>
+                <w:i w:val="0"/>
+                <w:color w:val="222222"/>
+                <w:sz w:val="19"/>
+              </w:rPr>
+              <w:t>kind + ly</w:t>
+            </w:r>
+          </w:p>
+        </w:tc>
+        <w:tc>
+          <w:tcPr>
+            <w:tcW w:type="dxa" w:w="1474"/>
+            <w:vAlign w:val="center"/>
+          </w:tcPr>
+          <w:p>
+            <w:pPr>
+              <w:spacing w:after="20" w:before="20"/>
+              <w:jc w:val="center"/>
+            </w:pPr>
+            <w:r>
+              <w:rPr>
+                <w:rFonts w:ascii="Calibri" w:hAnsi="Calibri" w:eastAsia="微软雅黑"/>
+                <w:b w:val="0"/>
+                <w:i w:val="0"/>
+                <w:color w:val="222222"/>
+                <w:sz w:val="19"/>
+              </w:rPr>
+              <w:t>adv.</w:t>
+            </w:r>
+          </w:p>
+        </w:tc>
+        <w:tc>
+          <w:tcPr>
+            <w:tcW w:type="dxa" w:w="3175"/>
+            <w:vAlign w:val="center"/>
+          </w:tcPr>
+          <w:p>
+            <w:pPr>
+              <w:spacing w:after="20" w:before="20"/>
+              <w:jc w:val="center"/>
+            </w:pPr>
+            <w:r>
+              <w:rPr>
+                <w:rFonts w:ascii="Calibri" w:hAnsi="Calibri" w:eastAsia="微软雅黑"/>
+                <w:b w:val="0"/>
+                <w:i w:val="0"/>
+                <w:color w:val="222222"/>
+                <w:sz w:val="19"/>
+              </w:rPr>
+              <w:t>友善地</w:t>
+            </w:r>
+          </w:p>
+        </w:tc>
+      </w:tr>
+    </w:tbl>
+    <w:p>
+      <w:pPr>
+        <w:spacing w:before="0" w:after="60" w:line="312" w:lineRule="auto"/>
+      </w:pPr>
     </w:p>
     <w:p>
       <w:pPr>
-        <w:spacing w:before="0" w:after="20" w:line="312" w:lineRule="auto"/>
-        <w:ind w:left="283"/>
+        <w:keepNext/>
+        <w:spacing w:before="120" w:after="40" w:line="312" w:lineRule="auto"/>
       </w:pPr>
       <w:r>
         <w:rPr>
           <w:rFonts w:ascii="Calibri" w:hAnsi="Calibri" w:eastAsia="微软雅黑"/>
           <w:b/>
           <w:i w:val="0"/>
+          <w:color w:val="222222"/>
+          <w:sz w:val="23"/>
+        </w:rPr>
+        <w:t xml:space="preserve">5. </w:t>
+      </w:r>
+      <w:r>
+        <w:rPr>
+          <w:rFonts w:ascii="Calibri" w:hAnsi="Calibri" w:eastAsia="微软雅黑"/>
+          <w:b/>
+          <w:i w:val="0"/>
           <w:color w:val="F08A24"/>
-          <w:sz w:val="20"/>
-        </w:rPr>
-        <w:t>【拓展】</w:t>
+          <w:sz w:val="24"/>
+        </w:rPr>
+        <w:t xml:space="preserve">important  </w:t>
       </w:r>
       <w:r>
         <w:rPr>
           <w:rFonts w:ascii="Calibri" w:hAnsi="Calibri" w:eastAsia="微软雅黑"/>
           <w:b w:val="0"/>
           <w:i w:val="0"/>
-          <w:color w:val="222222"/>
-          <w:sz w:val="20"/>
-        </w:rPr>
-        <w:t xml:space="preserve">seed </w:t>
-      </w:r>
-      <w:r>
-        <w:rPr>
-          <w:rFonts w:ascii="Calibri" w:hAnsi="Calibri" w:eastAsia="微软雅黑"/>
-          <w:b w:val="0"/>
-          <w:i w:val="0"/>
-          <w:color w:val="222222"/>
-          <w:sz w:val="20"/>
-        </w:rPr>
-        <w:t xml:space="preserve">n. 种子  |  </w:t>
-      </w:r>
-      <w:r>
-        <w:rPr>
-          <w:rFonts w:ascii="Calibri" w:hAnsi="Calibri" w:eastAsia="微软雅黑"/>
-          <w:b w:val="0"/>
-          <w:i w:val="0"/>
-          <w:color w:val="222222"/>
-          <w:sz w:val="20"/>
-        </w:rPr>
-        <w:t xml:space="preserve">look after </w:t>
-      </w:r>
-      <w:r>
-        <w:rPr>
-          <w:rFonts w:ascii="Calibri" w:hAnsi="Calibri" w:eastAsia="微软雅黑"/>
-          <w:b w:val="0"/>
-          <w:i w:val="0"/>
-          <w:color w:val="222222"/>
-          <w:sz w:val="20"/>
-        </w:rPr>
-        <w:t>照顾</w:t>
+          <w:color w:val="8A8A8A"/>
+          <w:sz w:val="18"/>
+        </w:rPr>
+        <w:t>（7下高频 · 篇章词）</w:t>
       </w:r>
     </w:p>
     <w:p>
       <w:pPr>
-        <w:spacing w:before="0" w:after="20" w:line="312" w:lineRule="auto"/>
-        <w:ind w:left="283"/>
+        <w:spacing w:before="0" w:after="40" w:line="300" w:lineRule="auto"/>
+        <w:ind w:left="227"/>
       </w:pPr>
       <w:r>
         <w:rPr>
@@ -2860,87 +4396,137 @@
           <w:b/>
           <w:i w:val="0"/>
           <w:color w:val="F08A24"/>
-          <w:sz w:val="20"/>
-        </w:rPr>
-        <w:t>【例句】</w:t>
-      </w:r>
-      <w:r>
-        <w:rPr>
-          <w:rFonts w:ascii="Times New Roman" w:hAnsi="Times New Roman" w:eastAsia="微软雅黑"/>
+          <w:sz w:val="21"/>
+        </w:rPr>
+        <w:t>★</w:t>
+      </w:r>
+      <w:r>
+        <w:rPr>
+          <w:rFonts w:ascii="Calibri" w:hAnsi="Calibri" w:eastAsia="微软雅黑"/>
+          <w:b/>
+          <w:i w:val="0"/>
+          <w:color w:val="0E8C84"/>
+          <w:sz w:val="21"/>
+        </w:rPr>
+        <w:t>音：</w:t>
+      </w:r>
+      <w:r>
+        <w:rPr>
+          <w:rFonts w:ascii="Calibri" w:hAnsi="Calibri" w:eastAsia="微软雅黑"/>
           <w:b w:val="0"/>
           <w:i w:val="0"/>
-          <w:color w:val="222222"/>
-          <w:sz w:val="20"/>
-        </w:rPr>
-        <w:t>Making a friend is just like planting a tree.</w:t>
+          <w:color w:val="0E8C84"/>
+          <w:sz w:val="21"/>
+        </w:rPr>
+        <w:t>/ɪmˈpɔːtnt/</w:t>
       </w:r>
     </w:p>
     <w:p>
       <w:pPr>
-        <w:spacing w:before="0" w:after="20" w:line="312" w:lineRule="auto"/>
-        <w:ind w:left="283"/>
-      </w:pPr>
+        <w:spacing w:before="0" w:after="40" w:line="300" w:lineRule="auto"/>
+        <w:ind w:left="227"/>
+      </w:pPr>
+      <w:r>
+        <w:rPr>
+          <w:rFonts w:ascii="Calibri" w:hAnsi="Calibri" w:eastAsia="微软雅黑"/>
+          <w:b/>
+          <w:i w:val="0"/>
+          <w:color w:val="F08A24"/>
+          <w:sz w:val="21"/>
+        </w:rPr>
+        <w:t>★</w:t>
+      </w:r>
+      <w:r>
+        <w:rPr>
+          <w:rFonts w:ascii="Calibri" w:hAnsi="Calibri" w:eastAsia="微软雅黑"/>
+          <w:b/>
+          <w:i w:val="0"/>
+          <w:color w:val="0E8C84"/>
+          <w:sz w:val="21"/>
+        </w:rPr>
+        <w:t>形：</w:t>
+      </w:r>
+      <w:r>
+        <w:rPr>
+          <w:rFonts w:ascii="Calibri" w:hAnsi="Calibri" w:eastAsia="微软雅黑"/>
+          <w:b/>
+          <w:i w:val="0"/>
+          <w:color w:val="222222"/>
+          <w:sz w:val="21"/>
+        </w:rPr>
+        <w:t>import</w:t>
+      </w:r>
       <w:r>
         <w:rPr>
           <w:rFonts w:ascii="Calibri" w:hAnsi="Calibri" w:eastAsia="微软雅黑"/>
           <w:b w:val="0"/>
           <w:i w:val="0"/>
           <w:color w:val="222222"/>
-          <w:sz w:val="20"/>
-        </w:rPr>
-        <w:t xml:space="preserve">      交朋友就像种树一样。</w:t>
+          <w:sz w:val="21"/>
+        </w:rPr>
+        <w:t xml:space="preserve">（重要）+ </w:t>
+      </w:r>
+      <w:r>
+        <w:rPr>
+          <w:rFonts w:ascii="Calibri" w:hAnsi="Calibri" w:eastAsia="微软雅黑"/>
+          <w:b/>
+          <w:i w:val="0"/>
+          <w:color w:val="222222"/>
+          <w:sz w:val="21"/>
+        </w:rPr>
+        <w:t>-ant</w:t>
+      </w:r>
+      <w:r>
+        <w:rPr>
+          <w:rFonts w:ascii="Calibri" w:hAnsi="Calibri" w:eastAsia="微软雅黑"/>
+          <w:b w:val="0"/>
+          <w:i w:val="0"/>
+          <w:color w:val="222222"/>
+          <w:sz w:val="21"/>
+        </w:rPr>
+        <w:t>（形容词后缀）</w:t>
       </w:r>
     </w:p>
     <w:p>
       <w:pPr>
-        <w:keepNext/>
-        <w:spacing w:before="100" w:after="20" w:line="312" w:lineRule="auto"/>
+        <w:spacing w:before="0" w:after="40" w:line="300" w:lineRule="auto"/>
+        <w:ind w:left="227"/>
       </w:pPr>
       <w:r>
         <w:rPr>
           <w:rFonts w:ascii="Calibri" w:hAnsi="Calibri" w:eastAsia="微软雅黑"/>
           <w:b/>
           <w:i w:val="0"/>
+          <w:color w:val="F08A24"/>
+          <w:sz w:val="21"/>
+        </w:rPr>
+        <w:t>★</w:t>
+      </w:r>
+      <w:r>
+        <w:rPr>
+          <w:rFonts w:ascii="Calibri" w:hAnsi="Calibri" w:eastAsia="微软雅黑"/>
+          <w:b/>
+          <w:i w:val="0"/>
+          <w:color w:val="0E8C84"/>
+          <w:sz w:val="21"/>
+        </w:rPr>
+        <w:t>意：</w:t>
+      </w:r>
+      <w:r>
+        <w:rPr>
+          <w:rFonts w:ascii="Calibri" w:hAnsi="Calibri" w:eastAsia="微软雅黑"/>
+          <w:b w:val="0"/>
+          <w:i w:val="0"/>
           <w:color w:val="222222"/>
-          <w:sz w:val="22"/>
-        </w:rPr>
-        <w:t xml:space="preserve">6. </w:t>
-      </w:r>
-      <w:r>
-        <w:rPr>
-          <w:rFonts w:ascii="Calibri" w:hAnsi="Calibri" w:eastAsia="微软雅黑"/>
-          <w:b/>
-          <w:i w:val="0"/>
-          <w:color w:val="F08A24"/>
-          <w:sz w:val="23"/>
-        </w:rPr>
-        <w:t xml:space="preserve">fight  </w:t>
-      </w:r>
-      <w:r>
-        <w:rPr>
-          <w:rFonts w:ascii="Calibri" w:hAnsi="Calibri" w:eastAsia="微软雅黑"/>
-          <w:b w:val="0"/>
-          <w:i w:val="0"/>
-          <w:color w:val="0E8C84"/>
-          <w:sz w:val="20"/>
-        </w:rPr>
-        <w:t xml:space="preserve">/faɪt/  </w:t>
-      </w:r>
-      <w:r>
-        <w:rPr>
-          <w:rFonts w:ascii="Calibri" w:hAnsi="Calibri" w:eastAsia="微软雅黑"/>
-          <w:b w:val="0"/>
-          <w:i w:val="0"/>
-          <w:color w:val="222222"/>
-          <w:sz w:val="20"/>
-        </w:rPr>
-        <w:t>n. &amp; v. 打架；争吵（过去式 fought）</w:t>
+          <w:sz w:val="21"/>
+        </w:rPr>
+        <w:t>adj. 重要的</w:t>
       </w:r>
     </w:p>
     <w:p>
       <w:pPr>
-        <w:spacing w:before="0" w:after="20" w:line="312" w:lineRule="auto"/>
-        <w:ind w:left="283"/>
+        <w:spacing w:before="0" w:after="40" w:line="300" w:lineRule="auto"/>
+        <w:ind w:left="227"/>
       </w:pPr>
       <w:r>
         <w:rPr>
@@ -2948,9 +4534,19 @@
           <w:b/>
           <w:i w:val="0"/>
           <w:color w:val="F08A24"/>
-          <w:sz w:val="20"/>
-        </w:rPr>
-        <w:t>【短语】</w:t>
+          <w:sz w:val="21"/>
+        </w:rPr>
+        <w:t>★</w:t>
+      </w:r>
+      <w:r>
+        <w:rPr>
+          <w:rFonts w:ascii="Calibri" w:hAnsi="Calibri" w:eastAsia="微软雅黑"/>
+          <w:b/>
+          <w:i w:val="0"/>
+          <w:color w:val="0E8C84"/>
+          <w:sz w:val="21"/>
+        </w:rPr>
+        <w:t>用：</w:t>
       </w:r>
       <w:r>
         <w:rPr>
@@ -2958,9 +4554,9 @@
           <w:b w:val="0"/>
           <w:i w:val="0"/>
           <w:color w:val="222222"/>
-          <w:sz w:val="20"/>
-        </w:rPr>
-        <w:t xml:space="preserve">have a fight with sb. </w:t>
+          <w:sz w:val="21"/>
+        </w:rPr>
+        <w:t xml:space="preserve">be important to sb. </w:t>
       </w:r>
       <w:r>
         <w:rPr>
@@ -2968,52 +4564,425 @@
           <w:b w:val="0"/>
           <w:i w:val="0"/>
           <w:color w:val="222222"/>
-          <w:sz w:val="20"/>
-        </w:rPr>
-        <w:t>与某人吵架</w:t>
+          <w:sz w:val="21"/>
+        </w:rPr>
+        <w:t>对某人重要；</w:t>
+      </w:r>
+      <w:r>
+        <w:rPr>
+          <w:rFonts w:ascii="Calibri" w:hAnsi="Calibri" w:eastAsia="微软雅黑"/>
+          <w:b w:val="0"/>
+          <w:i w:val="0"/>
+          <w:color w:val="222222"/>
+          <w:sz w:val="21"/>
+        </w:rPr>
+        <w:t xml:space="preserve">It's important to do sth. </w:t>
+      </w:r>
+      <w:r>
+        <w:rPr>
+          <w:rFonts w:ascii="Calibri" w:hAnsi="Calibri" w:eastAsia="微软雅黑"/>
+          <w:b w:val="0"/>
+          <w:i w:val="0"/>
+          <w:color w:val="222222"/>
+          <w:sz w:val="21"/>
+        </w:rPr>
+        <w:t>做某事很重要</w:t>
       </w:r>
     </w:p>
+    <w:tbl>
+      <w:tblPr>
+        <w:tblW w:type="auto" w:w="0"/>
+        <w:jc w:val="center"/>
+        <w:tblBorders>
+          <w:top w:val="single" w:sz="6" w:space="0" w:color="C9E5E1"/>
+          <w:left w:val="single" w:sz="6" w:space="0" w:color="C9E5E1"/>
+          <w:bottom w:val="single" w:sz="6" w:space="0" w:color="C9E5E1"/>
+          <w:right w:val="single" w:sz="6" w:space="0" w:color="C9E5E1"/>
+          <w:insideH w:val="single" w:sz="6" w:space="0" w:color="C9E5E1"/>
+          <w:insideV w:val="single" w:sz="6" w:space="0" w:color="C9E5E1"/>
+        </w:tblBorders>
+        <w:tblLayout w:type="fixed"/>
+        <w:tblLook w:firstColumn="1" w:firstRow="1" w:lastColumn="0" w:lastRow="0" w:noHBand="0" w:noVBand="1" w:val="04A0"/>
+      </w:tblPr>
+      <w:tblGrid>
+        <w:gridCol w:w="2353"/>
+        <w:gridCol w:w="2353"/>
+        <w:gridCol w:w="2353"/>
+        <w:gridCol w:w="2353"/>
+      </w:tblGrid>
+      <w:tr>
+        <w:tc>
+          <w:tcPr>
+            <w:tcW w:type="dxa" w:w="2041"/>
+            <w:shd w:val="clear" w:color="auto" w:fill="16A39A"/>
+            <w:vAlign w:val="center"/>
+          </w:tcPr>
+          <w:p>
+            <w:pPr>
+              <w:spacing w:after="20" w:before="20"/>
+              <w:jc w:val="center"/>
+            </w:pPr>
+            <w:r>
+              <w:rPr>
+                <w:rFonts w:ascii="Calibri" w:hAnsi="Calibri" w:eastAsia="微软雅黑"/>
+                <w:b/>
+                <w:i w:val="0"/>
+                <w:color w:val="FFFFFF"/>
+                <w:sz w:val="20"/>
+              </w:rPr>
+              <w:t>单词</w:t>
+            </w:r>
+          </w:p>
+        </w:tc>
+        <w:tc>
+          <w:tcPr>
+            <w:tcW w:type="dxa" w:w="2608"/>
+            <w:shd w:val="clear" w:color="auto" w:fill="16A39A"/>
+            <w:vAlign w:val="center"/>
+          </w:tcPr>
+          <w:p>
+            <w:pPr>
+              <w:spacing w:after="20" w:before="20"/>
+              <w:jc w:val="center"/>
+            </w:pPr>
+            <w:r>
+              <w:rPr>
+                <w:rFonts w:ascii="Calibri" w:hAnsi="Calibri" w:eastAsia="微软雅黑"/>
+                <w:b/>
+                <w:i w:val="0"/>
+                <w:color w:val="FFFFFF"/>
+                <w:sz w:val="20"/>
+              </w:rPr>
+              <w:t>构成</w:t>
+            </w:r>
+          </w:p>
+        </w:tc>
+        <w:tc>
+          <w:tcPr>
+            <w:tcW w:type="dxa" w:w="1474"/>
+            <w:shd w:val="clear" w:color="auto" w:fill="16A39A"/>
+            <w:vAlign w:val="center"/>
+          </w:tcPr>
+          <w:p>
+            <w:pPr>
+              <w:spacing w:after="20" w:before="20"/>
+              <w:jc w:val="center"/>
+            </w:pPr>
+            <w:r>
+              <w:rPr>
+                <w:rFonts w:ascii="Calibri" w:hAnsi="Calibri" w:eastAsia="微软雅黑"/>
+                <w:b/>
+                <w:i w:val="0"/>
+                <w:color w:val="FFFFFF"/>
+                <w:sz w:val="20"/>
+              </w:rPr>
+              <w:t>词性</w:t>
+            </w:r>
+          </w:p>
+        </w:tc>
+        <w:tc>
+          <w:tcPr>
+            <w:tcW w:type="dxa" w:w="3175"/>
+            <w:shd w:val="clear" w:color="auto" w:fill="16A39A"/>
+            <w:vAlign w:val="center"/>
+          </w:tcPr>
+          <w:p>
+            <w:pPr>
+              <w:spacing w:after="20" w:before="20"/>
+              <w:jc w:val="center"/>
+            </w:pPr>
+            <w:r>
+              <w:rPr>
+                <w:rFonts w:ascii="Calibri" w:hAnsi="Calibri" w:eastAsia="微软雅黑"/>
+                <w:b/>
+                <w:i w:val="0"/>
+                <w:color w:val="FFFFFF"/>
+                <w:sz w:val="20"/>
+              </w:rPr>
+              <w:t>含义</w:t>
+            </w:r>
+          </w:p>
+        </w:tc>
+      </w:tr>
+      <w:tr>
+        <w:tc>
+          <w:tcPr>
+            <w:tcW w:type="dxa" w:w="2041"/>
+            <w:vAlign w:val="center"/>
+          </w:tcPr>
+          <w:p>
+            <w:pPr>
+              <w:spacing w:after="20" w:before="20"/>
+              <w:jc w:val="center"/>
+            </w:pPr>
+            <w:r>
+              <w:rPr>
+                <w:rFonts w:ascii="Calibri" w:hAnsi="Calibri" w:eastAsia="微软雅黑"/>
+                <w:b w:val="0"/>
+                <w:i w:val="0"/>
+                <w:color w:val="222222"/>
+                <w:sz w:val="19"/>
+              </w:rPr>
+              <w:t>important</w:t>
+            </w:r>
+          </w:p>
+        </w:tc>
+        <w:tc>
+          <w:tcPr>
+            <w:tcW w:type="dxa" w:w="2608"/>
+            <w:vAlign w:val="center"/>
+          </w:tcPr>
+          <w:p>
+            <w:pPr>
+              <w:spacing w:after="20" w:before="20"/>
+              <w:jc w:val="center"/>
+            </w:pPr>
+            <w:r>
+              <w:rPr>
+                <w:rFonts w:ascii="Calibri" w:hAnsi="Calibri" w:eastAsia="微软雅黑"/>
+                <w:b w:val="0"/>
+                <w:i w:val="0"/>
+                <w:color w:val="222222"/>
+                <w:sz w:val="19"/>
+              </w:rPr>
+              <w:t>—</w:t>
+            </w:r>
+          </w:p>
+        </w:tc>
+        <w:tc>
+          <w:tcPr>
+            <w:tcW w:type="dxa" w:w="1474"/>
+            <w:vAlign w:val="center"/>
+          </w:tcPr>
+          <w:p>
+            <w:pPr>
+              <w:spacing w:after="20" w:before="20"/>
+              <w:jc w:val="center"/>
+            </w:pPr>
+            <w:r>
+              <w:rPr>
+                <w:rFonts w:ascii="Calibri" w:hAnsi="Calibri" w:eastAsia="微软雅黑"/>
+                <w:b w:val="0"/>
+                <w:i w:val="0"/>
+                <w:color w:val="222222"/>
+                <w:sz w:val="19"/>
+              </w:rPr>
+              <w:t>adj.</w:t>
+            </w:r>
+          </w:p>
+        </w:tc>
+        <w:tc>
+          <w:tcPr>
+            <w:tcW w:type="dxa" w:w="3175"/>
+            <w:vAlign w:val="center"/>
+          </w:tcPr>
+          <w:p>
+            <w:pPr>
+              <w:spacing w:after="20" w:before="20"/>
+              <w:jc w:val="center"/>
+            </w:pPr>
+            <w:r>
+              <w:rPr>
+                <w:rFonts w:ascii="Calibri" w:hAnsi="Calibri" w:eastAsia="微软雅黑"/>
+                <w:b w:val="0"/>
+                <w:i w:val="0"/>
+                <w:color w:val="222222"/>
+                <w:sz w:val="19"/>
+              </w:rPr>
+              <w:t>重要的</w:t>
+            </w:r>
+          </w:p>
+        </w:tc>
+      </w:tr>
+      <w:tr>
+        <w:tc>
+          <w:tcPr>
+            <w:tcW w:type="dxa" w:w="2041"/>
+            <w:shd w:val="clear" w:color="auto" w:fill="EAF7F5"/>
+            <w:vAlign w:val="center"/>
+          </w:tcPr>
+          <w:p>
+            <w:pPr>
+              <w:spacing w:after="20" w:before="20"/>
+              <w:jc w:val="center"/>
+            </w:pPr>
+            <w:r>
+              <w:rPr>
+                <w:rFonts w:ascii="Calibri" w:hAnsi="Calibri" w:eastAsia="微软雅黑"/>
+                <w:b w:val="0"/>
+                <w:i w:val="0"/>
+                <w:color w:val="222222"/>
+                <w:sz w:val="19"/>
+              </w:rPr>
+              <w:t>importance</w:t>
+            </w:r>
+          </w:p>
+        </w:tc>
+        <w:tc>
+          <w:tcPr>
+            <w:tcW w:type="dxa" w:w="2608"/>
+            <w:shd w:val="clear" w:color="auto" w:fill="EAF7F5"/>
+            <w:vAlign w:val="center"/>
+          </w:tcPr>
+          <w:p>
+            <w:pPr>
+              <w:spacing w:after="20" w:before="20"/>
+              <w:jc w:val="center"/>
+            </w:pPr>
+            <w:r>
+              <w:rPr>
+                <w:rFonts w:ascii="Calibri" w:hAnsi="Calibri" w:eastAsia="微软雅黑"/>
+                <w:b w:val="0"/>
+                <w:i w:val="0"/>
+                <w:color w:val="222222"/>
+                <w:sz w:val="19"/>
+              </w:rPr>
+              <w:t>import + ance</w:t>
+            </w:r>
+          </w:p>
+        </w:tc>
+        <w:tc>
+          <w:tcPr>
+            <w:tcW w:type="dxa" w:w="1474"/>
+            <w:shd w:val="clear" w:color="auto" w:fill="EAF7F5"/>
+            <w:vAlign w:val="center"/>
+          </w:tcPr>
+          <w:p>
+            <w:pPr>
+              <w:spacing w:after="20" w:before="20"/>
+              <w:jc w:val="center"/>
+            </w:pPr>
+            <w:r>
+              <w:rPr>
+                <w:rFonts w:ascii="Calibri" w:hAnsi="Calibri" w:eastAsia="微软雅黑"/>
+                <w:b w:val="0"/>
+                <w:i w:val="0"/>
+                <w:color w:val="222222"/>
+                <w:sz w:val="19"/>
+              </w:rPr>
+              <w:t>n.</w:t>
+            </w:r>
+          </w:p>
+        </w:tc>
+        <w:tc>
+          <w:tcPr>
+            <w:tcW w:type="dxa" w:w="3175"/>
+            <w:shd w:val="clear" w:color="auto" w:fill="EAF7F5"/>
+            <w:vAlign w:val="center"/>
+          </w:tcPr>
+          <w:p>
+            <w:pPr>
+              <w:spacing w:after="20" w:before="20"/>
+              <w:jc w:val="center"/>
+            </w:pPr>
+            <w:r>
+              <w:rPr>
+                <w:rFonts w:ascii="Calibri" w:hAnsi="Calibri" w:eastAsia="微软雅黑"/>
+                <w:b w:val="0"/>
+                <w:i w:val="0"/>
+                <w:color w:val="222222"/>
+                <w:sz w:val="19"/>
+              </w:rPr>
+              <w:t>重要性</w:t>
+            </w:r>
+          </w:p>
+        </w:tc>
+      </w:tr>
+      <w:tr>
+        <w:tc>
+          <w:tcPr>
+            <w:tcW w:type="dxa" w:w="2041"/>
+            <w:vAlign w:val="center"/>
+          </w:tcPr>
+          <w:p>
+            <w:pPr>
+              <w:spacing w:after="20" w:before="20"/>
+              <w:jc w:val="center"/>
+            </w:pPr>
+            <w:r>
+              <w:rPr>
+                <w:rFonts w:ascii="Calibri" w:hAnsi="Calibri" w:eastAsia="微软雅黑"/>
+                <w:b w:val="0"/>
+                <w:i w:val="0"/>
+                <w:color w:val="222222"/>
+                <w:sz w:val="19"/>
+              </w:rPr>
+              <w:t>unimportant</w:t>
+            </w:r>
+          </w:p>
+        </w:tc>
+        <w:tc>
+          <w:tcPr>
+            <w:tcW w:type="dxa" w:w="2608"/>
+            <w:vAlign w:val="center"/>
+          </w:tcPr>
+          <w:p>
+            <w:pPr>
+              <w:spacing w:after="20" w:before="20"/>
+              <w:jc w:val="center"/>
+            </w:pPr>
+            <w:r>
+              <w:rPr>
+                <w:rFonts w:ascii="Calibri" w:hAnsi="Calibri" w:eastAsia="微软雅黑"/>
+                <w:b w:val="0"/>
+                <w:i w:val="0"/>
+                <w:color w:val="222222"/>
+                <w:sz w:val="19"/>
+              </w:rPr>
+              <w:t>un- + important</w:t>
+            </w:r>
+          </w:p>
+        </w:tc>
+        <w:tc>
+          <w:tcPr>
+            <w:tcW w:type="dxa" w:w="1474"/>
+            <w:vAlign w:val="center"/>
+          </w:tcPr>
+          <w:p>
+            <w:pPr>
+              <w:spacing w:after="20" w:before="20"/>
+              <w:jc w:val="center"/>
+            </w:pPr>
+            <w:r>
+              <w:rPr>
+                <w:rFonts w:ascii="Calibri" w:hAnsi="Calibri" w:eastAsia="微软雅黑"/>
+                <w:b w:val="0"/>
+                <w:i w:val="0"/>
+                <w:color w:val="222222"/>
+                <w:sz w:val="19"/>
+              </w:rPr>
+              <w:t>adj.</w:t>
+            </w:r>
+          </w:p>
+        </w:tc>
+        <w:tc>
+          <w:tcPr>
+            <w:tcW w:type="dxa" w:w="3175"/>
+            <w:vAlign w:val="center"/>
+          </w:tcPr>
+          <w:p>
+            <w:pPr>
+              <w:spacing w:after="20" w:before="20"/>
+              <w:jc w:val="center"/>
+            </w:pPr>
+            <w:r>
+              <w:rPr>
+                <w:rFonts w:ascii="Calibri" w:hAnsi="Calibri" w:eastAsia="微软雅黑"/>
+                <w:b w:val="0"/>
+                <w:i w:val="0"/>
+                <w:color w:val="222222"/>
+                <w:sz w:val="19"/>
+              </w:rPr>
+              <w:t>不重要的</w:t>
+            </w:r>
+          </w:p>
+        </w:tc>
+      </w:tr>
+    </w:tbl>
     <w:p>
       <w:pPr>
-        <w:spacing w:before="0" w:after="20" w:line="312" w:lineRule="auto"/>
-        <w:ind w:left="283"/>
-      </w:pPr>
-      <w:r>
-        <w:rPr>
-          <w:rFonts w:ascii="Calibri" w:hAnsi="Calibri" w:eastAsia="微软雅黑"/>
-          <w:b/>
-          <w:i w:val="0"/>
-          <w:color w:val="F08A24"/>
-          <w:sz w:val="20"/>
-        </w:rPr>
-        <w:t>【例句】</w:t>
-      </w:r>
-      <w:r>
-        <w:rPr>
-          <w:rFonts w:ascii="Times New Roman" w:hAnsi="Times New Roman" w:eastAsia="微软雅黑"/>
-          <w:b w:val="0"/>
-          <w:i w:val="0"/>
-          <w:color w:val="222222"/>
-          <w:sz w:val="20"/>
-        </w:rPr>
-        <w:t>Even the best friends sometimes have fights.</w:t>
-      </w:r>
-    </w:p>
-    <w:p>
-      <w:pPr>
-        <w:spacing w:before="0" w:after="20" w:line="312" w:lineRule="auto"/>
-        <w:ind w:left="283"/>
-      </w:pPr>
-      <w:r>
-        <w:rPr>
-          <w:rFonts w:ascii="Calibri" w:hAnsi="Calibri" w:eastAsia="微软雅黑"/>
-          <w:b w:val="0"/>
-          <w:i w:val="0"/>
-          <w:color w:val="222222"/>
-          <w:sz w:val="20"/>
-        </w:rPr>
-        <w:t xml:space="preserve">      即使最好的朋友有时也会吵架。</w:t>
-      </w:r>
+        <w:spacing w:before="0" w:after="60" w:line="312" w:lineRule="auto"/>
+      </w:pPr>
     </w:p>
     <w:tbl>
       <w:tblPr>
@@ -3085,7 +5054,7 @@
                 <w:color w:val="222222"/>
                 <w:sz w:val="20"/>
               </w:rPr>
-              <w:t>对……有耐心 → ____ ；现实生活 → ____ ；</w:t>
+              <w:t>友谊 → ____ ；对某人有耐心 → ____ ；</w:t>
             </w:r>
             <w:r>
               <w:rPr>
@@ -3095,7 +5064,7 @@
                 <w:color w:val="222222"/>
                 <w:sz w:val="20"/>
               </w:rPr>
-              <w:t>与某人分享某物 → ____ ；照顾 → ____ 。</w:t>
+              <w:t>在现实生活中 → ____ ；对某人友好 → ____ ；对某人重要 → ____ 。</w:t>
             </w:r>
           </w:p>
         </w:tc>
@@ -8544,7 +10513,7 @@
                 <w:color w:val="222222"/>
                 <w:sz w:val="20"/>
               </w:rPr>
-              <w:t>be patient with sb. / in real life / share sth. with sb. / look after</w:t>
+              <w:t>friendship / be patient with sb. / in real life / be kind to sb. / be important to sb.</w:t>
             </w:r>
           </w:p>
           <w:p>
@@ -9642,7 +11611,7 @@
           <w:color w:val="222222"/>
           <w:sz w:val="21"/>
         </w:rPr>
-        <w:t>本讲核心词来自完形篇章</w:t>
+        <w:t>核心词选自本讲</w:t>
       </w:r>
       <w:r>
         <w:rPr>
@@ -9662,13 +11631,53 @@
           <w:color w:val="222222"/>
           <w:sz w:val="21"/>
         </w:rPr>
-        <w:t>，边记词边读语境，效率更高。</w:t>
+        <w:t xml:space="preserve">完形篇章，优先 </w:t>
+      </w:r>
+      <w:r>
+        <w:rPr>
+          <w:rFonts w:ascii="Calibri" w:hAnsi="Calibri" w:eastAsia="微软雅黑"/>
+          <w:b/>
+          <w:i w:val="0"/>
+          <w:color w:val="F08A24"/>
+          <w:sz w:val="21"/>
+        </w:rPr>
+        <w:t>7 年级下学期常考高频词</w:t>
+      </w:r>
+      <w:r>
+        <w:rPr>
+          <w:rFonts w:ascii="Calibri" w:hAnsi="Calibri" w:eastAsia="微软雅黑"/>
+          <w:b w:val="0"/>
+          <w:i w:val="0"/>
+          <w:color w:val="222222"/>
+          <w:sz w:val="21"/>
+        </w:rPr>
+        <w:t xml:space="preserve">（已避开练习册同课词），按 </w:t>
+      </w:r>
+      <w:r>
+        <w:rPr>
+          <w:rFonts w:ascii="Calibri" w:hAnsi="Calibri" w:eastAsia="微软雅黑"/>
+          <w:b/>
+          <w:i w:val="0"/>
+          <w:color w:val="F08A24"/>
+          <w:sz w:val="21"/>
+        </w:rPr>
+        <w:t>音 · 形 · 意 · 用 · 拓</w:t>
+      </w:r>
+      <w:r>
+        <w:rPr>
+          <w:rFonts w:ascii="Calibri" w:hAnsi="Calibri" w:eastAsia="微软雅黑"/>
+          <w:b w:val="0"/>
+          <w:i w:val="0"/>
+          <w:color w:val="222222"/>
+          <w:sz w:val="21"/>
+        </w:rPr>
+        <w:t xml:space="preserve"> 五维记忆。</w:t>
       </w:r>
     </w:p>
     <w:p>
       <w:pPr>
         <w:keepNext/>
-        <w:spacing w:before="100" w:after="20" w:line="312" w:lineRule="auto"/>
+        <w:spacing w:before="120" w:after="40" w:line="312" w:lineRule="auto"/>
       </w:pPr>
       <w:r>
         <w:rPr>
@@ -9676,7 +11685,7 @@
           <w:b/>
           <w:i w:val="0"/>
           <w:color w:val="222222"/>
-          <w:sz w:val="22"/>
+          <w:sz w:val="23"/>
         </w:rPr>
         <w:t xml:space="preserve">1. </w:t>
       </w:r>
@@ -9686,7 +11695,7 @@
           <w:b/>
           <w:i w:val="0"/>
           <w:color w:val="F08A24"/>
-          <w:sz w:val="23"/>
+          <w:sz w:val="24"/>
         </w:rPr>
         <w:t xml:space="preserve">gift  </w:t>
       </w:r>
@@ -9695,26 +11704,16 @@
           <w:rFonts w:ascii="Calibri" w:hAnsi="Calibri" w:eastAsia="微软雅黑"/>
           <w:b w:val="0"/>
           <w:i w:val="0"/>
-          <w:color w:val="0E8C84"/>
-          <w:sz w:val="20"/>
-        </w:rPr>
-        <w:t xml:space="preserve">/ɡɪft/  </w:t>
-      </w:r>
-      <w:r>
-        <w:rPr>
-          <w:rFonts w:ascii="Calibri" w:hAnsi="Calibri" w:eastAsia="微软雅黑"/>
-          <w:b w:val="0"/>
-          <w:i w:val="0"/>
-          <w:color w:val="222222"/>
-          <w:sz w:val="20"/>
-        </w:rPr>
-        <w:t>n. 礼物；天赋</w:t>
+          <w:color w:val="8A8A8A"/>
+          <w:sz w:val="18"/>
+        </w:rPr>
+        <w:t>（7下高频 · 一词多义）</w:t>
       </w:r>
     </w:p>
     <w:p>
       <w:pPr>
-        <w:spacing w:before="0" w:after="20" w:line="312" w:lineRule="auto"/>
-        <w:ind w:left="283"/>
+        <w:spacing w:before="0" w:after="40" w:line="300" w:lineRule="auto"/>
+        <w:ind w:left="227"/>
       </w:pPr>
       <w:r>
         <w:rPr>
@@ -9722,35 +11721,35 @@
           <w:b/>
           <w:i w:val="0"/>
           <w:color w:val="F08A24"/>
-          <w:sz w:val="20"/>
-        </w:rPr>
-        <w:t>【短语】</w:t>
+          <w:sz w:val="21"/>
+        </w:rPr>
+        <w:t>★</w:t>
+      </w:r>
+      <w:r>
+        <w:rPr>
+          <w:rFonts w:ascii="Calibri" w:hAnsi="Calibri" w:eastAsia="微软雅黑"/>
+          <w:b/>
+          <w:i w:val="0"/>
+          <w:color w:val="0E8C84"/>
+          <w:sz w:val="21"/>
+        </w:rPr>
+        <w:t>音：</w:t>
       </w:r>
       <w:r>
         <w:rPr>
           <w:rFonts w:ascii="Calibri" w:hAnsi="Calibri" w:eastAsia="微软雅黑"/>
           <w:b w:val="0"/>
           <w:i w:val="0"/>
-          <w:color w:val="222222"/>
-          <w:sz w:val="20"/>
-        </w:rPr>
-        <w:t xml:space="preserve">have a gift for… </w:t>
-      </w:r>
-      <w:r>
-        <w:rPr>
-          <w:rFonts w:ascii="Calibri" w:hAnsi="Calibri" w:eastAsia="微软雅黑"/>
-          <w:b w:val="0"/>
-          <w:i w:val="0"/>
-          <w:color w:val="222222"/>
-          <w:sz w:val="20"/>
-        </w:rPr>
-        <w:t>有……的天赋</w:t>
+          <w:color w:val="0E8C84"/>
+          <w:sz w:val="21"/>
+        </w:rPr>
+        <w:t>/ɡɪft/</w:t>
       </w:r>
     </w:p>
     <w:p>
       <w:pPr>
-        <w:spacing w:before="0" w:after="20" w:line="312" w:lineRule="auto"/>
-        <w:ind w:left="283"/>
+        <w:spacing w:before="0" w:after="40" w:line="300" w:lineRule="auto"/>
+        <w:ind w:left="227"/>
       </w:pPr>
       <w:r>
         <w:rPr>
@@ -9758,71 +11757,131 @@
           <w:b/>
           <w:i w:val="0"/>
           <w:color w:val="F08A24"/>
-          <w:sz w:val="20"/>
-        </w:rPr>
-        <w:t>【例句】</w:t>
-      </w:r>
-      <w:r>
-        <w:rPr>
-          <w:rFonts w:ascii="Times New Roman" w:hAnsi="Times New Roman" w:eastAsia="微软雅黑"/>
+          <w:sz w:val="21"/>
+        </w:rPr>
+        <w:t>★</w:t>
+      </w:r>
+      <w:r>
+        <w:rPr>
+          <w:rFonts w:ascii="Calibri" w:hAnsi="Calibri" w:eastAsia="微软雅黑"/>
+          <w:b/>
+          <w:i w:val="0"/>
+          <w:color w:val="0E8C84"/>
+          <w:sz w:val="21"/>
+        </w:rPr>
+        <w:t>形：</w:t>
+      </w:r>
+      <w:r>
+        <w:rPr>
+          <w:rFonts w:ascii="Calibri" w:hAnsi="Calibri" w:eastAsia="微软雅黑"/>
+          <w:b/>
+          <w:i w:val="0"/>
+          <w:color w:val="222222"/>
+          <w:sz w:val="21"/>
+        </w:rPr>
+        <w:t>gift</w:t>
+      </w:r>
+      <w:r>
+        <w:rPr>
+          <w:rFonts w:ascii="Calibri" w:hAnsi="Calibri" w:eastAsia="微软雅黑"/>
           <w:b w:val="0"/>
           <w:i w:val="0"/>
           <w:color w:val="222222"/>
-          <w:sz w:val="20"/>
-        </w:rPr>
-        <w:t>She has a great gift for music.</w:t>
+          <w:sz w:val="21"/>
+        </w:rPr>
+        <w:t>一词多义：</w:t>
+      </w:r>
+      <w:r>
+        <w:rPr>
+          <w:rFonts w:ascii="Calibri" w:hAnsi="Calibri" w:eastAsia="微软雅黑"/>
+          <w:b/>
+          <w:i w:val="0"/>
+          <w:color w:val="D24726"/>
+          <w:sz w:val="21"/>
+        </w:rPr>
+        <w:t>礼物 / 天赋</w:t>
       </w:r>
     </w:p>
     <w:p>
       <w:pPr>
-        <w:spacing w:before="0" w:after="20" w:line="312" w:lineRule="auto"/>
-        <w:ind w:left="283"/>
-      </w:pPr>
+        <w:spacing w:before="0" w:after="40" w:line="300" w:lineRule="auto"/>
+        <w:ind w:left="227"/>
+      </w:pPr>
+      <w:r>
+        <w:rPr>
+          <w:rFonts w:ascii="Calibri" w:hAnsi="Calibri" w:eastAsia="微软雅黑"/>
+          <w:b/>
+          <w:i w:val="0"/>
+          <w:color w:val="F08A24"/>
+          <w:sz w:val="21"/>
+        </w:rPr>
+        <w:t>★</w:t>
+      </w:r>
+      <w:r>
+        <w:rPr>
+          <w:rFonts w:ascii="Calibri" w:hAnsi="Calibri" w:eastAsia="微软雅黑"/>
+          <w:b/>
+          <w:i w:val="0"/>
+          <w:color w:val="0E8C84"/>
+          <w:sz w:val="21"/>
+        </w:rPr>
+        <w:t>意：</w:t>
+      </w:r>
       <w:r>
         <w:rPr>
           <w:rFonts w:ascii="Calibri" w:hAnsi="Calibri" w:eastAsia="微软雅黑"/>
           <w:b w:val="0"/>
           <w:i w:val="0"/>
           <w:color w:val="222222"/>
-          <w:sz w:val="20"/>
-        </w:rPr>
-        <w:t xml:space="preserve">      她很有音乐天赋。</w:t>
+          <w:sz w:val="21"/>
+        </w:rPr>
+        <w:t>n. 礼物；天赋</w:t>
       </w:r>
     </w:p>
     <w:p>
       <w:pPr>
-        <w:keepNext/>
-        <w:spacing w:before="100" w:after="20" w:line="312" w:lineRule="auto"/>
+        <w:spacing w:before="0" w:after="40" w:line="300" w:lineRule="auto"/>
+        <w:ind w:left="227"/>
       </w:pPr>
       <w:r>
         <w:rPr>
           <w:rFonts w:ascii="Calibri" w:hAnsi="Calibri" w:eastAsia="微软雅黑"/>
           <w:b/>
           <w:i w:val="0"/>
+          <w:color w:val="F08A24"/>
+          <w:sz w:val="21"/>
+        </w:rPr>
+        <w:t>★</w:t>
+      </w:r>
+      <w:r>
+        <w:rPr>
+          <w:rFonts w:ascii="Calibri" w:hAnsi="Calibri" w:eastAsia="微软雅黑"/>
+          <w:b/>
+          <w:i w:val="0"/>
+          <w:color w:val="0E8C84"/>
+          <w:sz w:val="21"/>
+        </w:rPr>
+        <w:t>用：</w:t>
+      </w:r>
+      <w:r>
+        <w:rPr>
+          <w:rFonts w:ascii="Calibri" w:hAnsi="Calibri" w:eastAsia="微软雅黑"/>
+          <w:b w:val="0"/>
+          <w:i w:val="0"/>
           <w:color w:val="222222"/>
-          <w:sz w:val="22"/>
-        </w:rPr>
-        <w:t xml:space="preserve">2. </w:t>
-      </w:r>
-      <w:r>
-        <w:rPr>
-          <w:rFonts w:ascii="Calibri" w:hAnsi="Calibri" w:eastAsia="微软雅黑"/>
-          <w:b/>
-          <w:i w:val="0"/>
-          <w:color w:val="F08A24"/>
-          <w:sz w:val="23"/>
-        </w:rPr>
-        <w:t xml:space="preserve">dial  </w:t>
+          <w:sz w:val="21"/>
+        </w:rPr>
+        <w:t xml:space="preserve">have a gift for sth. </w:t>
       </w:r>
       <w:r>
         <w:rPr>
           <w:rFonts w:ascii="Calibri" w:hAnsi="Calibri" w:eastAsia="微软雅黑"/>
           <w:b w:val="0"/>
           <w:i w:val="0"/>
-          <w:color w:val="0E8C84"/>
-          <w:sz w:val="20"/>
-        </w:rPr>
-        <w:t xml:space="preserve">/ˈdaɪəl/  </w:t>
+          <w:color w:val="222222"/>
+          <w:sz w:val="21"/>
+        </w:rPr>
+        <w:t>有……的天赋；</w:t>
       </w:r>
       <w:r>
         <w:rPr>
@@ -9830,103 +11889,558 @@
           <w:b w:val="0"/>
           <w:i w:val="0"/>
           <w:color w:val="222222"/>
-          <w:sz w:val="20"/>
-        </w:rPr>
-        <w:t>v. 拨（号）   n. 表盘</w:t>
-      </w:r>
+          <w:sz w:val="21"/>
+        </w:rPr>
+        <w:t xml:space="preserve">a gift from sb. </w:t>
+      </w:r>
+      <w:r>
+        <w:rPr>
+          <w:rFonts w:ascii="Calibri" w:hAnsi="Calibri" w:eastAsia="微软雅黑"/>
+          <w:b w:val="0"/>
+          <w:i w:val="0"/>
+          <w:color w:val="222222"/>
+          <w:sz w:val="21"/>
+        </w:rPr>
+        <w:t>某人送的礼物</w:t>
+      </w:r>
+    </w:p>
+    <w:tbl>
+      <w:tblPr>
+        <w:tblW w:type="auto" w:w="0"/>
+        <w:jc w:val="center"/>
+        <w:tblBorders>
+          <w:top w:val="single" w:sz="6" w:space="0" w:color="C9E5E1"/>
+          <w:left w:val="single" w:sz="6" w:space="0" w:color="C9E5E1"/>
+          <w:bottom w:val="single" w:sz="6" w:space="0" w:color="C9E5E1"/>
+          <w:right w:val="single" w:sz="6" w:space="0" w:color="C9E5E1"/>
+          <w:insideH w:val="single" w:sz="6" w:space="0" w:color="C9E5E1"/>
+          <w:insideV w:val="single" w:sz="6" w:space="0" w:color="C9E5E1"/>
+        </w:tblBorders>
+        <w:tblLayout w:type="fixed"/>
+        <w:tblLook w:firstColumn="1" w:firstRow="1" w:lastColumn="0" w:lastRow="0" w:noHBand="0" w:noVBand="1" w:val="04A0"/>
+      </w:tblPr>
+      <w:tblGrid>
+        <w:gridCol w:w="2353"/>
+        <w:gridCol w:w="2353"/>
+        <w:gridCol w:w="2353"/>
+        <w:gridCol w:w="2353"/>
+      </w:tblGrid>
+      <w:tr>
+        <w:tc>
+          <w:tcPr>
+            <w:tcW w:type="dxa" w:w="2041"/>
+            <w:shd w:val="clear" w:color="auto" w:fill="16A39A"/>
+            <w:vAlign w:val="center"/>
+          </w:tcPr>
+          <w:p>
+            <w:pPr>
+              <w:spacing w:after="20" w:before="20"/>
+              <w:jc w:val="center"/>
+            </w:pPr>
+            <w:r>
+              <w:rPr>
+                <w:rFonts w:ascii="Calibri" w:hAnsi="Calibri" w:eastAsia="微软雅黑"/>
+                <w:b/>
+                <w:i w:val="0"/>
+                <w:color w:val="FFFFFF"/>
+                <w:sz w:val="20"/>
+              </w:rPr>
+              <w:t>单词</w:t>
+            </w:r>
+          </w:p>
+        </w:tc>
+        <w:tc>
+          <w:tcPr>
+            <w:tcW w:type="dxa" w:w="2608"/>
+            <w:shd w:val="clear" w:color="auto" w:fill="16A39A"/>
+            <w:vAlign w:val="center"/>
+          </w:tcPr>
+          <w:p>
+            <w:pPr>
+              <w:spacing w:after="20" w:before="20"/>
+              <w:jc w:val="center"/>
+            </w:pPr>
+            <w:r>
+              <w:rPr>
+                <w:rFonts w:ascii="Calibri" w:hAnsi="Calibri" w:eastAsia="微软雅黑"/>
+                <w:b/>
+                <w:i w:val="0"/>
+                <w:color w:val="FFFFFF"/>
+                <w:sz w:val="20"/>
+              </w:rPr>
+              <w:t>构成</w:t>
+            </w:r>
+          </w:p>
+        </w:tc>
+        <w:tc>
+          <w:tcPr>
+            <w:tcW w:type="dxa" w:w="1474"/>
+            <w:shd w:val="clear" w:color="auto" w:fill="16A39A"/>
+            <w:vAlign w:val="center"/>
+          </w:tcPr>
+          <w:p>
+            <w:pPr>
+              <w:spacing w:after="20" w:before="20"/>
+              <w:jc w:val="center"/>
+            </w:pPr>
+            <w:r>
+              <w:rPr>
+                <w:rFonts w:ascii="Calibri" w:hAnsi="Calibri" w:eastAsia="微软雅黑"/>
+                <w:b/>
+                <w:i w:val="0"/>
+                <w:color w:val="FFFFFF"/>
+                <w:sz w:val="20"/>
+              </w:rPr>
+              <w:t>词性</w:t>
+            </w:r>
+          </w:p>
+        </w:tc>
+        <w:tc>
+          <w:tcPr>
+            <w:tcW w:type="dxa" w:w="3175"/>
+            <w:shd w:val="clear" w:color="auto" w:fill="16A39A"/>
+            <w:vAlign w:val="center"/>
+          </w:tcPr>
+          <w:p>
+            <w:pPr>
+              <w:spacing w:after="20" w:before="20"/>
+              <w:jc w:val="center"/>
+            </w:pPr>
+            <w:r>
+              <w:rPr>
+                <w:rFonts w:ascii="Calibri" w:hAnsi="Calibri" w:eastAsia="微软雅黑"/>
+                <w:b/>
+                <w:i w:val="0"/>
+                <w:color w:val="FFFFFF"/>
+                <w:sz w:val="20"/>
+              </w:rPr>
+              <w:t>含义</w:t>
+            </w:r>
+          </w:p>
+        </w:tc>
+      </w:tr>
+      <w:tr>
+        <w:tc>
+          <w:tcPr>
+            <w:tcW w:type="dxa" w:w="2041"/>
+            <w:vAlign w:val="center"/>
+          </w:tcPr>
+          <w:p>
+            <w:pPr>
+              <w:spacing w:after="20" w:before="20"/>
+              <w:jc w:val="center"/>
+            </w:pPr>
+            <w:r>
+              <w:rPr>
+                <w:rFonts w:ascii="Calibri" w:hAnsi="Calibri" w:eastAsia="微软雅黑"/>
+                <w:b w:val="0"/>
+                <w:i w:val="0"/>
+                <w:color w:val="222222"/>
+                <w:sz w:val="19"/>
+              </w:rPr>
+              <w:t>gift</w:t>
+            </w:r>
+          </w:p>
+        </w:tc>
+        <w:tc>
+          <w:tcPr>
+            <w:tcW w:type="dxa" w:w="2608"/>
+            <w:vAlign w:val="center"/>
+          </w:tcPr>
+          <w:p>
+            <w:pPr>
+              <w:spacing w:after="20" w:before="20"/>
+              <w:jc w:val="center"/>
+            </w:pPr>
+            <w:r>
+              <w:rPr>
+                <w:rFonts w:ascii="Calibri" w:hAnsi="Calibri" w:eastAsia="微软雅黑"/>
+                <w:b w:val="0"/>
+                <w:i w:val="0"/>
+                <w:color w:val="222222"/>
+                <w:sz w:val="19"/>
+              </w:rPr>
+              <w:t>—</w:t>
+            </w:r>
+          </w:p>
+        </w:tc>
+        <w:tc>
+          <w:tcPr>
+            <w:tcW w:type="dxa" w:w="1474"/>
+            <w:vAlign w:val="center"/>
+          </w:tcPr>
+          <w:p>
+            <w:pPr>
+              <w:spacing w:after="20" w:before="20"/>
+              <w:jc w:val="center"/>
+            </w:pPr>
+            <w:r>
+              <w:rPr>
+                <w:rFonts w:ascii="Calibri" w:hAnsi="Calibri" w:eastAsia="微软雅黑"/>
+                <w:b w:val="0"/>
+                <w:i w:val="0"/>
+                <w:color w:val="222222"/>
+                <w:sz w:val="19"/>
+              </w:rPr>
+              <w:t>n.</w:t>
+            </w:r>
+          </w:p>
+        </w:tc>
+        <w:tc>
+          <w:tcPr>
+            <w:tcW w:type="dxa" w:w="3175"/>
+            <w:vAlign w:val="center"/>
+          </w:tcPr>
+          <w:p>
+            <w:pPr>
+              <w:spacing w:after="20" w:before="20"/>
+              <w:jc w:val="center"/>
+            </w:pPr>
+            <w:r>
+              <w:rPr>
+                <w:rFonts w:ascii="Calibri" w:hAnsi="Calibri" w:eastAsia="微软雅黑"/>
+                <w:b w:val="0"/>
+                <w:i w:val="0"/>
+                <w:color w:val="222222"/>
+                <w:sz w:val="19"/>
+              </w:rPr>
+              <w:t>礼物；天赋</w:t>
+            </w:r>
+          </w:p>
+        </w:tc>
+      </w:tr>
+      <w:tr>
+        <w:tc>
+          <w:tcPr>
+            <w:tcW w:type="dxa" w:w="2041"/>
+            <w:shd w:val="clear" w:color="auto" w:fill="EAF7F5"/>
+            <w:vAlign w:val="center"/>
+          </w:tcPr>
+          <w:p>
+            <w:pPr>
+              <w:spacing w:after="20" w:before="20"/>
+              <w:jc w:val="center"/>
+            </w:pPr>
+            <w:r>
+              <w:rPr>
+                <w:rFonts w:ascii="Calibri" w:hAnsi="Calibri" w:eastAsia="微软雅黑"/>
+                <w:b w:val="0"/>
+                <w:i w:val="0"/>
+                <w:color w:val="222222"/>
+                <w:sz w:val="19"/>
+              </w:rPr>
+              <w:t>gifted</w:t>
+            </w:r>
+          </w:p>
+        </w:tc>
+        <w:tc>
+          <w:tcPr>
+            <w:tcW w:type="dxa" w:w="2608"/>
+            <w:shd w:val="clear" w:color="auto" w:fill="EAF7F5"/>
+            <w:vAlign w:val="center"/>
+          </w:tcPr>
+          <w:p>
+            <w:pPr>
+              <w:spacing w:after="20" w:before="20"/>
+              <w:jc w:val="center"/>
+            </w:pPr>
+            <w:r>
+              <w:rPr>
+                <w:rFonts w:ascii="Calibri" w:hAnsi="Calibri" w:eastAsia="微软雅黑"/>
+                <w:b w:val="0"/>
+                <w:i w:val="0"/>
+                <w:color w:val="222222"/>
+                <w:sz w:val="19"/>
+              </w:rPr>
+              <w:t>gift + ed</w:t>
+            </w:r>
+          </w:p>
+        </w:tc>
+        <w:tc>
+          <w:tcPr>
+            <w:tcW w:type="dxa" w:w="1474"/>
+            <w:shd w:val="clear" w:color="auto" w:fill="EAF7F5"/>
+            <w:vAlign w:val="center"/>
+          </w:tcPr>
+          <w:p>
+            <w:pPr>
+              <w:spacing w:after="20" w:before="20"/>
+              <w:jc w:val="center"/>
+            </w:pPr>
+            <w:r>
+              <w:rPr>
+                <w:rFonts w:ascii="Calibri" w:hAnsi="Calibri" w:eastAsia="微软雅黑"/>
+                <w:b w:val="0"/>
+                <w:i w:val="0"/>
+                <w:color w:val="222222"/>
+                <w:sz w:val="19"/>
+              </w:rPr>
+              <w:t>adj.</w:t>
+            </w:r>
+          </w:p>
+        </w:tc>
+        <w:tc>
+          <w:tcPr>
+            <w:tcW w:type="dxa" w:w="3175"/>
+            <w:shd w:val="clear" w:color="auto" w:fill="EAF7F5"/>
+            <w:vAlign w:val="center"/>
+          </w:tcPr>
+          <w:p>
+            <w:pPr>
+              <w:spacing w:after="20" w:before="20"/>
+              <w:jc w:val="center"/>
+            </w:pPr>
+            <w:r>
+              <w:rPr>
+                <w:rFonts w:ascii="Calibri" w:hAnsi="Calibri" w:eastAsia="微软雅黑"/>
+                <w:b w:val="0"/>
+                <w:i w:val="0"/>
+                <w:color w:val="222222"/>
+                <w:sz w:val="19"/>
+              </w:rPr>
+              <w:t>有天赋的</w:t>
+            </w:r>
+          </w:p>
+        </w:tc>
+      </w:tr>
+      <w:tr>
+        <w:tc>
+          <w:tcPr>
+            <w:tcW w:type="dxa" w:w="2041"/>
+            <w:vAlign w:val="center"/>
+          </w:tcPr>
+          <w:p>
+            <w:pPr>
+              <w:spacing w:after="20" w:before="20"/>
+              <w:jc w:val="center"/>
+            </w:pPr>
+            <w:r>
+              <w:rPr>
+                <w:rFonts w:ascii="Calibri" w:hAnsi="Calibri" w:eastAsia="微软雅黑"/>
+                <w:b w:val="0"/>
+                <w:i w:val="0"/>
+                <w:color w:val="222222"/>
+                <w:sz w:val="19"/>
+              </w:rPr>
+              <w:t>present</w:t>
+            </w:r>
+          </w:p>
+        </w:tc>
+        <w:tc>
+          <w:tcPr>
+            <w:tcW w:type="dxa" w:w="2608"/>
+            <w:vAlign w:val="center"/>
+          </w:tcPr>
+          <w:p>
+            <w:pPr>
+              <w:spacing w:after="20" w:before="20"/>
+              <w:jc w:val="center"/>
+            </w:pPr>
+            <w:r>
+              <w:rPr>
+                <w:rFonts w:ascii="Calibri" w:hAnsi="Calibri" w:eastAsia="微软雅黑"/>
+                <w:b w:val="0"/>
+                <w:i w:val="0"/>
+                <w:color w:val="222222"/>
+                <w:sz w:val="19"/>
+              </w:rPr>
+              <w:t>（近义词）</w:t>
+            </w:r>
+          </w:p>
+        </w:tc>
+        <w:tc>
+          <w:tcPr>
+            <w:tcW w:type="dxa" w:w="1474"/>
+            <w:vAlign w:val="center"/>
+          </w:tcPr>
+          <w:p>
+            <w:pPr>
+              <w:spacing w:after="20" w:before="20"/>
+              <w:jc w:val="center"/>
+            </w:pPr>
+            <w:r>
+              <w:rPr>
+                <w:rFonts w:ascii="Calibri" w:hAnsi="Calibri" w:eastAsia="微软雅黑"/>
+                <w:b w:val="0"/>
+                <w:i w:val="0"/>
+                <w:color w:val="222222"/>
+                <w:sz w:val="19"/>
+              </w:rPr>
+              <w:t>n.</w:t>
+            </w:r>
+          </w:p>
+        </w:tc>
+        <w:tc>
+          <w:tcPr>
+            <w:tcW w:type="dxa" w:w="3175"/>
+            <w:vAlign w:val="center"/>
+          </w:tcPr>
+          <w:p>
+            <w:pPr>
+              <w:spacing w:after="20" w:before="20"/>
+              <w:jc w:val="center"/>
+            </w:pPr>
+            <w:r>
+              <w:rPr>
+                <w:rFonts w:ascii="Calibri" w:hAnsi="Calibri" w:eastAsia="微软雅黑"/>
+                <w:b w:val="0"/>
+                <w:i w:val="0"/>
+                <w:color w:val="222222"/>
+                <w:sz w:val="19"/>
+              </w:rPr>
+              <w:t>礼物</w:t>
+            </w:r>
+          </w:p>
+        </w:tc>
+      </w:tr>
+    </w:tbl>
+    <w:p>
+      <w:pPr>
+        <w:spacing w:before="0" w:after="60" w:line="312" w:lineRule="auto"/>
+      </w:pPr>
     </w:p>
     <w:p>
       <w:pPr>
-        <w:spacing w:before="0" w:after="20" w:line="312" w:lineRule="auto"/>
-        <w:ind w:left="283"/>
+        <w:keepNext/>
+        <w:spacing w:before="120" w:after="40" w:line="312" w:lineRule="auto"/>
       </w:pPr>
       <w:r>
         <w:rPr>
           <w:rFonts w:ascii="Calibri" w:hAnsi="Calibri" w:eastAsia="微软雅黑"/>
           <w:b/>
           <w:i w:val="0"/>
+          <w:color w:val="222222"/>
+          <w:sz w:val="23"/>
+        </w:rPr>
+        <w:t xml:space="preserve">2. </w:t>
+      </w:r>
+      <w:r>
+        <w:rPr>
+          <w:rFonts w:ascii="Calibri" w:hAnsi="Calibri" w:eastAsia="微软雅黑"/>
+          <w:b/>
+          <w:i w:val="0"/>
           <w:color w:val="F08A24"/>
-          <w:sz w:val="20"/>
-        </w:rPr>
-        <w:t>【例句】</w:t>
-      </w:r>
-      <w:r>
-        <w:rPr>
-          <w:rFonts w:ascii="Times New Roman" w:hAnsi="Times New Roman" w:eastAsia="微软雅黑"/>
+          <w:sz w:val="24"/>
+        </w:rPr>
+        <w:t xml:space="preserve">member  </w:t>
+      </w:r>
+      <w:r>
+        <w:rPr>
+          <w:rFonts w:ascii="Calibri" w:hAnsi="Calibri" w:eastAsia="微软雅黑"/>
           <w:b w:val="0"/>
           <w:i w:val="0"/>
-          <w:color w:val="222222"/>
-          <w:sz w:val="20"/>
-        </w:rPr>
-        <w:t>I'm going to dial the number.</w:t>
+          <w:color w:val="8A8A8A"/>
+          <w:sz w:val="18"/>
+        </w:rPr>
+        <w:t>（7下高频 · 篇章词）</w:t>
       </w:r>
     </w:p>
     <w:p>
       <w:pPr>
-        <w:spacing w:before="0" w:after="20" w:line="312" w:lineRule="auto"/>
-        <w:ind w:left="283"/>
-      </w:pPr>
+        <w:spacing w:before="0" w:after="40" w:line="300" w:lineRule="auto"/>
+        <w:ind w:left="227"/>
+      </w:pPr>
+      <w:r>
+        <w:rPr>
+          <w:rFonts w:ascii="Calibri" w:hAnsi="Calibri" w:eastAsia="微软雅黑"/>
+          <w:b/>
+          <w:i w:val="0"/>
+          <w:color w:val="F08A24"/>
+          <w:sz w:val="21"/>
+        </w:rPr>
+        <w:t>★</w:t>
+      </w:r>
+      <w:r>
+        <w:rPr>
+          <w:rFonts w:ascii="Calibri" w:hAnsi="Calibri" w:eastAsia="微软雅黑"/>
+          <w:b/>
+          <w:i w:val="0"/>
+          <w:color w:val="0E8C84"/>
+          <w:sz w:val="21"/>
+        </w:rPr>
+        <w:t>音：</w:t>
+      </w:r>
       <w:r>
         <w:rPr>
           <w:rFonts w:ascii="Calibri" w:hAnsi="Calibri" w:eastAsia="微软雅黑"/>
           <w:b w:val="0"/>
           <w:i w:val="0"/>
-          <w:color w:val="222222"/>
-          <w:sz w:val="20"/>
-        </w:rPr>
-        <w:t xml:space="preserve">      我要拨这个号码。</w:t>
+          <w:color w:val="0E8C84"/>
+          <w:sz w:val="21"/>
+        </w:rPr>
+        <w:t>/ˈmembə(r)/</w:t>
       </w:r>
     </w:p>
     <w:p>
       <w:pPr>
-        <w:keepNext/>
-        <w:spacing w:before="100" w:after="20" w:line="312" w:lineRule="auto"/>
+        <w:spacing w:before="0" w:after="40" w:line="300" w:lineRule="auto"/>
+        <w:ind w:left="227"/>
       </w:pPr>
       <w:r>
         <w:rPr>
           <w:rFonts w:ascii="Calibri" w:hAnsi="Calibri" w:eastAsia="微软雅黑"/>
           <w:b/>
           <w:i w:val="0"/>
+          <w:color w:val="F08A24"/>
+          <w:sz w:val="21"/>
+        </w:rPr>
+        <w:t>★</w:t>
+      </w:r>
+      <w:r>
+        <w:rPr>
+          <w:rFonts w:ascii="Calibri" w:hAnsi="Calibri" w:eastAsia="微软雅黑"/>
+          <w:b/>
+          <w:i w:val="0"/>
+          <w:color w:val="0E8C84"/>
+          <w:sz w:val="21"/>
+        </w:rPr>
+        <w:t>形：</w:t>
+      </w:r>
+      <w:r>
+        <w:rPr>
+          <w:rFonts w:ascii="Calibri" w:hAnsi="Calibri" w:eastAsia="微软雅黑"/>
+          <w:b/>
+          <w:i w:val="0"/>
           <w:color w:val="222222"/>
-          <w:sz w:val="22"/>
-        </w:rPr>
-        <w:t xml:space="preserve">3. </w:t>
+          <w:sz w:val="21"/>
+        </w:rPr>
+        <w:t>mem</w:t>
+      </w:r>
+      <w:r>
+        <w:rPr>
+          <w:rFonts w:ascii="Calibri" w:hAnsi="Calibri" w:eastAsia="微软雅黑"/>
+          <w:b w:val="0"/>
+          <w:i w:val="0"/>
+          <w:color w:val="222222"/>
+          <w:sz w:val="21"/>
+        </w:rPr>
+        <w:t xml:space="preserve">（谐音 “memo”）+ </w:t>
       </w:r>
       <w:r>
         <w:rPr>
           <w:rFonts w:ascii="Calibri" w:hAnsi="Calibri" w:eastAsia="微软雅黑"/>
           <w:b/>
           <w:i w:val="0"/>
-          <w:color w:val="F08A24"/>
-          <w:sz w:val="23"/>
-        </w:rPr>
-        <w:t xml:space="preserve">enough  </w:t>
+          <w:color w:val="222222"/>
+          <w:sz w:val="21"/>
+        </w:rPr>
+        <w:t>-ber</w:t>
       </w:r>
       <w:r>
         <w:rPr>
           <w:rFonts w:ascii="Calibri" w:hAnsi="Calibri" w:eastAsia="微软雅黑"/>
           <w:b w:val="0"/>
           <w:i w:val="0"/>
-          <w:color w:val="0E8C84"/>
-          <w:sz w:val="20"/>
-        </w:rPr>
-        <w:t xml:space="preserve">/ɪˈnʌf/  </w:t>
-      </w:r>
-      <w:r>
-        <w:rPr>
-          <w:rFonts w:ascii="Calibri" w:hAnsi="Calibri" w:eastAsia="微软雅黑"/>
-          <w:b w:val="0"/>
-          <w:i w:val="0"/>
           <w:color w:val="222222"/>
-          <w:sz w:val="20"/>
-        </w:rPr>
-        <w:t>adj. 足够的   adv. 足够地</w:t>
+          <w:sz w:val="21"/>
+        </w:rPr>
+        <w:t>，记 “成员”</w:t>
       </w:r>
     </w:p>
     <w:p>
       <w:pPr>
-        <w:spacing w:before="0" w:after="20" w:line="312" w:lineRule="auto"/>
-        <w:ind w:left="283"/>
+        <w:spacing w:before="0" w:after="40" w:line="300" w:lineRule="auto"/>
+        <w:ind w:left="227"/>
       </w:pPr>
       <w:r>
         <w:rPr>
@@ -9934,9 +12448,19 @@
           <w:b/>
           <w:i w:val="0"/>
           <w:color w:val="F08A24"/>
-          <w:sz w:val="20"/>
-        </w:rPr>
-        <w:t>【辨析】</w:t>
+          <w:sz w:val="21"/>
+        </w:rPr>
+        <w:t>★</w:t>
+      </w:r>
+      <w:r>
+        <w:rPr>
+          <w:rFonts w:ascii="Calibri" w:hAnsi="Calibri" w:eastAsia="微软雅黑"/>
+          <w:b/>
+          <w:i w:val="0"/>
+          <w:color w:val="0E8C84"/>
+          <w:sz w:val="21"/>
+        </w:rPr>
+        <w:t>意：</w:t>
       </w:r>
       <w:r>
         <w:rPr>
@@ -9944,55 +12468,15 @@
           <w:b w:val="0"/>
           <w:i w:val="0"/>
           <w:color w:val="222222"/>
-          <w:sz w:val="20"/>
-        </w:rPr>
-        <w:t xml:space="preserve">enough 修饰名词放 </w:t>
-      </w:r>
-      <w:r>
-        <w:rPr>
-          <w:rFonts w:ascii="Calibri" w:hAnsi="Calibri" w:eastAsia="微软雅黑"/>
-          <w:b/>
-          <w:i w:val="0"/>
-          <w:color w:val="D24726"/>
-          <w:sz w:val="20"/>
-        </w:rPr>
-        <w:t>名词前</w:t>
-      </w:r>
-      <w:r>
-        <w:rPr>
-          <w:rFonts w:ascii="Calibri" w:hAnsi="Calibri" w:eastAsia="微软雅黑"/>
-          <w:b w:val="0"/>
-          <w:i w:val="0"/>
-          <w:color w:val="222222"/>
-          <w:sz w:val="20"/>
-        </w:rPr>
-        <w:t xml:space="preserve">，修饰形/副放 </w:t>
-      </w:r>
-      <w:r>
-        <w:rPr>
-          <w:rFonts w:ascii="Calibri" w:hAnsi="Calibri" w:eastAsia="微软雅黑"/>
-          <w:b/>
-          <w:i w:val="0"/>
-          <w:color w:val="D24726"/>
-          <w:sz w:val="20"/>
-        </w:rPr>
-        <w:t>形/副后</w:t>
-      </w:r>
-      <w:r>
-        <w:rPr>
-          <w:rFonts w:ascii="Calibri" w:hAnsi="Calibri" w:eastAsia="微软雅黑"/>
-          <w:b w:val="0"/>
-          <w:i w:val="0"/>
-          <w:color w:val="222222"/>
-          <w:sz w:val="20"/>
-        </w:rPr>
-        <w:t>：enough time / good enough。</w:t>
+          <w:sz w:val="21"/>
+        </w:rPr>
+        <w:t>n. 成员；会员</w:t>
       </w:r>
     </w:p>
     <w:p>
       <w:pPr>
-        <w:spacing w:before="0" w:after="20" w:line="312" w:lineRule="auto"/>
-        <w:ind w:left="283"/>
+        <w:spacing w:before="0" w:after="40" w:line="300" w:lineRule="auto"/>
+        <w:ind w:left="227"/>
       </w:pPr>
       <w:r>
         <w:rPr>
@@ -10000,61 +12484,426 @@
           <w:b/>
           <w:i w:val="0"/>
           <w:color w:val="F08A24"/>
-          <w:sz w:val="20"/>
-        </w:rPr>
-        <w:t>【例句】</w:t>
-      </w:r>
-      <w:r>
-        <w:rPr>
-          <w:rFonts w:ascii="Times New Roman" w:hAnsi="Times New Roman" w:eastAsia="微软雅黑"/>
+          <w:sz w:val="21"/>
+        </w:rPr>
+        <w:t>★</w:t>
+      </w:r>
+      <w:r>
+        <w:rPr>
+          <w:rFonts w:ascii="Calibri" w:hAnsi="Calibri" w:eastAsia="微软雅黑"/>
+          <w:b/>
+          <w:i w:val="0"/>
+          <w:color w:val="0E8C84"/>
+          <w:sz w:val="21"/>
+        </w:rPr>
+        <w:t>用：</w:t>
+      </w:r>
+      <w:r>
+        <w:rPr>
+          <w:rFonts w:ascii="Calibri" w:hAnsi="Calibri" w:eastAsia="微软雅黑"/>
           <w:b w:val="0"/>
           <w:i w:val="0"/>
           <w:color w:val="222222"/>
-          <w:sz w:val="20"/>
-        </w:rPr>
-        <w:t>It was good enough for all.</w:t>
-      </w:r>
+          <w:sz w:val="21"/>
+        </w:rPr>
+        <w:t xml:space="preserve">a member of… </w:t>
+      </w:r>
+      <w:r>
+        <w:rPr>
+          <w:rFonts w:ascii="Calibri" w:hAnsi="Calibri" w:eastAsia="微软雅黑"/>
+          <w:b w:val="0"/>
+          <w:i w:val="0"/>
+          <w:color w:val="222222"/>
+          <w:sz w:val="21"/>
+        </w:rPr>
+        <w:t>……的一员；</w:t>
+      </w:r>
+      <w:r>
+        <w:rPr>
+          <w:rFonts w:ascii="Calibri" w:hAnsi="Calibri" w:eastAsia="微软雅黑"/>
+          <w:b w:val="0"/>
+          <w:i w:val="0"/>
+          <w:color w:val="222222"/>
+          <w:sz w:val="21"/>
+        </w:rPr>
+        <w:t xml:space="preserve">family members </w:t>
+      </w:r>
+      <w:r>
+        <w:rPr>
+          <w:rFonts w:ascii="Calibri" w:hAnsi="Calibri" w:eastAsia="微软雅黑"/>
+          <w:b w:val="0"/>
+          <w:i w:val="0"/>
+          <w:color w:val="222222"/>
+          <w:sz w:val="21"/>
+        </w:rPr>
+        <w:t>家庭成员</w:t>
+      </w:r>
+    </w:p>
+    <w:tbl>
+      <w:tblPr>
+        <w:tblW w:type="auto" w:w="0"/>
+        <w:jc w:val="center"/>
+        <w:tblBorders>
+          <w:top w:val="single" w:sz="6" w:space="0" w:color="C9E5E1"/>
+          <w:left w:val="single" w:sz="6" w:space="0" w:color="C9E5E1"/>
+          <w:bottom w:val="single" w:sz="6" w:space="0" w:color="C9E5E1"/>
+          <w:right w:val="single" w:sz="6" w:space="0" w:color="C9E5E1"/>
+          <w:insideH w:val="single" w:sz="6" w:space="0" w:color="C9E5E1"/>
+          <w:insideV w:val="single" w:sz="6" w:space="0" w:color="C9E5E1"/>
+        </w:tblBorders>
+        <w:tblLayout w:type="fixed"/>
+        <w:tblLook w:firstColumn="1" w:firstRow="1" w:lastColumn="0" w:lastRow="0" w:noHBand="0" w:noVBand="1" w:val="04A0"/>
+      </w:tblPr>
+      <w:tblGrid>
+        <w:gridCol w:w="2353"/>
+        <w:gridCol w:w="2353"/>
+        <w:gridCol w:w="2353"/>
+        <w:gridCol w:w="2353"/>
+      </w:tblGrid>
+      <w:tr>
+        <w:tc>
+          <w:tcPr>
+            <w:tcW w:type="dxa" w:w="2041"/>
+            <w:shd w:val="clear" w:color="auto" w:fill="16A39A"/>
+            <w:vAlign w:val="center"/>
+          </w:tcPr>
+          <w:p>
+            <w:pPr>
+              <w:spacing w:after="20" w:before="20"/>
+              <w:jc w:val="center"/>
+            </w:pPr>
+            <w:r>
+              <w:rPr>
+                <w:rFonts w:ascii="Calibri" w:hAnsi="Calibri" w:eastAsia="微软雅黑"/>
+                <w:b/>
+                <w:i w:val="0"/>
+                <w:color w:val="FFFFFF"/>
+                <w:sz w:val="20"/>
+              </w:rPr>
+              <w:t>单词</w:t>
+            </w:r>
+          </w:p>
+        </w:tc>
+        <w:tc>
+          <w:tcPr>
+            <w:tcW w:type="dxa" w:w="2608"/>
+            <w:shd w:val="clear" w:color="auto" w:fill="16A39A"/>
+            <w:vAlign w:val="center"/>
+          </w:tcPr>
+          <w:p>
+            <w:pPr>
+              <w:spacing w:after="20" w:before="20"/>
+              <w:jc w:val="center"/>
+            </w:pPr>
+            <w:r>
+              <w:rPr>
+                <w:rFonts w:ascii="Calibri" w:hAnsi="Calibri" w:eastAsia="微软雅黑"/>
+                <w:b/>
+                <w:i w:val="0"/>
+                <w:color w:val="FFFFFF"/>
+                <w:sz w:val="20"/>
+              </w:rPr>
+              <w:t>构成</w:t>
+            </w:r>
+          </w:p>
+        </w:tc>
+        <w:tc>
+          <w:tcPr>
+            <w:tcW w:type="dxa" w:w="1474"/>
+            <w:shd w:val="clear" w:color="auto" w:fill="16A39A"/>
+            <w:vAlign w:val="center"/>
+          </w:tcPr>
+          <w:p>
+            <w:pPr>
+              <w:spacing w:after="20" w:before="20"/>
+              <w:jc w:val="center"/>
+            </w:pPr>
+            <w:r>
+              <w:rPr>
+                <w:rFonts w:ascii="Calibri" w:hAnsi="Calibri" w:eastAsia="微软雅黑"/>
+                <w:b/>
+                <w:i w:val="0"/>
+                <w:color w:val="FFFFFF"/>
+                <w:sz w:val="20"/>
+              </w:rPr>
+              <w:t>词性</w:t>
+            </w:r>
+          </w:p>
+        </w:tc>
+        <w:tc>
+          <w:tcPr>
+            <w:tcW w:type="dxa" w:w="3175"/>
+            <w:shd w:val="clear" w:color="auto" w:fill="16A39A"/>
+            <w:vAlign w:val="center"/>
+          </w:tcPr>
+          <w:p>
+            <w:pPr>
+              <w:spacing w:after="20" w:before="20"/>
+              <w:jc w:val="center"/>
+            </w:pPr>
+            <w:r>
+              <w:rPr>
+                <w:rFonts w:ascii="Calibri" w:hAnsi="Calibri" w:eastAsia="微软雅黑"/>
+                <w:b/>
+                <w:i w:val="0"/>
+                <w:color w:val="FFFFFF"/>
+                <w:sz w:val="20"/>
+              </w:rPr>
+              <w:t>含义</w:t>
+            </w:r>
+          </w:p>
+        </w:tc>
+      </w:tr>
+      <w:tr>
+        <w:tc>
+          <w:tcPr>
+            <w:tcW w:type="dxa" w:w="2041"/>
+            <w:vAlign w:val="center"/>
+          </w:tcPr>
+          <w:p>
+            <w:pPr>
+              <w:spacing w:after="20" w:before="20"/>
+              <w:jc w:val="center"/>
+            </w:pPr>
+            <w:r>
+              <w:rPr>
+                <w:rFonts w:ascii="Calibri" w:hAnsi="Calibri" w:eastAsia="微软雅黑"/>
+                <w:b w:val="0"/>
+                <w:i w:val="0"/>
+                <w:color w:val="222222"/>
+                <w:sz w:val="19"/>
+              </w:rPr>
+              <w:t>member</w:t>
+            </w:r>
+          </w:p>
+        </w:tc>
+        <w:tc>
+          <w:tcPr>
+            <w:tcW w:type="dxa" w:w="2608"/>
+            <w:vAlign w:val="center"/>
+          </w:tcPr>
+          <w:p>
+            <w:pPr>
+              <w:spacing w:after="20" w:before="20"/>
+              <w:jc w:val="center"/>
+            </w:pPr>
+            <w:r>
+              <w:rPr>
+                <w:rFonts w:ascii="Calibri" w:hAnsi="Calibri" w:eastAsia="微软雅黑"/>
+                <w:b w:val="0"/>
+                <w:i w:val="0"/>
+                <w:color w:val="222222"/>
+                <w:sz w:val="19"/>
+              </w:rPr>
+              <w:t>—</w:t>
+            </w:r>
+          </w:p>
+        </w:tc>
+        <w:tc>
+          <w:tcPr>
+            <w:tcW w:type="dxa" w:w="1474"/>
+            <w:vAlign w:val="center"/>
+          </w:tcPr>
+          <w:p>
+            <w:pPr>
+              <w:spacing w:after="20" w:before="20"/>
+              <w:jc w:val="center"/>
+            </w:pPr>
+            <w:r>
+              <w:rPr>
+                <w:rFonts w:ascii="Calibri" w:hAnsi="Calibri" w:eastAsia="微软雅黑"/>
+                <w:b w:val="0"/>
+                <w:i w:val="0"/>
+                <w:color w:val="222222"/>
+                <w:sz w:val="19"/>
+              </w:rPr>
+              <w:t>n.</w:t>
+            </w:r>
+          </w:p>
+        </w:tc>
+        <w:tc>
+          <w:tcPr>
+            <w:tcW w:type="dxa" w:w="3175"/>
+            <w:vAlign w:val="center"/>
+          </w:tcPr>
+          <w:p>
+            <w:pPr>
+              <w:spacing w:after="20" w:before="20"/>
+              <w:jc w:val="center"/>
+            </w:pPr>
+            <w:r>
+              <w:rPr>
+                <w:rFonts w:ascii="Calibri" w:hAnsi="Calibri" w:eastAsia="微软雅黑"/>
+                <w:b w:val="0"/>
+                <w:i w:val="0"/>
+                <w:color w:val="222222"/>
+                <w:sz w:val="19"/>
+              </w:rPr>
+              <w:t>成员</w:t>
+            </w:r>
+          </w:p>
+        </w:tc>
+      </w:tr>
+      <w:tr>
+        <w:tc>
+          <w:tcPr>
+            <w:tcW w:type="dxa" w:w="2041"/>
+            <w:shd w:val="clear" w:color="auto" w:fill="EAF7F5"/>
+            <w:vAlign w:val="center"/>
+          </w:tcPr>
+          <w:p>
+            <w:pPr>
+              <w:spacing w:after="20" w:before="20"/>
+              <w:jc w:val="center"/>
+            </w:pPr>
+            <w:r>
+              <w:rPr>
+                <w:rFonts w:ascii="Calibri" w:hAnsi="Calibri" w:eastAsia="微软雅黑"/>
+                <w:b w:val="0"/>
+                <w:i w:val="0"/>
+                <w:color w:val="222222"/>
+                <w:sz w:val="19"/>
+              </w:rPr>
+              <w:t>membership</w:t>
+            </w:r>
+          </w:p>
+        </w:tc>
+        <w:tc>
+          <w:tcPr>
+            <w:tcW w:type="dxa" w:w="2608"/>
+            <w:shd w:val="clear" w:color="auto" w:fill="EAF7F5"/>
+            <w:vAlign w:val="center"/>
+          </w:tcPr>
+          <w:p>
+            <w:pPr>
+              <w:spacing w:after="20" w:before="20"/>
+              <w:jc w:val="center"/>
+            </w:pPr>
+            <w:r>
+              <w:rPr>
+                <w:rFonts w:ascii="Calibri" w:hAnsi="Calibri" w:eastAsia="微软雅黑"/>
+                <w:b w:val="0"/>
+                <w:i w:val="0"/>
+                <w:color w:val="222222"/>
+                <w:sz w:val="19"/>
+              </w:rPr>
+              <w:t>member + ship</w:t>
+            </w:r>
+          </w:p>
+        </w:tc>
+        <w:tc>
+          <w:tcPr>
+            <w:tcW w:type="dxa" w:w="1474"/>
+            <w:shd w:val="clear" w:color="auto" w:fill="EAF7F5"/>
+            <w:vAlign w:val="center"/>
+          </w:tcPr>
+          <w:p>
+            <w:pPr>
+              <w:spacing w:after="20" w:before="20"/>
+              <w:jc w:val="center"/>
+            </w:pPr>
+            <w:r>
+              <w:rPr>
+                <w:rFonts w:ascii="Calibri" w:hAnsi="Calibri" w:eastAsia="微软雅黑"/>
+                <w:b w:val="0"/>
+                <w:i w:val="0"/>
+                <w:color w:val="222222"/>
+                <w:sz w:val="19"/>
+              </w:rPr>
+              <w:t>n.</w:t>
+            </w:r>
+          </w:p>
+        </w:tc>
+        <w:tc>
+          <w:tcPr>
+            <w:tcW w:type="dxa" w:w="3175"/>
+            <w:shd w:val="clear" w:color="auto" w:fill="EAF7F5"/>
+            <w:vAlign w:val="center"/>
+          </w:tcPr>
+          <w:p>
+            <w:pPr>
+              <w:spacing w:after="20" w:before="20"/>
+              <w:jc w:val="center"/>
+            </w:pPr>
+            <w:r>
+              <w:rPr>
+                <w:rFonts w:ascii="Calibri" w:hAnsi="Calibri" w:eastAsia="微软雅黑"/>
+                <w:b w:val="0"/>
+                <w:i w:val="0"/>
+                <w:color w:val="222222"/>
+                <w:sz w:val="19"/>
+              </w:rPr>
+              <w:t>会员资格</w:t>
+            </w:r>
+          </w:p>
+        </w:tc>
+      </w:tr>
+    </w:tbl>
+    <w:p>
+      <w:pPr>
+        <w:spacing w:before="0" w:after="60" w:line="312" w:lineRule="auto"/>
+      </w:pPr>
     </w:p>
     <w:p>
       <w:pPr>
-        <w:spacing w:before="0" w:after="20" w:line="312" w:lineRule="auto"/>
-        <w:ind w:left="283"/>
-      </w:pPr>
+        <w:keepNext/>
+        <w:spacing w:before="120" w:after="40" w:line="312" w:lineRule="auto"/>
+      </w:pPr>
+      <w:r>
+        <w:rPr>
+          <w:rFonts w:ascii="Calibri" w:hAnsi="Calibri" w:eastAsia="微软雅黑"/>
+          <w:b/>
+          <w:i w:val="0"/>
+          <w:color w:val="222222"/>
+          <w:sz w:val="23"/>
+        </w:rPr>
+        <w:t xml:space="preserve">3. </w:t>
+      </w:r>
+      <w:r>
+        <w:rPr>
+          <w:rFonts w:ascii="Calibri" w:hAnsi="Calibri" w:eastAsia="微软雅黑"/>
+          <w:b/>
+          <w:i w:val="0"/>
+          <w:color w:val="F08A24"/>
+          <w:sz w:val="24"/>
+        </w:rPr>
+        <w:t xml:space="preserve">enough  </w:t>
+      </w:r>
       <w:r>
         <w:rPr>
           <w:rFonts w:ascii="Calibri" w:hAnsi="Calibri" w:eastAsia="微软雅黑"/>
           <w:b w:val="0"/>
           <w:i w:val="0"/>
-          <w:color w:val="222222"/>
-          <w:sz w:val="20"/>
-        </w:rPr>
-        <w:t xml:space="preserve">      这对所有人来说都足够好了。</w:t>
+          <w:color w:val="8A8A8A"/>
+          <w:sz w:val="18"/>
+        </w:rPr>
+        <w:t>（7下高频 · 易错语序）</w:t>
       </w:r>
     </w:p>
     <w:p>
       <w:pPr>
-        <w:keepNext/>
-        <w:spacing w:before="100" w:after="20" w:line="312" w:lineRule="auto"/>
+        <w:spacing w:before="0" w:after="40" w:line="300" w:lineRule="auto"/>
+        <w:ind w:left="227"/>
       </w:pPr>
       <w:r>
         <w:rPr>
           <w:rFonts w:ascii="Calibri" w:hAnsi="Calibri" w:eastAsia="微软雅黑"/>
           <w:b/>
           <w:i w:val="0"/>
-          <w:color w:val="222222"/>
-          <w:sz w:val="22"/>
-        </w:rPr>
-        <w:t xml:space="preserve">4. </w:t>
+          <w:color w:val="F08A24"/>
+          <w:sz w:val="21"/>
+        </w:rPr>
+        <w:t>★</w:t>
       </w:r>
       <w:r>
         <w:rPr>
           <w:rFonts w:ascii="Calibri" w:hAnsi="Calibri" w:eastAsia="微软雅黑"/>
           <w:b/>
           <w:i w:val="0"/>
-          <w:color w:val="F08A24"/>
-          <w:sz w:val="23"/>
-        </w:rPr>
-        <w:t xml:space="preserve">member  </w:t>
+          <w:color w:val="0E8C84"/>
+          <w:sz w:val="21"/>
+        </w:rPr>
+        <w:t>音：</w:t>
       </w:r>
       <w:r>
         <w:rPr>
@@ -10062,25 +12911,15 @@
           <w:b w:val="0"/>
           <w:i w:val="0"/>
           <w:color w:val="0E8C84"/>
-          <w:sz w:val="20"/>
-        </w:rPr>
-        <w:t xml:space="preserve">/ˈmembə(r)/  </w:t>
-      </w:r>
-      <w:r>
-        <w:rPr>
-          <w:rFonts w:ascii="Calibri" w:hAnsi="Calibri" w:eastAsia="微软雅黑"/>
-          <w:b w:val="0"/>
-          <w:i w:val="0"/>
-          <w:color w:val="222222"/>
-          <w:sz w:val="20"/>
-        </w:rPr>
-        <w:t>n. 成员</w:t>
+          <w:sz w:val="21"/>
+        </w:rPr>
+        <w:t>/ɪˈnʌf/</w:t>
       </w:r>
     </w:p>
     <w:p>
       <w:pPr>
-        <w:spacing w:before="0" w:after="20" w:line="312" w:lineRule="auto"/>
-        <w:ind w:left="283"/>
+        <w:spacing w:before="0" w:after="40" w:line="300" w:lineRule="auto"/>
+        <w:ind w:left="227"/>
       </w:pPr>
       <w:r>
         <w:rPr>
@@ -10088,9 +12927,29 @@
           <w:b/>
           <w:i w:val="0"/>
           <w:color w:val="F08A24"/>
-          <w:sz w:val="20"/>
-        </w:rPr>
-        <w:t>【短语】</w:t>
+          <w:sz w:val="21"/>
+        </w:rPr>
+        <w:t>★</w:t>
+      </w:r>
+      <w:r>
+        <w:rPr>
+          <w:rFonts w:ascii="Calibri" w:hAnsi="Calibri" w:eastAsia="微软雅黑"/>
+          <w:b/>
+          <w:i w:val="0"/>
+          <w:color w:val="0E8C84"/>
+          <w:sz w:val="21"/>
+        </w:rPr>
+        <w:t>形：</w:t>
+      </w:r>
+      <w:r>
+        <w:rPr>
+          <w:rFonts w:ascii="Calibri" w:hAnsi="Calibri" w:eastAsia="微软雅黑"/>
+          <w:b/>
+          <w:i w:val="0"/>
+          <w:color w:val="222222"/>
+          <w:sz w:val="21"/>
+        </w:rPr>
+        <w:t>e-nough</w:t>
       </w:r>
       <w:r>
         <w:rPr>
@@ -10098,25 +12957,25 @@
           <w:b w:val="0"/>
           <w:i w:val="0"/>
           <w:color w:val="222222"/>
-          <w:sz w:val="20"/>
-        </w:rPr>
-        <w:t xml:space="preserve">a member of… </w:t>
-      </w:r>
-      <w:r>
-        <w:rPr>
-          <w:rFonts w:ascii="Calibri" w:hAnsi="Calibri" w:eastAsia="微软雅黑"/>
-          <w:b w:val="0"/>
-          <w:i w:val="0"/>
-          <w:color w:val="222222"/>
-          <w:sz w:val="20"/>
-        </w:rPr>
-        <w:t>……的一员</w:t>
+          <w:sz w:val="21"/>
+        </w:rPr>
+        <w:t xml:space="preserve">，注意 </w:t>
+      </w:r>
+      <w:r>
+        <w:rPr>
+          <w:rFonts w:ascii="Calibri" w:hAnsi="Calibri" w:eastAsia="微软雅黑"/>
+          <w:b/>
+          <w:i w:val="0"/>
+          <w:color w:val="D24726"/>
+          <w:sz w:val="21"/>
+        </w:rPr>
+        <w:t>gh 不发音</w:t>
       </w:r>
     </w:p>
     <w:p>
       <w:pPr>
-        <w:spacing w:before="0" w:after="20" w:line="312" w:lineRule="auto"/>
-        <w:ind w:left="283"/>
+        <w:spacing w:before="0" w:after="40" w:line="300" w:lineRule="auto"/>
+        <w:ind w:left="227"/>
       </w:pPr>
       <w:r>
         <w:rPr>
@@ -10124,71 +12983,211 @@
           <w:b/>
           <w:i w:val="0"/>
           <w:color w:val="F08A24"/>
-          <w:sz w:val="20"/>
-        </w:rPr>
-        <w:t>【例句】</w:t>
-      </w:r>
-      <w:r>
-        <w:rPr>
-          <w:rFonts w:ascii="Times New Roman" w:hAnsi="Times New Roman" w:eastAsia="微软雅黑"/>
+          <w:sz w:val="21"/>
+        </w:rPr>
+        <w:t>★</w:t>
+      </w:r>
+      <w:r>
+        <w:rPr>
+          <w:rFonts w:ascii="Calibri" w:hAnsi="Calibri" w:eastAsia="微软雅黑"/>
+          <w:b/>
+          <w:i w:val="0"/>
+          <w:color w:val="0E8C84"/>
+          <w:sz w:val="21"/>
+        </w:rPr>
+        <w:t>意：</w:t>
+      </w:r>
+      <w:r>
+        <w:rPr>
+          <w:rFonts w:ascii="Calibri" w:hAnsi="Calibri" w:eastAsia="微软雅黑"/>
           <w:b w:val="0"/>
           <w:i w:val="0"/>
           <w:color w:val="222222"/>
-          <w:sz w:val="20"/>
-        </w:rPr>
-        <w:t>How much does it cost to become a member?</w:t>
+          <w:sz w:val="21"/>
+        </w:rPr>
+        <w:t>adj. &amp; adv. 足够的（地）</w:t>
       </w:r>
     </w:p>
     <w:p>
       <w:pPr>
-        <w:spacing w:before="0" w:after="20" w:line="312" w:lineRule="auto"/>
-        <w:ind w:left="283"/>
-      </w:pPr>
+        <w:spacing w:before="0" w:after="40" w:line="300" w:lineRule="auto"/>
+        <w:ind w:left="227"/>
+      </w:pPr>
+      <w:r>
+        <w:rPr>
+          <w:rFonts w:ascii="Calibri" w:hAnsi="Calibri" w:eastAsia="微软雅黑"/>
+          <w:b/>
+          <w:i w:val="0"/>
+          <w:color w:val="F08A24"/>
+          <w:sz w:val="21"/>
+        </w:rPr>
+        <w:t>★</w:t>
+      </w:r>
+      <w:r>
+        <w:rPr>
+          <w:rFonts w:ascii="Calibri" w:hAnsi="Calibri" w:eastAsia="微软雅黑"/>
+          <w:b/>
+          <w:i w:val="0"/>
+          <w:color w:val="0E8C84"/>
+          <w:sz w:val="21"/>
+        </w:rPr>
+        <w:t>用：</w:t>
+      </w:r>
+      <w:r>
+        <w:rPr>
+          <w:rFonts w:ascii="Calibri" w:hAnsi="Calibri" w:eastAsia="微软雅黑"/>
+          <w:b/>
+          <w:i w:val="0"/>
+          <w:color w:val="D24726"/>
+          <w:sz w:val="21"/>
+        </w:rPr>
+        <w:t>enough</w:t>
+      </w:r>
       <w:r>
         <w:rPr>
           <w:rFonts w:ascii="Calibri" w:hAnsi="Calibri" w:eastAsia="微软雅黑"/>
           <w:b w:val="0"/>
           <w:i w:val="0"/>
           <w:color w:val="222222"/>
-          <w:sz w:val="20"/>
-        </w:rPr>
-        <w:t xml:space="preserve">      成为会员需要多少钱？</w:t>
+          <w:sz w:val="21"/>
+        </w:rPr>
+        <w:t xml:space="preserve"> + 名词（</w:t>
+      </w:r>
+      <w:r>
+        <w:rPr>
+          <w:rFonts w:ascii="Calibri" w:hAnsi="Calibri" w:eastAsia="微软雅黑"/>
+          <w:b w:val="0"/>
+          <w:i w:val="0"/>
+          <w:color w:val="222222"/>
+          <w:sz w:val="21"/>
+        </w:rPr>
+        <w:t>enough time</w:t>
+      </w:r>
+      <w:r>
+        <w:rPr>
+          <w:rFonts w:ascii="Calibri" w:hAnsi="Calibri" w:eastAsia="微软雅黑"/>
+          <w:b w:val="0"/>
+          <w:i w:val="0"/>
+          <w:color w:val="222222"/>
+          <w:sz w:val="21"/>
+        </w:rPr>
+        <w:t>）；</w:t>
+      </w:r>
+      <w:r>
+        <w:rPr>
+          <w:rFonts w:ascii="Calibri" w:hAnsi="Calibri" w:eastAsia="微软雅黑"/>
+          <w:b w:val="0"/>
+          <w:i w:val="0"/>
+          <w:color w:val="222222"/>
+          <w:sz w:val="21"/>
+        </w:rPr>
+        <w:t xml:space="preserve">形 / 副 + </w:t>
+      </w:r>
+      <w:r>
+        <w:rPr>
+          <w:rFonts w:ascii="Calibri" w:hAnsi="Calibri" w:eastAsia="微软雅黑"/>
+          <w:b/>
+          <w:i w:val="0"/>
+          <w:color w:val="D24726"/>
+          <w:sz w:val="21"/>
+        </w:rPr>
+        <w:t>enough</w:t>
+      </w:r>
+      <w:r>
+        <w:rPr>
+          <w:rFonts w:ascii="Calibri" w:hAnsi="Calibri" w:eastAsia="微软雅黑"/>
+          <w:b w:val="0"/>
+          <w:i w:val="0"/>
+          <w:color w:val="222222"/>
+          <w:sz w:val="21"/>
+        </w:rPr>
+        <w:t>（</w:t>
+      </w:r>
+      <w:r>
+        <w:rPr>
+          <w:rFonts w:ascii="Calibri" w:hAnsi="Calibri" w:eastAsia="微软雅黑"/>
+          <w:b w:val="0"/>
+          <w:i w:val="0"/>
+          <w:color w:val="222222"/>
+          <w:sz w:val="21"/>
+        </w:rPr>
+        <w:t>good enough</w:t>
+      </w:r>
+      <w:r>
+        <w:rPr>
+          <w:rFonts w:ascii="Calibri" w:hAnsi="Calibri" w:eastAsia="微软雅黑"/>
+          <w:b w:val="0"/>
+          <w:i w:val="0"/>
+          <w:color w:val="222222"/>
+          <w:sz w:val="21"/>
+        </w:rPr>
+        <w:t>）；</w:t>
+      </w:r>
+      <w:r>
+        <w:rPr>
+          <w:rFonts w:ascii="Calibri" w:hAnsi="Calibri" w:eastAsia="微软雅黑"/>
+          <w:b w:val="0"/>
+          <w:i w:val="0"/>
+          <w:color w:val="222222"/>
+          <w:sz w:val="21"/>
+        </w:rPr>
+        <w:t xml:space="preserve">… enough to do </w:t>
+      </w:r>
+      <w:r>
+        <w:rPr>
+          <w:rFonts w:ascii="Calibri" w:hAnsi="Calibri" w:eastAsia="微软雅黑"/>
+          <w:b w:val="0"/>
+          <w:i w:val="0"/>
+          <w:color w:val="222222"/>
+          <w:sz w:val="21"/>
+        </w:rPr>
+        <w:t>足够……能做某事</w:t>
       </w:r>
     </w:p>
     <w:p>
       <w:pPr>
-        <w:keepNext/>
-        <w:spacing w:before="100" w:after="20" w:line="312" w:lineRule="auto"/>
+        <w:spacing w:before="0" w:after="40" w:line="300" w:lineRule="auto"/>
+        <w:ind w:left="227"/>
       </w:pPr>
       <w:r>
         <w:rPr>
           <w:rFonts w:ascii="Calibri" w:hAnsi="Calibri" w:eastAsia="微软雅黑"/>
           <w:b/>
           <w:i w:val="0"/>
+          <w:color w:val="F08A24"/>
+          <w:sz w:val="21"/>
+        </w:rPr>
+        <w:t>★</w:t>
+      </w:r>
+      <w:r>
+        <w:rPr>
+          <w:rFonts w:ascii="Calibri" w:hAnsi="Calibri" w:eastAsia="微软雅黑"/>
+          <w:b/>
+          <w:i w:val="0"/>
+          <w:color w:val="0E8C84"/>
+          <w:sz w:val="21"/>
+        </w:rPr>
+        <w:t>拓：</w:t>
+      </w:r>
+      <w:r>
+        <w:rPr>
+          <w:rFonts w:ascii="Calibri" w:hAnsi="Calibri" w:eastAsia="微软雅黑"/>
+          <w:b w:val="0"/>
+          <w:i w:val="0"/>
           <w:color w:val="222222"/>
-          <w:sz w:val="22"/>
-        </w:rPr>
-        <w:t xml:space="preserve">5. </w:t>
-      </w:r>
-      <w:r>
-        <w:rPr>
-          <w:rFonts w:ascii="Calibri" w:hAnsi="Calibri" w:eastAsia="微软雅黑"/>
-          <w:b/>
-          <w:i w:val="0"/>
-          <w:color w:val="F08A24"/>
-          <w:sz w:val="23"/>
-        </w:rPr>
-        <w:t xml:space="preserve">quick  </w:t>
+          <w:sz w:val="21"/>
+        </w:rPr>
+        <w:t>反义：</w:t>
       </w:r>
       <w:r>
         <w:rPr>
           <w:rFonts w:ascii="Calibri" w:hAnsi="Calibri" w:eastAsia="微软雅黑"/>
           <w:b w:val="0"/>
           <w:i w:val="0"/>
-          <w:color w:val="0E8C84"/>
-          <w:sz w:val="20"/>
-        </w:rPr>
-        <w:t xml:space="preserve">/kwɪk/  </w:t>
+          <w:color w:val="222222"/>
+          <w:sz w:val="21"/>
+        </w:rPr>
+        <w:t xml:space="preserve">not enough </w:t>
       </w:r>
       <w:r>
         <w:rPr>
@@ -10196,51 +13195,71 @@
           <w:b w:val="0"/>
           <w:i w:val="0"/>
           <w:color w:val="222222"/>
-          <w:sz w:val="20"/>
-        </w:rPr>
-        <w:t>adj. 快的</w:t>
+          <w:sz w:val="21"/>
+        </w:rPr>
+        <w:t>不够；</w:t>
+      </w:r>
+      <w:r>
+        <w:rPr>
+          <w:rFonts w:ascii="Calibri" w:hAnsi="Calibri" w:eastAsia="微软雅黑"/>
+          <w:b w:val="0"/>
+          <w:i w:val="0"/>
+          <w:color w:val="222222"/>
+          <w:sz w:val="21"/>
+        </w:rPr>
+        <w:t xml:space="preserve">too… to do </w:t>
+      </w:r>
+      <w:r>
+        <w:rPr>
+          <w:rFonts w:ascii="Calibri" w:hAnsi="Calibri" w:eastAsia="微软雅黑"/>
+          <w:b w:val="0"/>
+          <w:i w:val="0"/>
+          <w:color w:val="222222"/>
+          <w:sz w:val="21"/>
+        </w:rPr>
+        <w:t>太……而不能</w:t>
       </w:r>
     </w:p>
     <w:p>
       <w:pPr>
-        <w:spacing w:before="0" w:after="20" w:line="312" w:lineRule="auto"/>
-        <w:ind w:left="283"/>
+        <w:keepNext/>
+        <w:spacing w:before="120" w:after="40" w:line="312" w:lineRule="auto"/>
       </w:pPr>
       <w:r>
         <w:rPr>
           <w:rFonts w:ascii="Calibri" w:hAnsi="Calibri" w:eastAsia="微软雅黑"/>
           <w:b/>
           <w:i w:val="0"/>
+          <w:color w:val="222222"/>
+          <w:sz w:val="23"/>
+        </w:rPr>
+        <w:t xml:space="preserve">4. </w:t>
+      </w:r>
+      <w:r>
+        <w:rPr>
+          <w:rFonts w:ascii="Calibri" w:hAnsi="Calibri" w:eastAsia="微软雅黑"/>
+          <w:b/>
+          <w:i w:val="0"/>
           <w:color w:val="F08A24"/>
-          <w:sz w:val="20"/>
-        </w:rPr>
-        <w:t>【拓展】</w:t>
+          <w:sz w:val="24"/>
+        </w:rPr>
+        <w:t xml:space="preserve">quick  </w:t>
       </w:r>
       <w:r>
         <w:rPr>
           <w:rFonts w:ascii="Calibri" w:hAnsi="Calibri" w:eastAsia="微软雅黑"/>
           <w:b w:val="0"/>
           <w:i w:val="0"/>
-          <w:color w:val="222222"/>
-          <w:sz w:val="20"/>
-        </w:rPr>
-        <w:t xml:space="preserve">quickly </w:t>
-      </w:r>
-      <w:r>
-        <w:rPr>
-          <w:rFonts w:ascii="Calibri" w:hAnsi="Calibri" w:eastAsia="微软雅黑"/>
-          <w:b w:val="0"/>
-          <w:i w:val="0"/>
-          <w:color w:val="222222"/>
-          <w:sz w:val="20"/>
-        </w:rPr>
-        <w:t>adv. 快地（修饰动词）</w:t>
+          <w:color w:val="8A8A8A"/>
+          <w:sz w:val="18"/>
+        </w:rPr>
+        <w:t>（7下高频 · 形副转换）</w:t>
       </w:r>
     </w:p>
     <w:p>
       <w:pPr>
-        <w:spacing w:before="0" w:after="20" w:line="312" w:lineRule="auto"/>
-        <w:ind w:left="283"/>
+        <w:spacing w:before="0" w:after="40" w:line="300" w:lineRule="auto"/>
+        <w:ind w:left="227"/>
       </w:pPr>
       <w:r>
         <w:rPr>
@@ -10248,87 +13267,157 @@
           <w:b/>
           <w:i w:val="0"/>
           <w:color w:val="F08A24"/>
-          <w:sz w:val="20"/>
-        </w:rPr>
-        <w:t>【例句】</w:t>
-      </w:r>
-      <w:r>
-        <w:rPr>
-          <w:rFonts w:ascii="Times New Roman" w:hAnsi="Times New Roman" w:eastAsia="微软雅黑"/>
+          <w:sz w:val="21"/>
+        </w:rPr>
+        <w:t>★</w:t>
+      </w:r>
+      <w:r>
+        <w:rPr>
+          <w:rFonts w:ascii="Calibri" w:hAnsi="Calibri" w:eastAsia="微软雅黑"/>
+          <w:b/>
+          <w:i w:val="0"/>
+          <w:color w:val="0E8C84"/>
+          <w:sz w:val="21"/>
+        </w:rPr>
+        <w:t>音：</w:t>
+      </w:r>
+      <w:r>
+        <w:rPr>
+          <w:rFonts w:ascii="Calibri" w:hAnsi="Calibri" w:eastAsia="微软雅黑"/>
           <w:b w:val="0"/>
           <w:i w:val="0"/>
-          <w:color w:val="222222"/>
-          <w:sz w:val="20"/>
-        </w:rPr>
-        <w:t>I got away as quickly as I could.</w:t>
+          <w:color w:val="0E8C84"/>
+          <w:sz w:val="21"/>
+        </w:rPr>
+        <w:t>/kwɪk/</w:t>
       </w:r>
     </w:p>
     <w:p>
       <w:pPr>
-        <w:spacing w:before="0" w:after="20" w:line="312" w:lineRule="auto"/>
-        <w:ind w:left="283"/>
-      </w:pPr>
+        <w:spacing w:before="0" w:after="40" w:line="300" w:lineRule="auto"/>
+        <w:ind w:left="227"/>
+      </w:pPr>
+      <w:r>
+        <w:rPr>
+          <w:rFonts w:ascii="Calibri" w:hAnsi="Calibri" w:eastAsia="微软雅黑"/>
+          <w:b/>
+          <w:i w:val="0"/>
+          <w:color w:val="F08A24"/>
+          <w:sz w:val="21"/>
+        </w:rPr>
+        <w:t>★</w:t>
+      </w:r>
+      <w:r>
+        <w:rPr>
+          <w:rFonts w:ascii="Calibri" w:hAnsi="Calibri" w:eastAsia="微软雅黑"/>
+          <w:b/>
+          <w:i w:val="0"/>
+          <w:color w:val="0E8C84"/>
+          <w:sz w:val="21"/>
+        </w:rPr>
+        <w:t>形：</w:t>
+      </w:r>
+      <w:r>
+        <w:rPr>
+          <w:rFonts w:ascii="Calibri" w:hAnsi="Calibri" w:eastAsia="微软雅黑"/>
+          <w:b/>
+          <w:i w:val="0"/>
+          <w:color w:val="222222"/>
+          <w:sz w:val="21"/>
+        </w:rPr>
+        <w:t>quick</w:t>
+      </w:r>
       <w:r>
         <w:rPr>
           <w:rFonts w:ascii="Calibri" w:hAnsi="Calibri" w:eastAsia="微软雅黑"/>
           <w:b w:val="0"/>
           <w:i w:val="0"/>
           <w:color w:val="222222"/>
-          <w:sz w:val="20"/>
-        </w:rPr>
-        <w:t xml:space="preserve">      我尽可能快地离开了。</w:t>
+          <w:sz w:val="21"/>
+        </w:rPr>
+        <w:t xml:space="preserve">（adj.）+ </w:t>
+      </w:r>
+      <w:r>
+        <w:rPr>
+          <w:rFonts w:ascii="Calibri" w:hAnsi="Calibri" w:eastAsia="微软雅黑"/>
+          <w:b/>
+          <w:i w:val="0"/>
+          <w:color w:val="222222"/>
+          <w:sz w:val="21"/>
+        </w:rPr>
+        <w:t>-ly</w:t>
+      </w:r>
+      <w:r>
+        <w:rPr>
+          <w:rFonts w:ascii="Calibri" w:hAnsi="Calibri" w:eastAsia="微软雅黑"/>
+          <w:b w:val="0"/>
+          <w:i w:val="0"/>
+          <w:color w:val="222222"/>
+          <w:sz w:val="21"/>
+        </w:rPr>
+        <w:t xml:space="preserve"> → </w:t>
+      </w:r>
+      <w:r>
+        <w:rPr>
+          <w:rFonts w:ascii="Calibri" w:hAnsi="Calibri" w:eastAsia="微软雅黑"/>
+          <w:b w:val="0"/>
+          <w:i w:val="0"/>
+          <w:color w:val="222222"/>
+          <w:sz w:val="21"/>
+        </w:rPr>
+        <w:t>quickly</w:t>
+      </w:r>
+      <w:r>
+        <w:rPr>
+          <w:rFonts w:ascii="Calibri" w:hAnsi="Calibri" w:eastAsia="微软雅黑"/>
+          <w:b w:val="0"/>
+          <w:i w:val="0"/>
+          <w:color w:val="222222"/>
+          <w:sz w:val="21"/>
+        </w:rPr>
+        <w:t>（adv.）</w:t>
       </w:r>
     </w:p>
     <w:p>
       <w:pPr>
-        <w:keepNext/>
-        <w:spacing w:before="100" w:after="20" w:line="312" w:lineRule="auto"/>
+        <w:spacing w:before="0" w:after="40" w:line="300" w:lineRule="auto"/>
+        <w:ind w:left="227"/>
       </w:pPr>
       <w:r>
         <w:rPr>
           <w:rFonts w:ascii="Calibri" w:hAnsi="Calibri" w:eastAsia="微软雅黑"/>
           <w:b/>
           <w:i w:val="0"/>
+          <w:color w:val="F08A24"/>
+          <w:sz w:val="21"/>
+        </w:rPr>
+        <w:t>★</w:t>
+      </w:r>
+      <w:r>
+        <w:rPr>
+          <w:rFonts w:ascii="Calibri" w:hAnsi="Calibri" w:eastAsia="微软雅黑"/>
+          <w:b/>
+          <w:i w:val="0"/>
+          <w:color w:val="0E8C84"/>
+          <w:sz w:val="21"/>
+        </w:rPr>
+        <w:t>意：</w:t>
+      </w:r>
+      <w:r>
+        <w:rPr>
+          <w:rFonts w:ascii="Calibri" w:hAnsi="Calibri" w:eastAsia="微软雅黑"/>
+          <w:b w:val="0"/>
+          <w:i w:val="0"/>
           <w:color w:val="222222"/>
-          <w:sz w:val="22"/>
-        </w:rPr>
-        <w:t xml:space="preserve">6. </w:t>
-      </w:r>
-      <w:r>
-        <w:rPr>
-          <w:rFonts w:ascii="Calibri" w:hAnsi="Calibri" w:eastAsia="微软雅黑"/>
-          <w:b/>
-          <w:i w:val="0"/>
-          <w:color w:val="F08A24"/>
-          <w:sz w:val="23"/>
-        </w:rPr>
-        <w:t xml:space="preserve">answer  </w:t>
-      </w:r>
-      <w:r>
-        <w:rPr>
-          <w:rFonts w:ascii="Calibri" w:hAnsi="Calibri" w:eastAsia="微软雅黑"/>
-          <w:b w:val="0"/>
-          <w:i w:val="0"/>
-          <w:color w:val="0E8C84"/>
-          <w:sz w:val="20"/>
-        </w:rPr>
-        <w:t xml:space="preserve">/ˈɑːnsə(r)/  </w:t>
-      </w:r>
-      <w:r>
-        <w:rPr>
-          <w:rFonts w:ascii="Calibri" w:hAnsi="Calibri" w:eastAsia="微软雅黑"/>
-          <w:b w:val="0"/>
-          <w:i w:val="0"/>
-          <w:color w:val="222222"/>
-          <w:sz w:val="20"/>
-        </w:rPr>
-        <w:t>v. 回答；接（电话）   n. 答案</w:t>
+          <w:sz w:val="21"/>
+        </w:rPr>
+        <w:t>adj. 快的　（quickly adv. 快地）</w:t>
       </w:r>
     </w:p>
     <w:p>
       <w:pPr>
-        <w:spacing w:before="0" w:after="20" w:line="312" w:lineRule="auto"/>
-        <w:ind w:left="283"/>
+        <w:spacing w:before="0" w:after="40" w:line="300" w:lineRule="auto"/>
+        <w:ind w:left="227"/>
       </w:pPr>
       <w:r>
         <w:rPr>
@@ -10336,9 +13425,19 @@
           <w:b/>
           <w:i w:val="0"/>
           <w:color w:val="F08A24"/>
-          <w:sz w:val="20"/>
-        </w:rPr>
-        <w:t>【短语】</w:t>
+          <w:sz w:val="21"/>
+        </w:rPr>
+        <w:t>★</w:t>
+      </w:r>
+      <w:r>
+        <w:rPr>
+          <w:rFonts w:ascii="Calibri" w:hAnsi="Calibri" w:eastAsia="微软雅黑"/>
+          <w:b/>
+          <w:i w:val="0"/>
+          <w:color w:val="0E8C84"/>
+          <w:sz w:val="21"/>
+        </w:rPr>
+        <w:t>用：</w:t>
       </w:r>
       <w:r>
         <w:rPr>
@@ -10346,9 +13445,9 @@
           <w:b w:val="0"/>
           <w:i w:val="0"/>
           <w:color w:val="222222"/>
-          <w:sz w:val="20"/>
-        </w:rPr>
-        <w:t xml:space="preserve">answer the phone </w:t>
+          <w:sz w:val="21"/>
+        </w:rPr>
+        <w:t xml:space="preserve">be quick </w:t>
       </w:r>
       <w:r>
         <w:rPr>
@@ -10356,9 +13455,9 @@
           <w:b w:val="0"/>
           <w:i w:val="0"/>
           <w:color w:val="222222"/>
-          <w:sz w:val="20"/>
-        </w:rPr>
-        <w:t xml:space="preserve">接电话  |  </w:t>
+          <w:sz w:val="21"/>
+        </w:rPr>
+        <w:t>快点；</w:t>
       </w:r>
       <w:r>
         <w:rPr>
@@ -10366,9 +13465,9 @@
           <w:b w:val="0"/>
           <w:i w:val="0"/>
           <w:color w:val="222222"/>
-          <w:sz w:val="20"/>
-        </w:rPr>
-        <w:t xml:space="preserve">the answer to… </w:t>
+          <w:sz w:val="21"/>
+        </w:rPr>
+        <w:t xml:space="preserve">have a quick look </w:t>
       </w:r>
       <w:r>
         <w:rPr>
@@ -10376,9 +13475,730 @@
           <w:b w:val="0"/>
           <w:i w:val="0"/>
           <w:color w:val="222222"/>
-          <w:sz w:val="20"/>
-        </w:rPr>
-        <w:t>……的答案</w:t>
+          <w:sz w:val="21"/>
+        </w:rPr>
+        <w:t>快速看一眼</w:t>
+      </w:r>
+    </w:p>
+    <w:tbl>
+      <w:tblPr>
+        <w:tblW w:type="auto" w:w="0"/>
+        <w:jc w:val="center"/>
+        <w:tblBorders>
+          <w:top w:val="single" w:sz="6" w:space="0" w:color="C9E5E1"/>
+          <w:left w:val="single" w:sz="6" w:space="0" w:color="C9E5E1"/>
+          <w:bottom w:val="single" w:sz="6" w:space="0" w:color="C9E5E1"/>
+          <w:right w:val="single" w:sz="6" w:space="0" w:color="C9E5E1"/>
+          <w:insideH w:val="single" w:sz="6" w:space="0" w:color="C9E5E1"/>
+          <w:insideV w:val="single" w:sz="6" w:space="0" w:color="C9E5E1"/>
+        </w:tblBorders>
+        <w:tblLayout w:type="fixed"/>
+        <w:tblLook w:firstColumn="1" w:firstRow="1" w:lastColumn="0" w:lastRow="0" w:noHBand="0" w:noVBand="1" w:val="04A0"/>
+      </w:tblPr>
+      <w:tblGrid>
+        <w:gridCol w:w="2353"/>
+        <w:gridCol w:w="2353"/>
+        <w:gridCol w:w="2353"/>
+        <w:gridCol w:w="2353"/>
+      </w:tblGrid>
+      <w:tr>
+        <w:tc>
+          <w:tcPr>
+            <w:tcW w:type="dxa" w:w="2041"/>
+            <w:shd w:val="clear" w:color="auto" w:fill="16A39A"/>
+            <w:vAlign w:val="center"/>
+          </w:tcPr>
+          <w:p>
+            <w:pPr>
+              <w:spacing w:after="20" w:before="20"/>
+              <w:jc w:val="center"/>
+            </w:pPr>
+            <w:r>
+              <w:rPr>
+                <w:rFonts w:ascii="Calibri" w:hAnsi="Calibri" w:eastAsia="微软雅黑"/>
+                <w:b/>
+                <w:i w:val="0"/>
+                <w:color w:val="FFFFFF"/>
+                <w:sz w:val="20"/>
+              </w:rPr>
+              <w:t>单词</w:t>
+            </w:r>
+          </w:p>
+        </w:tc>
+        <w:tc>
+          <w:tcPr>
+            <w:tcW w:type="dxa" w:w="2608"/>
+            <w:shd w:val="clear" w:color="auto" w:fill="16A39A"/>
+            <w:vAlign w:val="center"/>
+          </w:tcPr>
+          <w:p>
+            <w:pPr>
+              <w:spacing w:after="20" w:before="20"/>
+              <w:jc w:val="center"/>
+            </w:pPr>
+            <w:r>
+              <w:rPr>
+                <w:rFonts w:ascii="Calibri" w:hAnsi="Calibri" w:eastAsia="微软雅黑"/>
+                <w:b/>
+                <w:i w:val="0"/>
+                <w:color w:val="FFFFFF"/>
+                <w:sz w:val="20"/>
+              </w:rPr>
+              <w:t>构成</w:t>
+            </w:r>
+          </w:p>
+        </w:tc>
+        <w:tc>
+          <w:tcPr>
+            <w:tcW w:type="dxa" w:w="1474"/>
+            <w:shd w:val="clear" w:color="auto" w:fill="16A39A"/>
+            <w:vAlign w:val="center"/>
+          </w:tcPr>
+          <w:p>
+            <w:pPr>
+              <w:spacing w:after="20" w:before="20"/>
+              <w:jc w:val="center"/>
+            </w:pPr>
+            <w:r>
+              <w:rPr>
+                <w:rFonts w:ascii="Calibri" w:hAnsi="Calibri" w:eastAsia="微软雅黑"/>
+                <w:b/>
+                <w:i w:val="0"/>
+                <w:color w:val="FFFFFF"/>
+                <w:sz w:val="20"/>
+              </w:rPr>
+              <w:t>词性</w:t>
+            </w:r>
+          </w:p>
+        </w:tc>
+        <w:tc>
+          <w:tcPr>
+            <w:tcW w:type="dxa" w:w="3175"/>
+            <w:shd w:val="clear" w:color="auto" w:fill="16A39A"/>
+            <w:vAlign w:val="center"/>
+          </w:tcPr>
+          <w:p>
+            <w:pPr>
+              <w:spacing w:after="20" w:before="20"/>
+              <w:jc w:val="center"/>
+            </w:pPr>
+            <w:r>
+              <w:rPr>
+                <w:rFonts w:ascii="Calibri" w:hAnsi="Calibri" w:eastAsia="微软雅黑"/>
+                <w:b/>
+                <w:i w:val="0"/>
+                <w:color w:val="FFFFFF"/>
+                <w:sz w:val="20"/>
+              </w:rPr>
+              <w:t>含义</w:t>
+            </w:r>
+          </w:p>
+        </w:tc>
+      </w:tr>
+      <w:tr>
+        <w:tc>
+          <w:tcPr>
+            <w:tcW w:type="dxa" w:w="2041"/>
+            <w:vAlign w:val="center"/>
+          </w:tcPr>
+          <w:p>
+            <w:pPr>
+              <w:spacing w:after="20" w:before="20"/>
+              <w:jc w:val="center"/>
+            </w:pPr>
+            <w:r>
+              <w:rPr>
+                <w:rFonts w:ascii="Calibri" w:hAnsi="Calibri" w:eastAsia="微软雅黑"/>
+                <w:b w:val="0"/>
+                <w:i w:val="0"/>
+                <w:color w:val="222222"/>
+                <w:sz w:val="19"/>
+              </w:rPr>
+              <w:t>quick</w:t>
+            </w:r>
+          </w:p>
+        </w:tc>
+        <w:tc>
+          <w:tcPr>
+            <w:tcW w:type="dxa" w:w="2608"/>
+            <w:vAlign w:val="center"/>
+          </w:tcPr>
+          <w:p>
+            <w:pPr>
+              <w:spacing w:after="20" w:before="20"/>
+              <w:jc w:val="center"/>
+            </w:pPr>
+            <w:r>
+              <w:rPr>
+                <w:rFonts w:ascii="Calibri" w:hAnsi="Calibri" w:eastAsia="微软雅黑"/>
+                <w:b w:val="0"/>
+                <w:i w:val="0"/>
+                <w:color w:val="222222"/>
+                <w:sz w:val="19"/>
+              </w:rPr>
+              <w:t>—</w:t>
+            </w:r>
+          </w:p>
+        </w:tc>
+        <w:tc>
+          <w:tcPr>
+            <w:tcW w:type="dxa" w:w="1474"/>
+            <w:vAlign w:val="center"/>
+          </w:tcPr>
+          <w:p>
+            <w:pPr>
+              <w:spacing w:after="20" w:before="20"/>
+              <w:jc w:val="center"/>
+            </w:pPr>
+            <w:r>
+              <w:rPr>
+                <w:rFonts w:ascii="Calibri" w:hAnsi="Calibri" w:eastAsia="微软雅黑"/>
+                <w:b w:val="0"/>
+                <w:i w:val="0"/>
+                <w:color w:val="222222"/>
+                <w:sz w:val="19"/>
+              </w:rPr>
+              <w:t>adj.</w:t>
+            </w:r>
+          </w:p>
+        </w:tc>
+        <w:tc>
+          <w:tcPr>
+            <w:tcW w:type="dxa" w:w="3175"/>
+            <w:vAlign w:val="center"/>
+          </w:tcPr>
+          <w:p>
+            <w:pPr>
+              <w:spacing w:after="20" w:before="20"/>
+              <w:jc w:val="center"/>
+            </w:pPr>
+            <w:r>
+              <w:rPr>
+                <w:rFonts w:ascii="Calibri" w:hAnsi="Calibri" w:eastAsia="微软雅黑"/>
+                <w:b w:val="0"/>
+                <w:i w:val="0"/>
+                <w:color w:val="222222"/>
+                <w:sz w:val="19"/>
+              </w:rPr>
+              <w:t>快的（修饰名词）</w:t>
+            </w:r>
+          </w:p>
+        </w:tc>
+      </w:tr>
+      <w:tr>
+        <w:tc>
+          <w:tcPr>
+            <w:tcW w:type="dxa" w:w="2041"/>
+            <w:shd w:val="clear" w:color="auto" w:fill="EAF7F5"/>
+            <w:vAlign w:val="center"/>
+          </w:tcPr>
+          <w:p>
+            <w:pPr>
+              <w:spacing w:after="20" w:before="20"/>
+              <w:jc w:val="center"/>
+            </w:pPr>
+            <w:r>
+              <w:rPr>
+                <w:rFonts w:ascii="Calibri" w:hAnsi="Calibri" w:eastAsia="微软雅黑"/>
+                <w:b w:val="0"/>
+                <w:i w:val="0"/>
+                <w:color w:val="222222"/>
+                <w:sz w:val="19"/>
+              </w:rPr>
+              <w:t>quickly</w:t>
+            </w:r>
+          </w:p>
+        </w:tc>
+        <w:tc>
+          <w:tcPr>
+            <w:tcW w:type="dxa" w:w="2608"/>
+            <w:shd w:val="clear" w:color="auto" w:fill="EAF7F5"/>
+            <w:vAlign w:val="center"/>
+          </w:tcPr>
+          <w:p>
+            <w:pPr>
+              <w:spacing w:after="20" w:before="20"/>
+              <w:jc w:val="center"/>
+            </w:pPr>
+            <w:r>
+              <w:rPr>
+                <w:rFonts w:ascii="Calibri" w:hAnsi="Calibri" w:eastAsia="微软雅黑"/>
+                <w:b w:val="0"/>
+                <w:i w:val="0"/>
+                <w:color w:val="222222"/>
+                <w:sz w:val="19"/>
+              </w:rPr>
+              <w:t>quick + ly</w:t>
+            </w:r>
+          </w:p>
+        </w:tc>
+        <w:tc>
+          <w:tcPr>
+            <w:tcW w:type="dxa" w:w="1474"/>
+            <w:shd w:val="clear" w:color="auto" w:fill="EAF7F5"/>
+            <w:vAlign w:val="center"/>
+          </w:tcPr>
+          <w:p>
+            <w:pPr>
+              <w:spacing w:after="20" w:before="20"/>
+              <w:jc w:val="center"/>
+            </w:pPr>
+            <w:r>
+              <w:rPr>
+                <w:rFonts w:ascii="Calibri" w:hAnsi="Calibri" w:eastAsia="微软雅黑"/>
+                <w:b w:val="0"/>
+                <w:i w:val="0"/>
+                <w:color w:val="222222"/>
+                <w:sz w:val="19"/>
+              </w:rPr>
+              <w:t>adv.</w:t>
+            </w:r>
+          </w:p>
+        </w:tc>
+        <w:tc>
+          <w:tcPr>
+            <w:tcW w:type="dxa" w:w="3175"/>
+            <w:shd w:val="clear" w:color="auto" w:fill="EAF7F5"/>
+            <w:vAlign w:val="center"/>
+          </w:tcPr>
+          <w:p>
+            <w:pPr>
+              <w:spacing w:after="20" w:before="20"/>
+              <w:jc w:val="center"/>
+            </w:pPr>
+            <w:r>
+              <w:rPr>
+                <w:rFonts w:ascii="Calibri" w:hAnsi="Calibri" w:eastAsia="微软雅黑"/>
+                <w:b w:val="0"/>
+                <w:i w:val="0"/>
+                <w:color w:val="222222"/>
+                <w:sz w:val="19"/>
+              </w:rPr>
+              <w:t>快地（修饰动词）</w:t>
+            </w:r>
+          </w:p>
+        </w:tc>
+      </w:tr>
+      <w:tr>
+        <w:tc>
+          <w:tcPr>
+            <w:tcW w:type="dxa" w:w="2041"/>
+            <w:vAlign w:val="center"/>
+          </w:tcPr>
+          <w:p>
+            <w:pPr>
+              <w:spacing w:after="20" w:before="20"/>
+              <w:jc w:val="center"/>
+            </w:pPr>
+            <w:r>
+              <w:rPr>
+                <w:rFonts w:ascii="Calibri" w:hAnsi="Calibri" w:eastAsia="微软雅黑"/>
+                <w:b w:val="0"/>
+                <w:i w:val="0"/>
+                <w:color w:val="222222"/>
+                <w:sz w:val="19"/>
+              </w:rPr>
+              <w:t>slow</w:t>
+            </w:r>
+          </w:p>
+        </w:tc>
+        <w:tc>
+          <w:tcPr>
+            <w:tcW w:type="dxa" w:w="2608"/>
+            <w:vAlign w:val="center"/>
+          </w:tcPr>
+          <w:p>
+            <w:pPr>
+              <w:spacing w:after="20" w:before="20"/>
+              <w:jc w:val="center"/>
+            </w:pPr>
+            <w:r>
+              <w:rPr>
+                <w:rFonts w:ascii="Calibri" w:hAnsi="Calibri" w:eastAsia="微软雅黑"/>
+                <w:b w:val="0"/>
+                <w:i w:val="0"/>
+                <w:color w:val="222222"/>
+                <w:sz w:val="19"/>
+              </w:rPr>
+              <w:t>（反义词）</w:t>
+            </w:r>
+          </w:p>
+        </w:tc>
+        <w:tc>
+          <w:tcPr>
+            <w:tcW w:type="dxa" w:w="1474"/>
+            <w:vAlign w:val="center"/>
+          </w:tcPr>
+          <w:p>
+            <w:pPr>
+              <w:spacing w:after="20" w:before="20"/>
+              <w:jc w:val="center"/>
+            </w:pPr>
+            <w:r>
+              <w:rPr>
+                <w:rFonts w:ascii="Calibri" w:hAnsi="Calibri" w:eastAsia="微软雅黑"/>
+                <w:b w:val="0"/>
+                <w:i w:val="0"/>
+                <w:color w:val="222222"/>
+                <w:sz w:val="19"/>
+              </w:rPr>
+              <w:t>adj.</w:t>
+            </w:r>
+          </w:p>
+        </w:tc>
+        <w:tc>
+          <w:tcPr>
+            <w:tcW w:type="dxa" w:w="3175"/>
+            <w:vAlign w:val="center"/>
+          </w:tcPr>
+          <w:p>
+            <w:pPr>
+              <w:spacing w:after="20" w:before="20"/>
+              <w:jc w:val="center"/>
+            </w:pPr>
+            <w:r>
+              <w:rPr>
+                <w:rFonts w:ascii="Calibri" w:hAnsi="Calibri" w:eastAsia="微软雅黑"/>
+                <w:b w:val="0"/>
+                <w:i w:val="0"/>
+                <w:color w:val="222222"/>
+                <w:sz w:val="19"/>
+              </w:rPr>
+              <w:t>慢的</w:t>
+            </w:r>
+          </w:p>
+        </w:tc>
+      </w:tr>
+    </w:tbl>
+    <w:p>
+      <w:pPr>
+        <w:spacing w:before="0" w:after="60" w:line="312" w:lineRule="auto"/>
+      </w:pPr>
+    </w:p>
+    <w:p>
+      <w:pPr>
+        <w:keepNext/>
+        <w:spacing w:before="120" w:after="40" w:line="312" w:lineRule="auto"/>
+      </w:pPr>
+      <w:r>
+        <w:rPr>
+          <w:rFonts w:ascii="Calibri" w:hAnsi="Calibri" w:eastAsia="微软雅黑"/>
+          <w:b/>
+          <w:i w:val="0"/>
+          <w:color w:val="222222"/>
+          <w:sz w:val="23"/>
+        </w:rPr>
+        <w:t xml:space="preserve">5. </w:t>
+      </w:r>
+      <w:r>
+        <w:rPr>
+          <w:rFonts w:ascii="Calibri" w:hAnsi="Calibri" w:eastAsia="微软雅黑"/>
+          <w:b/>
+          <w:i w:val="0"/>
+          <w:color w:val="F08A24"/>
+          <w:sz w:val="24"/>
+        </w:rPr>
+        <w:t xml:space="preserve">dial  </w:t>
+      </w:r>
+      <w:r>
+        <w:rPr>
+          <w:rFonts w:ascii="Calibri" w:hAnsi="Calibri" w:eastAsia="微软雅黑"/>
+          <w:b w:val="0"/>
+          <w:i w:val="0"/>
+          <w:color w:val="8A8A8A"/>
+          <w:sz w:val="18"/>
+        </w:rPr>
+        <w:t>（7下高频 · 篇章词）</w:t>
+      </w:r>
+    </w:p>
+    <w:p>
+      <w:pPr>
+        <w:spacing w:before="0" w:after="40" w:line="300" w:lineRule="auto"/>
+        <w:ind w:left="227"/>
+      </w:pPr>
+      <w:r>
+        <w:rPr>
+          <w:rFonts w:ascii="Calibri" w:hAnsi="Calibri" w:eastAsia="微软雅黑"/>
+          <w:b/>
+          <w:i w:val="0"/>
+          <w:color w:val="F08A24"/>
+          <w:sz w:val="21"/>
+        </w:rPr>
+        <w:t>★</w:t>
+      </w:r>
+      <w:r>
+        <w:rPr>
+          <w:rFonts w:ascii="Calibri" w:hAnsi="Calibri" w:eastAsia="微软雅黑"/>
+          <w:b/>
+          <w:i w:val="0"/>
+          <w:color w:val="0E8C84"/>
+          <w:sz w:val="21"/>
+        </w:rPr>
+        <w:t>音：</w:t>
+      </w:r>
+      <w:r>
+        <w:rPr>
+          <w:rFonts w:ascii="Calibri" w:hAnsi="Calibri" w:eastAsia="微软雅黑"/>
+          <w:b w:val="0"/>
+          <w:i w:val="0"/>
+          <w:color w:val="0E8C84"/>
+          <w:sz w:val="21"/>
+        </w:rPr>
+        <w:t>/ˈdaɪəl/</w:t>
+      </w:r>
+    </w:p>
+    <w:p>
+      <w:pPr>
+        <w:spacing w:before="0" w:after="40" w:line="300" w:lineRule="auto"/>
+        <w:ind w:left="227"/>
+      </w:pPr>
+      <w:r>
+        <w:rPr>
+          <w:rFonts w:ascii="Calibri" w:hAnsi="Calibri" w:eastAsia="微软雅黑"/>
+          <w:b/>
+          <w:i w:val="0"/>
+          <w:color w:val="F08A24"/>
+          <w:sz w:val="21"/>
+        </w:rPr>
+        <w:t>★</w:t>
+      </w:r>
+      <w:r>
+        <w:rPr>
+          <w:rFonts w:ascii="Calibri" w:hAnsi="Calibri" w:eastAsia="微软雅黑"/>
+          <w:b/>
+          <w:i w:val="0"/>
+          <w:color w:val="0E8C84"/>
+          <w:sz w:val="21"/>
+        </w:rPr>
+        <w:t>形：</w:t>
+      </w:r>
+      <w:r>
+        <w:rPr>
+          <w:rFonts w:ascii="Calibri" w:hAnsi="Calibri" w:eastAsia="微软雅黑"/>
+          <w:b/>
+          <w:i w:val="0"/>
+          <w:color w:val="222222"/>
+          <w:sz w:val="21"/>
+        </w:rPr>
+        <w:t>dial</w:t>
+      </w:r>
+      <w:r>
+        <w:rPr>
+          <w:rFonts w:ascii="Calibri" w:hAnsi="Calibri" w:eastAsia="微软雅黑"/>
+          <w:b w:val="0"/>
+          <w:i w:val="0"/>
+          <w:color w:val="222222"/>
+          <w:sz w:val="21"/>
+        </w:rPr>
+        <w:t xml:space="preserve">（拨号 / 表盘）—— </w:t>
+      </w:r>
+      <w:r>
+        <w:rPr>
+          <w:rFonts w:ascii="Calibri" w:hAnsi="Calibri" w:eastAsia="微软雅黑"/>
+          <w:b w:val="0"/>
+          <w:i w:val="0"/>
+          <w:color w:val="222222"/>
+          <w:sz w:val="21"/>
+        </w:rPr>
+        <w:t>di</w:t>
+      </w:r>
+      <w:r>
+        <w:rPr>
+          <w:rFonts w:ascii="Calibri" w:hAnsi="Calibri" w:eastAsia="微软雅黑"/>
+          <w:b w:val="0"/>
+          <w:i w:val="0"/>
+          <w:color w:val="222222"/>
+          <w:sz w:val="21"/>
+        </w:rPr>
+        <w:t xml:space="preserve">（地）+ </w:t>
+      </w:r>
+      <w:r>
+        <w:rPr>
+          <w:rFonts w:ascii="Calibri" w:hAnsi="Calibri" w:eastAsia="微软雅黑"/>
+          <w:b w:val="0"/>
+          <w:i w:val="0"/>
+          <w:color w:val="222222"/>
+          <w:sz w:val="21"/>
+        </w:rPr>
+        <w:t>al</w:t>
+      </w:r>
+      <w:r>
+        <w:rPr>
+          <w:rFonts w:ascii="Calibri" w:hAnsi="Calibri" w:eastAsia="微软雅黑"/>
+          <w:b w:val="0"/>
+          <w:i w:val="0"/>
+          <w:color w:val="222222"/>
+          <w:sz w:val="21"/>
+        </w:rPr>
+        <w:t>，拨号要 “按”</w:t>
+      </w:r>
+    </w:p>
+    <w:p>
+      <w:pPr>
+        <w:spacing w:before="0" w:after="40" w:line="300" w:lineRule="auto"/>
+        <w:ind w:left="227"/>
+      </w:pPr>
+      <w:r>
+        <w:rPr>
+          <w:rFonts w:ascii="Calibri" w:hAnsi="Calibri" w:eastAsia="微软雅黑"/>
+          <w:b/>
+          <w:i w:val="0"/>
+          <w:color w:val="F08A24"/>
+          <w:sz w:val="21"/>
+        </w:rPr>
+        <w:t>★</w:t>
+      </w:r>
+      <w:r>
+        <w:rPr>
+          <w:rFonts w:ascii="Calibri" w:hAnsi="Calibri" w:eastAsia="微软雅黑"/>
+          <w:b/>
+          <w:i w:val="0"/>
+          <w:color w:val="0E8C84"/>
+          <w:sz w:val="21"/>
+        </w:rPr>
+        <w:t>意：</w:t>
+      </w:r>
+      <w:r>
+        <w:rPr>
+          <w:rFonts w:ascii="Calibri" w:hAnsi="Calibri" w:eastAsia="微软雅黑"/>
+          <w:b w:val="0"/>
+          <w:i w:val="0"/>
+          <w:color w:val="222222"/>
+          <w:sz w:val="21"/>
+        </w:rPr>
+        <w:t>v. 拨（电话号码）　n. 表盘；刻度盘</w:t>
+      </w:r>
+    </w:p>
+    <w:p>
+      <w:pPr>
+        <w:spacing w:before="0" w:after="40" w:line="300" w:lineRule="auto"/>
+        <w:ind w:left="227"/>
+      </w:pPr>
+      <w:r>
+        <w:rPr>
+          <w:rFonts w:ascii="Calibri" w:hAnsi="Calibri" w:eastAsia="微软雅黑"/>
+          <w:b/>
+          <w:i w:val="0"/>
+          <w:color w:val="F08A24"/>
+          <w:sz w:val="21"/>
+        </w:rPr>
+        <w:t>★</w:t>
+      </w:r>
+      <w:r>
+        <w:rPr>
+          <w:rFonts w:ascii="Calibri" w:hAnsi="Calibri" w:eastAsia="微软雅黑"/>
+          <w:b/>
+          <w:i w:val="0"/>
+          <w:color w:val="0E8C84"/>
+          <w:sz w:val="21"/>
+        </w:rPr>
+        <w:t>用：</w:t>
+      </w:r>
+      <w:r>
+        <w:rPr>
+          <w:rFonts w:ascii="Calibri" w:hAnsi="Calibri" w:eastAsia="微软雅黑"/>
+          <w:b w:val="0"/>
+          <w:i w:val="0"/>
+          <w:color w:val="222222"/>
+          <w:sz w:val="21"/>
+        </w:rPr>
+        <w:t xml:space="preserve">dial the number </w:t>
+      </w:r>
+      <w:r>
+        <w:rPr>
+          <w:rFonts w:ascii="Calibri" w:hAnsi="Calibri" w:eastAsia="微软雅黑"/>
+          <w:b w:val="0"/>
+          <w:i w:val="0"/>
+          <w:color w:val="222222"/>
+          <w:sz w:val="21"/>
+        </w:rPr>
+        <w:t>拨号码；</w:t>
+      </w:r>
+      <w:r>
+        <w:rPr>
+          <w:rFonts w:ascii="Calibri" w:hAnsi="Calibri" w:eastAsia="微软雅黑"/>
+          <w:b w:val="0"/>
+          <w:i w:val="0"/>
+          <w:color w:val="222222"/>
+          <w:sz w:val="21"/>
+        </w:rPr>
+        <w:t xml:space="preserve">dial 110 </w:t>
+      </w:r>
+      <w:r>
+        <w:rPr>
+          <w:rFonts w:ascii="Calibri" w:hAnsi="Calibri" w:eastAsia="微软雅黑"/>
+          <w:b w:val="0"/>
+          <w:i w:val="0"/>
+          <w:color w:val="222222"/>
+          <w:sz w:val="21"/>
+        </w:rPr>
+        <w:t>拨打 110</w:t>
+      </w:r>
+    </w:p>
+    <w:p>
+      <w:pPr>
+        <w:spacing w:before="0" w:after="40" w:line="300" w:lineRule="auto"/>
+        <w:ind w:left="227"/>
+      </w:pPr>
+      <w:r>
+        <w:rPr>
+          <w:rFonts w:ascii="Calibri" w:hAnsi="Calibri" w:eastAsia="微软雅黑"/>
+          <w:b/>
+          <w:i w:val="0"/>
+          <w:color w:val="F08A24"/>
+          <w:sz w:val="21"/>
+        </w:rPr>
+        <w:t>★</w:t>
+      </w:r>
+      <w:r>
+        <w:rPr>
+          <w:rFonts w:ascii="Calibri" w:hAnsi="Calibri" w:eastAsia="微软雅黑"/>
+          <w:b/>
+          <w:i w:val="0"/>
+          <w:color w:val="0E8C84"/>
+          <w:sz w:val="21"/>
+        </w:rPr>
+        <w:t>拓：</w:t>
+      </w:r>
+      <w:r>
+        <w:rPr>
+          <w:rFonts w:ascii="Calibri" w:hAnsi="Calibri" w:eastAsia="微软雅黑"/>
+          <w:b/>
+          <w:i w:val="0"/>
+          <w:color w:val="222222"/>
+          <w:sz w:val="21"/>
+        </w:rPr>
+        <w:t xml:space="preserve">redial </w:t>
+      </w:r>
+      <w:r>
+        <w:rPr>
+          <w:rFonts w:ascii="Calibri" w:hAnsi="Calibri" w:eastAsia="微软雅黑"/>
+          <w:b w:val="0"/>
+          <w:i w:val="0"/>
+          <w:color w:val="222222"/>
+          <w:sz w:val="21"/>
+        </w:rPr>
+        <w:t>（re- + dial）v. 重拨；</w:t>
+      </w:r>
+      <w:r>
+        <w:rPr>
+          <w:rFonts w:ascii="Calibri" w:hAnsi="Calibri" w:eastAsia="微软雅黑"/>
+          <w:b/>
+          <w:i w:val="0"/>
+          <w:color w:val="222222"/>
+          <w:sz w:val="21"/>
+        </w:rPr>
+        <w:t xml:space="preserve">call </w:t>
+      </w:r>
+      <w:r>
+        <w:rPr>
+          <w:rFonts w:ascii="Calibri" w:hAnsi="Calibri" w:eastAsia="微软雅黑"/>
+          <w:b w:val="0"/>
+          <w:i w:val="0"/>
+          <w:color w:val="222222"/>
+          <w:sz w:val="21"/>
+        </w:rPr>
+        <w:t>（近义）v. 打电话</w:t>
       </w:r>
     </w:p>
     <w:tbl>
@@ -10451,7 +14271,17 @@
                 <w:color w:val="222222"/>
                 <w:sz w:val="20"/>
               </w:rPr>
-              <w:t>有……的天赋 → ____ ；……的一员 → ____ ；接电话 → ____ ；足够的时间 → ____ 。</w:t>
+              <w:t>有……的天赋 → ____ ；……的一员 → ____ ；足够的时间 → ____ ；</w:t>
+            </w:r>
+            <w:r>
+              <w:rPr>
+                <w:rFonts w:ascii="Calibri" w:hAnsi="Calibri" w:eastAsia="微软雅黑"/>
+                <w:b w:val="0"/>
+                <w:i w:val="0"/>
+                <w:color w:val="222222"/>
+                <w:sz w:val="20"/>
+              </w:rPr>
+              <w:t>快速看一眼 → ____ ；拨号码 → ____ 。</w:t>
             </w:r>
           </w:p>
         </w:tc>
@@ -14230,7 +18060,7 @@
                 <w:color w:val="222222"/>
                 <w:sz w:val="20"/>
               </w:rPr>
-              <w:t>have a gift for / a member of / answer the phone / enough time</w:t>
+              <w:t>have a gift for sth. / a member of / enough time / have a quick look / dial the number</w:t>
             </w:r>
           </w:p>
           <w:p>

--- a/26秋7年级讲义/【26秋】7年级讲义（第1-3讲）.docx
+++ b/26秋7年级讲义/【26秋】7年级讲义（第1-3讲）.docx
@@ -10422,6 +10422,137 @@
       <w:tblPr>
         <w:tblW w:type="auto" w:w="0"/>
         <w:tblBorders>
+          <w:top w:val="single" w:sz="12" w:space="0" w:color="F6B35C"/>
+          <w:left w:val="single" w:sz="12" w:space="0" w:color="F6B35C"/>
+          <w:bottom w:val="single" w:sz="12" w:space="0" w:color="F6B35C"/>
+          <w:right w:val="single" w:sz="12" w:space="0" w:color="F6B35C"/>
+          <w:insideH w:val="single" w:sz="12" w:space="0" w:color="F6B35C"/>
+          <w:insideV w:val="single" w:sz="12" w:space="0" w:color="F6B35C"/>
+        </w:tblBorders>
+        <w:tblLayout w:type="fixed"/>
+        <w:tblLook w:firstColumn="1" w:firstRow="1" w:lastColumn="0" w:lastRow="0" w:noHBand="0" w:noVBand="1" w:val="04A0"/>
+      </w:tblPr>
+      <w:tblGrid>
+        <w:gridCol w:w="9412"/>
+      </w:tblGrid>
+      <w:tr>
+        <w:tc>
+          <w:tcPr>
+            <w:tcW w:type="dxa" w:w="9411"/>
+            <w:shd w:val="clear" w:color="auto" w:fill="FFF3E2"/>
+          </w:tcPr>
+          <w:p>
+            <w:pPr>
+              <w:spacing w:after="40"/>
+            </w:pPr>
+            <w:r>
+              <w:rPr>
+                <w:rFonts w:ascii="Calibri" w:hAnsi="Calibri" w:eastAsia="微软雅黑"/>
+                <w:b/>
+                <w:i w:val="0"/>
+                <w:color w:val="F08A24"/>
+                <w:sz w:val="22"/>
+              </w:rPr>
+              <w:t xml:space="preserve">💡 </w:t>
+            </w:r>
+            <w:r>
+              <w:rPr>
+                <w:rFonts w:ascii="Calibri" w:hAnsi="Calibri" w:eastAsia="微软雅黑"/>
+                <w:b/>
+                <w:i w:val="0"/>
+                <w:color w:val="F08A24"/>
+                <w:sz w:val="22"/>
+              </w:rPr>
+              <w:t>🎧 听力录音原文（Tapescript）</w:t>
+            </w:r>
+          </w:p>
+          <w:p>
+            <w:pPr>
+              <w:spacing w:after="40" w:line="300" w:lineRule="auto"/>
+            </w:pPr>
+            <w:r>
+              <w:rPr>
+                <w:rFonts w:ascii="Calibri" w:hAnsi="Calibri" w:eastAsia="微软雅黑"/>
+                <w:b w:val="0"/>
+                <w:i w:val="0"/>
+                <w:color w:val="222222"/>
+                <w:sz w:val="19"/>
+              </w:rPr>
+              <w:t>1. W: Excuse me, where shall we meet tomorrow morning?  M: Let's meet at the school gate at eight.</w:t>
+            </w:r>
+          </w:p>
+          <w:p>
+            <w:pPr>
+              <w:spacing w:after="40" w:line="300" w:lineRule="auto"/>
+            </w:pPr>
+            <w:r>
+              <w:rPr>
+                <w:rFonts w:ascii="Calibri" w:hAnsi="Calibri" w:eastAsia="微软雅黑"/>
+                <w:b w:val="0"/>
+                <w:i w:val="0"/>
+                <w:color w:val="222222"/>
+                <w:sz w:val="19"/>
+              </w:rPr>
+              <w:t>2. M: How much is the ticket for each student?  W: It's ten yuan.</w:t>
+            </w:r>
+          </w:p>
+          <w:p>
+            <w:pPr>
+              <w:spacing w:after="40" w:line="300" w:lineRule="auto"/>
+            </w:pPr>
+            <w:r>
+              <w:rPr>
+                <w:rFonts w:ascii="Calibri" w:hAnsi="Calibri" w:eastAsia="微软雅黑"/>
+                <w:b w:val="0"/>
+                <w:i w:val="0"/>
+                <w:color w:val="222222"/>
+                <w:sz w:val="19"/>
+              </w:rPr>
+              <w:t>3. W: What time will the film begin?  M: At three o'clock. Don't be late.</w:t>
+            </w:r>
+          </w:p>
+          <w:p>
+            <w:pPr>
+              <w:spacing w:after="40" w:line="300" w:lineRule="auto"/>
+            </w:pPr>
+            <w:r>
+              <w:rPr>
+                <w:rFonts w:ascii="Calibri" w:hAnsi="Calibri" w:eastAsia="微软雅黑"/>
+                <w:b w:val="0"/>
+                <w:i w:val="0"/>
+                <w:color w:val="222222"/>
+                <w:sz w:val="19"/>
+              </w:rPr>
+              <w:t>4. W: What do you want to be when you grow up, Jack?  M: I want to be a teacher, like my mother.</w:t>
+            </w:r>
+          </w:p>
+          <w:p>
+            <w:pPr>
+              <w:spacing w:after="40" w:line="300" w:lineRule="auto"/>
+            </w:pPr>
+            <w:r>
+              <w:rPr>
+                <w:rFonts w:ascii="Calibri" w:hAnsi="Calibri" w:eastAsia="微软雅黑"/>
+                <w:b w:val="0"/>
+                <w:i w:val="0"/>
+                <w:color w:val="222222"/>
+                <w:sz w:val="19"/>
+              </w:rPr>
+              <w:t>5. M: How will we go to the park?  W: It's a little far. Let's go by bus.</w:t>
+            </w:r>
+          </w:p>
+        </w:tc>
+      </w:tr>
+    </w:tbl>
+    <w:p>
+      <w:pPr>
+        <w:spacing w:before="0" w:after="40" w:line="312" w:lineRule="auto"/>
+      </w:pPr>
+    </w:p>
+    <w:tbl>
+      <w:tblPr>
+        <w:tblW w:type="auto" w:w="0"/>
+        <w:tblBorders>
           <w:top w:val="single" w:sz="12" w:space="0" w:color="16A39A"/>
           <w:left w:val="single" w:sz="12" w:space="0" w:color="16A39A"/>
           <w:bottom w:val="single" w:sz="12" w:space="0" w:color="16A39A"/>
@@ -17969,6 +18100,182 @@
       <w:tblPr>
         <w:tblW w:type="auto" w:w="0"/>
         <w:tblBorders>
+          <w:top w:val="single" w:sz="12" w:space="0" w:color="F6B35C"/>
+          <w:left w:val="single" w:sz="12" w:space="0" w:color="F6B35C"/>
+          <w:bottom w:val="single" w:sz="12" w:space="0" w:color="F6B35C"/>
+          <w:right w:val="single" w:sz="12" w:space="0" w:color="F6B35C"/>
+          <w:insideH w:val="single" w:sz="12" w:space="0" w:color="F6B35C"/>
+          <w:insideV w:val="single" w:sz="12" w:space="0" w:color="F6B35C"/>
+        </w:tblBorders>
+        <w:tblLayout w:type="fixed"/>
+        <w:tblLook w:firstColumn="1" w:firstRow="1" w:lastColumn="0" w:lastRow="0" w:noHBand="0" w:noVBand="1" w:val="04A0"/>
+      </w:tblPr>
+      <w:tblGrid>
+        <w:gridCol w:w="9412"/>
+      </w:tblGrid>
+      <w:tr>
+        <w:tc>
+          <w:tcPr>
+            <w:tcW w:type="dxa" w:w="9411"/>
+            <w:shd w:val="clear" w:color="auto" w:fill="FFF3E2"/>
+          </w:tcPr>
+          <w:p>
+            <w:pPr>
+              <w:spacing w:after="40"/>
+            </w:pPr>
+            <w:r>
+              <w:rPr>
+                <w:rFonts w:ascii="Calibri" w:hAnsi="Calibri" w:eastAsia="微软雅黑"/>
+                <w:b/>
+                <w:i w:val="0"/>
+                <w:color w:val="F08A24"/>
+                <w:sz w:val="22"/>
+              </w:rPr>
+              <w:t xml:space="preserve">💡 </w:t>
+            </w:r>
+            <w:r>
+              <w:rPr>
+                <w:rFonts w:ascii="Calibri" w:hAnsi="Calibri" w:eastAsia="微软雅黑"/>
+                <w:b/>
+                <w:i w:val="0"/>
+                <w:color w:val="F08A24"/>
+                <w:sz w:val="22"/>
+              </w:rPr>
+              <w:t>🎧 听力录音原文（Tapescript）</w:t>
+            </w:r>
+          </w:p>
+          <w:p>
+            <w:pPr>
+              <w:spacing w:after="40" w:line="300" w:lineRule="auto"/>
+            </w:pPr>
+            <w:r>
+              <w:rPr>
+                <w:rFonts w:ascii="Calibri" w:hAnsi="Calibri" w:eastAsia="微软雅黑"/>
+                <w:b w:val="0"/>
+                <w:i w:val="0"/>
+                <w:color w:val="222222"/>
+                <w:sz w:val="19"/>
+              </w:rPr>
+              <w:t>W: The Mid-Autumn Festival is coming. What shall we do, Dad?</w:t>
+            </w:r>
+          </w:p>
+          <w:p>
+            <w:pPr>
+              <w:spacing w:after="40" w:line="300" w:lineRule="auto"/>
+            </w:pPr>
+            <w:r>
+              <w:rPr>
+                <w:rFonts w:ascii="Calibri" w:hAnsi="Calibri" w:eastAsia="微软雅黑"/>
+                <w:b w:val="0"/>
+                <w:i w:val="0"/>
+                <w:color w:val="222222"/>
+                <w:sz w:val="19"/>
+              </w:rPr>
+              <w:t>M: Let's visit your grandparents. They live in the countryside.</w:t>
+            </w:r>
+          </w:p>
+          <w:p>
+            <w:pPr>
+              <w:spacing w:after="40" w:line="300" w:lineRule="auto"/>
+            </w:pPr>
+            <w:r>
+              <w:rPr>
+                <w:rFonts w:ascii="Calibri" w:hAnsi="Calibri" w:eastAsia="微软雅黑"/>
+                <w:b w:val="0"/>
+                <w:i w:val="0"/>
+                <w:color w:val="222222"/>
+                <w:sz w:val="19"/>
+              </w:rPr>
+              <w:t>W: Great! When shall we go? On Saturday?</w:t>
+            </w:r>
+          </w:p>
+          <w:p>
+            <w:pPr>
+              <w:spacing w:after="40" w:line="300" w:lineRule="auto"/>
+            </w:pPr>
+            <w:r>
+              <w:rPr>
+                <w:rFonts w:ascii="Calibri" w:hAnsi="Calibri" w:eastAsia="微软雅黑"/>
+                <w:b w:val="0"/>
+                <w:i w:val="0"/>
+                <w:color w:val="222222"/>
+                <w:sz w:val="19"/>
+              </w:rPr>
+              <w:t>M: I have to work on Saturday. Let's go on Sunday.</w:t>
+            </w:r>
+          </w:p>
+          <w:p>
+            <w:pPr>
+              <w:spacing w:after="40" w:line="300" w:lineRule="auto"/>
+            </w:pPr>
+            <w:r>
+              <w:rPr>
+                <w:rFonts w:ascii="Calibri" w:hAnsi="Calibri" w:eastAsia="微软雅黑"/>
+                <w:b w:val="0"/>
+                <w:i w:val="0"/>
+                <w:color w:val="222222"/>
+                <w:sz w:val="19"/>
+              </w:rPr>
+              <w:t>W: How will we get there? By train?</w:t>
+            </w:r>
+          </w:p>
+          <w:p>
+            <w:pPr>
+              <w:spacing w:after="40" w:line="300" w:lineRule="auto"/>
+            </w:pPr>
+            <w:r>
+              <w:rPr>
+                <w:rFonts w:ascii="Calibri" w:hAnsi="Calibri" w:eastAsia="微软雅黑"/>
+                <w:b w:val="0"/>
+                <w:i w:val="0"/>
+                <w:color w:val="222222"/>
+                <w:sz w:val="19"/>
+              </w:rPr>
+              <w:t>M: No, by car. It's faster. And we should buy some moon cakes for them.</w:t>
+            </w:r>
+          </w:p>
+          <w:p>
+            <w:pPr>
+              <w:spacing w:after="40" w:line="300" w:lineRule="auto"/>
+            </w:pPr>
+            <w:r>
+              <w:rPr>
+                <w:rFonts w:ascii="Calibri" w:hAnsi="Calibri" w:eastAsia="微软雅黑"/>
+                <w:b w:val="0"/>
+                <w:i w:val="0"/>
+                <w:color w:val="222222"/>
+                <w:sz w:val="19"/>
+              </w:rPr>
+              <w:t>W: Good idea — they love moon cakes! We'll leave early in the morning, right?</w:t>
+            </w:r>
+          </w:p>
+          <w:p>
+            <w:pPr>
+              <w:spacing w:after="40" w:line="300" w:lineRule="auto"/>
+            </w:pPr>
+            <w:r>
+              <w:rPr>
+                <w:rFonts w:ascii="Calibri" w:hAnsi="Calibri" w:eastAsia="微软雅黑"/>
+                <w:b w:val="0"/>
+                <w:i w:val="0"/>
+                <w:color w:val="222222"/>
+                <w:sz w:val="19"/>
+              </w:rPr>
+              <w:t>M: Yes. Please remind me.  W: OK, Dad, please get up early and don't oversleep!</w:t>
+            </w:r>
+          </w:p>
+        </w:tc>
+      </w:tr>
+    </w:tbl>
+    <w:p>
+      <w:pPr>
+        <w:spacing w:before="0" w:after="40" w:line="312" w:lineRule="auto"/>
+      </w:pPr>
+    </w:p>
+    <w:tbl>
+      <w:tblPr>
+        <w:tblW w:type="auto" w:w="0"/>
+        <w:tblBorders>
           <w:top w:val="single" w:sz="12" w:space="0" w:color="16A39A"/>
           <w:left w:val="single" w:sz="12" w:space="0" w:color="16A39A"/>
           <w:bottom w:val="single" w:sz="12" w:space="0" w:color="16A39A"/>
@@ -21028,6 +21335,107 @@
         </w:rPr>
         <w:t>________________________________________________________</w:t>
       </w:r>
+    </w:p>
+    <w:tbl>
+      <w:tblPr>
+        <w:tblW w:type="auto" w:w="0"/>
+        <w:tblBorders>
+          <w:top w:val="single" w:sz="12" w:space="0" w:color="F6B35C"/>
+          <w:left w:val="single" w:sz="12" w:space="0" w:color="F6B35C"/>
+          <w:bottom w:val="single" w:sz="12" w:space="0" w:color="F6B35C"/>
+          <w:right w:val="single" w:sz="12" w:space="0" w:color="F6B35C"/>
+          <w:insideH w:val="single" w:sz="12" w:space="0" w:color="F6B35C"/>
+          <w:insideV w:val="single" w:sz="12" w:space="0" w:color="F6B35C"/>
+        </w:tblBorders>
+        <w:tblLayout w:type="fixed"/>
+        <w:tblLook w:firstColumn="1" w:firstRow="1" w:lastColumn="0" w:lastRow="0" w:noHBand="0" w:noVBand="1" w:val="04A0"/>
+      </w:tblPr>
+      <w:tblGrid>
+        <w:gridCol w:w="9412"/>
+      </w:tblGrid>
+      <w:tr>
+        <w:tc>
+          <w:tcPr>
+            <w:tcW w:type="dxa" w:w="9411"/>
+            <w:shd w:val="clear" w:color="auto" w:fill="FFF3E2"/>
+          </w:tcPr>
+          <w:p>
+            <w:pPr>
+              <w:spacing w:after="40"/>
+            </w:pPr>
+            <w:r>
+              <w:rPr>
+                <w:rFonts w:ascii="Calibri" w:hAnsi="Calibri" w:eastAsia="微软雅黑"/>
+                <w:b/>
+                <w:i w:val="0"/>
+                <w:color w:val="F08A24"/>
+                <w:sz w:val="22"/>
+              </w:rPr>
+              <w:t xml:space="preserve">💡 </w:t>
+            </w:r>
+            <w:r>
+              <w:rPr>
+                <w:rFonts w:ascii="Calibri" w:hAnsi="Calibri" w:eastAsia="微软雅黑"/>
+                <w:b/>
+                <w:i w:val="0"/>
+                <w:color w:val="F08A24"/>
+                <w:sz w:val="22"/>
+              </w:rPr>
+              <w:t>🎧 听力录音原文（Tapescript）</w:t>
+            </w:r>
+          </w:p>
+          <w:p>
+            <w:pPr>
+              <w:spacing w:after="40" w:line="300" w:lineRule="auto"/>
+            </w:pPr>
+            <w:r>
+              <w:rPr>
+                <w:rFonts w:ascii="Calibri" w:hAnsi="Calibri" w:eastAsia="微软雅黑"/>
+                <w:b w:val="0"/>
+                <w:i w:val="0"/>
+                <w:color w:val="222222"/>
+                <w:sz w:val="19"/>
+              </w:rPr>
+              <w:t>Hello, everyone. Let me tell you something about my family. There are four people in my family: my father, my mother, my elder sister and I.</w:t>
+            </w:r>
+          </w:p>
+          <w:p>
+            <w:pPr>
+              <w:spacing w:after="40" w:line="300" w:lineRule="auto"/>
+            </w:pPr>
+            <w:r>
+              <w:rPr>
+                <w:rFonts w:ascii="Calibri" w:hAnsi="Calibri" w:eastAsia="微软雅黑"/>
+                <w:b w:val="0"/>
+                <w:i w:val="0"/>
+                <w:color w:val="222222"/>
+                <w:sz w:val="19"/>
+              </w:rPr>
+              <w:t>My father is a bus driver. He is tall and he likes listening to music. My mother is a nurse. She has long curly hair and she is good at cooking. My sister is a middle school student; she likes singing and dancing.</w:t>
+            </w:r>
+          </w:p>
+          <w:p>
+            <w:pPr>
+              <w:spacing w:after="40" w:line="300" w:lineRule="auto"/>
+            </w:pPr>
+            <w:r>
+              <w:rPr>
+                <w:rFonts w:ascii="Calibri" w:hAnsi="Calibri" w:eastAsia="微软雅黑"/>
+                <w:b w:val="0"/>
+                <w:i w:val="0"/>
+                <w:color w:val="222222"/>
+                <w:sz w:val="19"/>
+              </w:rPr>
+              <w:t>I love my family very much. We are very happy together. That's all. Thank you.</w:t>
+            </w:r>
+          </w:p>
+        </w:tc>
+      </w:tr>
+    </w:tbl>
+    <w:p>
+      <w:pPr>
+        <w:spacing w:before="0" w:after="40" w:line="312" w:lineRule="auto"/>
+      </w:pPr>
     </w:p>
     <w:tbl>
       <w:tblPr>
